--- a/LPR_Frontend_Handover_Document.docx
+++ b/LPR_Frontend_Handover_Document.docx
@@ -1417,13 +1417,18 @@
       <w:pPr>
         <w:rPr>
           <w:rFonts w:ascii="TH Sarabun New" w:hAnsi="TH Sarabun New" w:cs="TH Sarabun New"/>
-          <w:sz w:val="32"/>
-          <w:szCs w:val="32"/>
+          <w:b/>
+          <w:bCs/>
+          <w:sz w:val="32"/>
+          <w:szCs w:val="32"/>
+          <w:lang w:bidi="th-TH"/>
         </w:rPr>
       </w:pPr>
       <w:r>
         <w:rPr>
           <w:rFonts w:ascii="TH Sarabun New" w:hAnsi="TH Sarabun New" w:cs="TH Sarabun New"/>
+          <w:b/>
+          <w:bCs/>
           <w:sz w:val="32"/>
           <w:szCs w:val="32"/>
         </w:rPr>
@@ -1433,6 +1438,8 @@
       <w:r>
         <w:rPr>
           <w:rFonts w:ascii="TH Sarabun New" w:hAnsi="TH Sarabun New" w:cs="TH Sarabun New"/>
+          <w:b/>
+          <w:bCs/>
           <w:sz w:val="32"/>
           <w:szCs w:val="32"/>
           <w:lang w:bidi="th-TH"/>
@@ -1443,6 +1450,8 @@
       <w:r>
         <w:rPr>
           <w:rFonts w:ascii="TH Sarabun New" w:hAnsi="TH Sarabun New" w:cs="TH Sarabun New"/>
+          <w:b/>
+          <w:bCs/>
           <w:sz w:val="32"/>
           <w:szCs w:val="32"/>
         </w:rPr>
@@ -1475,27 +1484,6 @@
           <w:szCs w:val="32"/>
           <w:lang w:bidi="th-TH"/>
         </w:rPr>
-        <w:t>ผู้ส่งมอบได้ดำเนินการออกแบบและพัฒนาระบบหน้าบ้าน</w:t>
-      </w:r>
-      <w:proofErr w:type="spellEnd"/>
-      <w:r>
-        <w:rPr>
-          <w:rFonts w:ascii="TH Sarabun New" w:hAnsi="TH Sarabun New" w:cs="TH Sarabun New" w:hint="cs"/>
-          <w:sz w:val="32"/>
-          <w:szCs w:val="32"/>
-          <w:cs/>
-          <w:lang w:bidi="th-TH"/>
-        </w:rPr>
-        <w:t xml:space="preserve"> </w:t>
-      </w:r>
-      <w:proofErr w:type="spellStart"/>
-      <w:r>
-        <w:rPr>
-          <w:rFonts w:ascii="TH Sarabun New" w:hAnsi="TH Sarabun New" w:cs="TH Sarabun New"/>
-          <w:sz w:val="32"/>
-          <w:szCs w:val="32"/>
-          <w:lang w:bidi="th-TH"/>
-        </w:rPr>
         <w:t>โดยประกอบด้วยโมดูลและฟังก์ชันการทำงานหลักจำนวน</w:t>
       </w:r>
       <w:proofErr w:type="spellEnd"/>
@@ -1548,35 +1536,20 @@
     </w:p>
     <w:tbl>
       <w:tblPr>
-        <w:tblW w:w="9076" w:type="dxa"/>
-        <w:jc w:val="center"/>
+        <w:tblStyle w:val="TableGrid"/>
+        <w:tblW w:w="9450" w:type="dxa"/>
+        <w:tblInd w:w="288" w:type="dxa"/>
         <w:tblLook w:val="04A0" w:firstRow="1" w:lastRow="0" w:firstColumn="1" w:lastColumn="0" w:noHBand="0" w:noVBand="1"/>
       </w:tblPr>
       <w:tblGrid>
-        <w:gridCol w:w="796"/>
-        <w:gridCol w:w="3255"/>
-        <w:gridCol w:w="5025"/>
+        <w:gridCol w:w="724"/>
+        <w:gridCol w:w="3291"/>
+        <w:gridCol w:w="5649"/>
       </w:tblGrid>
       <w:tr>
-        <w:trPr>
-          <w:jc w:val="center"/>
-        </w:trPr>
         <w:tc>
           <w:tcPr>
-            <w:tcW w:w="796" w:type="dxa"/>
-            <w:tcBorders>
-              <w:top w:val="single" w:sz="4" w:space="0" w:color="95B3D7" w:themeColor="accent1" w:themeTint="99"/>
-              <w:left w:val="single" w:sz="4" w:space="0" w:color="95B3D7" w:themeColor="accent1" w:themeTint="99"/>
-              <w:bottom w:val="single" w:sz="4" w:space="0" w:color="95B3D7" w:themeColor="accent1" w:themeTint="99"/>
-              <w:right w:val="single" w:sz="4" w:space="0" w:color="95B3D7" w:themeColor="accent1" w:themeTint="99"/>
-            </w:tcBorders>
-            <w:shd w:val="clear" w:color="auto" w:fill="DAEEF3" w:themeFill="accent5" w:themeFillTint="33"/>
-            <w:tcMar>
-              <w:top w:w="120" w:type="dxa"/>
-              <w:left w:w="100" w:type="dxa"/>
-              <w:bottom w:w="120" w:type="dxa"/>
-              <w:right w:w="100" w:type="dxa"/>
-            </w:tcMar>
+            <w:tcW w:w="724" w:type="dxa"/>
           </w:tcPr>
           <w:p>
             <w:pPr>
@@ -1605,20 +1578,7 @@
         </w:tc>
         <w:tc>
           <w:tcPr>
-            <w:tcW w:w="3255" w:type="dxa"/>
-            <w:tcBorders>
-              <w:top w:val="single" w:sz="4" w:space="0" w:color="95B3D7" w:themeColor="accent1" w:themeTint="99"/>
-              <w:left w:val="single" w:sz="4" w:space="0" w:color="95B3D7" w:themeColor="accent1" w:themeTint="99"/>
-              <w:bottom w:val="single" w:sz="4" w:space="0" w:color="95B3D7" w:themeColor="accent1" w:themeTint="99"/>
-              <w:right w:val="single" w:sz="4" w:space="0" w:color="95B3D7" w:themeColor="accent1" w:themeTint="99"/>
-            </w:tcBorders>
-            <w:shd w:val="clear" w:color="auto" w:fill="DAEEF3" w:themeFill="accent5" w:themeFillTint="33"/>
-            <w:tcMar>
-              <w:top w:w="120" w:type="dxa"/>
-              <w:left w:w="100" w:type="dxa"/>
-              <w:bottom w:w="120" w:type="dxa"/>
-              <w:right w:w="100" w:type="dxa"/>
-            </w:tcMar>
+            <w:tcW w:w="3291" w:type="dxa"/>
           </w:tcPr>
           <w:p>
             <w:pPr>
@@ -1669,20 +1629,7 @@
         </w:tc>
         <w:tc>
           <w:tcPr>
-            <w:tcW w:w="5025" w:type="dxa"/>
-            <w:tcBorders>
-              <w:top w:val="single" w:sz="4" w:space="0" w:color="95B3D7" w:themeColor="accent1" w:themeTint="99"/>
-              <w:left w:val="single" w:sz="4" w:space="0" w:color="95B3D7" w:themeColor="accent1" w:themeTint="99"/>
-              <w:bottom w:val="single" w:sz="4" w:space="0" w:color="95B3D7" w:themeColor="accent1" w:themeTint="99"/>
-              <w:right w:val="single" w:sz="4" w:space="0" w:color="95B3D7" w:themeColor="accent1" w:themeTint="99"/>
-            </w:tcBorders>
-            <w:shd w:val="clear" w:color="auto" w:fill="DAEEF3" w:themeFill="accent5" w:themeFillTint="33"/>
-            <w:tcMar>
-              <w:top w:w="120" w:type="dxa"/>
-              <w:left w:w="100" w:type="dxa"/>
-              <w:bottom w:w="120" w:type="dxa"/>
-              <w:right w:w="100" w:type="dxa"/>
-            </w:tcMar>
+            <w:tcW w:w="5435" w:type="dxa"/>
           </w:tcPr>
           <w:p>
             <w:pPr>
@@ -1714,22 +1661,9 @@
         </w:tc>
       </w:tr>
       <w:tr>
-        <w:trPr>
-          <w:jc w:val="center"/>
-        </w:trPr>
         <w:tc>
           <w:tcPr>
-            <w:tcW w:w="796" w:type="dxa"/>
-            <w:tcBorders>
-              <w:top w:val="single" w:sz="4" w:space="0" w:color="95B3D7" w:themeColor="accent1" w:themeTint="99"/>
-            </w:tcBorders>
-            <w:shd w:val="clear" w:color="auto" w:fill="FFFFFF"/>
-            <w:tcMar>
-              <w:top w:w="100" w:type="dxa"/>
-              <w:left w:w="90" w:type="dxa"/>
-              <w:bottom w:w="100" w:type="dxa"/>
-              <w:right w:w="90" w:type="dxa"/>
-            </w:tcMar>
+            <w:tcW w:w="724" w:type="dxa"/>
           </w:tcPr>
           <w:p>
             <w:pPr>
@@ -1751,17 +1685,7 @@
         </w:tc>
         <w:tc>
           <w:tcPr>
-            <w:tcW w:w="3255" w:type="dxa"/>
-            <w:tcBorders>
-              <w:top w:val="single" w:sz="4" w:space="0" w:color="95B3D7" w:themeColor="accent1" w:themeTint="99"/>
-            </w:tcBorders>
-            <w:shd w:val="clear" w:color="auto" w:fill="FFFFFF"/>
-            <w:tcMar>
-              <w:top w:w="100" w:type="dxa"/>
-              <w:left w:w="90" w:type="dxa"/>
-              <w:bottom w:w="100" w:type="dxa"/>
-              <w:right w:w="90" w:type="dxa"/>
-            </w:tcMar>
+            <w:tcW w:w="3291" w:type="dxa"/>
           </w:tcPr>
           <w:p>
             <w:pPr>
@@ -1795,17 +1719,7 @@
         </w:tc>
         <w:tc>
           <w:tcPr>
-            <w:tcW w:w="5025" w:type="dxa"/>
-            <w:tcBorders>
-              <w:top w:val="single" w:sz="4" w:space="0" w:color="95B3D7" w:themeColor="accent1" w:themeTint="99"/>
-            </w:tcBorders>
-            <w:shd w:val="clear" w:color="auto" w:fill="FFFFFF"/>
-            <w:tcMar>
-              <w:top w:w="100" w:type="dxa"/>
-              <w:left w:w="90" w:type="dxa"/>
-              <w:bottom w:w="100" w:type="dxa"/>
-              <w:right w:w="90" w:type="dxa"/>
-            </w:tcMar>
+            <w:tcW w:w="5435" w:type="dxa"/>
           </w:tcPr>
           <w:p>
             <w:pPr>
@@ -1962,14 +1876,6 @@
                 <w:szCs w:val="32"/>
               </w:rPr>
               <w:br/>
-            </w:r>
-            <w:r>
-              <w:rPr>
-                <w:rFonts w:ascii="TH Sarabun New" w:hAnsi="TH Sarabun New" w:cs="TH Sarabun New"/>
-                <w:sz w:val="32"/>
-                <w:szCs w:val="32"/>
-              </w:rPr>
-              <w:lastRenderedPageBreak/>
               <w:t xml:space="preserve">- </w:t>
             </w:r>
             <w:proofErr w:type="spellStart"/>
@@ -2051,22 +1957,24 @@
         </w:tc>
       </w:tr>
       <w:tr>
-        <w:trPr>
-          <w:jc w:val="center"/>
-        </w:trPr>
         <w:tc>
           <w:tcPr>
-            <w:tcW w:w="796" w:type="dxa"/>
-            <w:shd w:val="clear" w:color="auto" w:fill="F9FAFB"/>
-            <w:tcMar>
-              <w:top w:w="100" w:type="dxa"/>
-              <w:left w:w="90" w:type="dxa"/>
-              <w:bottom w:w="100" w:type="dxa"/>
-              <w:right w:w="90" w:type="dxa"/>
-            </w:tcMar>
+            <w:tcW w:w="724" w:type="dxa"/>
           </w:tcPr>
           <w:p>
-            <w:r>
+            <w:pPr>
+              <w:rPr>
+                <w:rFonts w:ascii="TH Sarabun New" w:hAnsi="TH Sarabun New" w:cs="TH Sarabun New"/>
+                <w:sz w:val="32"/>
+                <w:szCs w:val="32"/>
+              </w:rPr>
+            </w:pPr>
+            <w:r>
+              <w:rPr>
+                <w:rFonts w:ascii="TH Sarabun New" w:hAnsi="TH Sarabun New" w:cs="TH Sarabun New"/>
+                <w:sz w:val="32"/>
+                <w:szCs w:val="32"/>
+              </w:rPr>
               <w:lastRenderedPageBreak/>
               <w:t>2</w:t>
             </w:r>
@@ -2074,26 +1982,33 @@
         </w:tc>
         <w:tc>
           <w:tcPr>
-            <w:tcW w:w="3255" w:type="dxa"/>
-            <w:shd w:val="clear" w:color="auto" w:fill="F9FAFB"/>
-            <w:tcMar>
-              <w:top w:w="100" w:type="dxa"/>
-              <w:left w:w="90" w:type="dxa"/>
-              <w:bottom w:w="100" w:type="dxa"/>
-              <w:right w:w="90" w:type="dxa"/>
-            </w:tcMar>
+            <w:tcW w:w="3291" w:type="dxa"/>
           </w:tcPr>
           <w:p>
+            <w:pPr>
+              <w:rPr>
+                <w:rFonts w:ascii="TH Sarabun New" w:hAnsi="TH Sarabun New" w:cs="TH Sarabun New"/>
+                <w:sz w:val="32"/>
+                <w:szCs w:val="32"/>
+              </w:rPr>
+            </w:pPr>
             <w:proofErr w:type="spellStart"/>
             <w:r>
               <w:rPr>
-                <w:rFonts w:ascii="Browallia New" w:hAnsi="Browallia New" w:cs="Browallia New"/>
+                <w:rFonts w:ascii="TH Sarabun New" w:hAnsi="TH Sarabun New" w:cs="TH Sarabun New"/>
+                <w:sz w:val="32"/>
+                <w:szCs w:val="32"/>
                 <w:lang w:bidi="th-TH"/>
               </w:rPr>
               <w:t>ระบบแดชบอร์ดสรุปสถิติ</w:t>
             </w:r>
             <w:proofErr w:type="spellEnd"/>
             <w:r>
+              <w:rPr>
+                <w:rFonts w:ascii="TH Sarabun New" w:hAnsi="TH Sarabun New" w:cs="TH Sarabun New"/>
+                <w:sz w:val="32"/>
+                <w:szCs w:val="32"/>
+              </w:rPr>
               <w:br/>
               <w:t>(Dashboard &amp; Analytics)</w:t>
             </w:r>
@@ -2101,73 +2016,113 @@
         </w:tc>
         <w:tc>
           <w:tcPr>
-            <w:tcW w:w="5025" w:type="dxa"/>
-            <w:shd w:val="clear" w:color="auto" w:fill="F9FAFB"/>
-            <w:tcMar>
-              <w:top w:w="100" w:type="dxa"/>
-              <w:left w:w="90" w:type="dxa"/>
-              <w:bottom w:w="100" w:type="dxa"/>
-              <w:right w:w="90" w:type="dxa"/>
-            </w:tcMar>
+            <w:tcW w:w="5435" w:type="dxa"/>
           </w:tcPr>
           <w:p>
-            <w:r>
+            <w:pPr>
+              <w:rPr>
+                <w:rFonts w:ascii="TH Sarabun New" w:hAnsi="TH Sarabun New" w:cs="TH Sarabun New"/>
+                <w:sz w:val="32"/>
+                <w:szCs w:val="32"/>
+              </w:rPr>
+            </w:pPr>
+            <w:r>
+              <w:rPr>
+                <w:rFonts w:ascii="TH Sarabun New" w:hAnsi="TH Sarabun New" w:cs="TH Sarabun New"/>
+                <w:sz w:val="32"/>
+                <w:szCs w:val="32"/>
+              </w:rPr>
               <w:t xml:space="preserve">- </w:t>
             </w:r>
             <w:proofErr w:type="spellStart"/>
             <w:r>
               <w:rPr>
-                <w:rFonts w:ascii="Browallia New" w:hAnsi="Browallia New" w:cs="Browallia New"/>
+                <w:rFonts w:ascii="TH Sarabun New" w:hAnsi="TH Sarabun New" w:cs="TH Sarabun New"/>
+                <w:sz w:val="32"/>
+                <w:szCs w:val="32"/>
                 <w:lang w:bidi="th-TH"/>
               </w:rPr>
               <w:t>สรุปข้อมูลภาพรวมจำนวนยานพาหนะผ่านเข้า</w:t>
             </w:r>
             <w:r>
+              <w:rPr>
+                <w:rFonts w:ascii="TH Sarabun New" w:hAnsi="TH Sarabun New" w:cs="TH Sarabun New"/>
+                <w:sz w:val="32"/>
+                <w:szCs w:val="32"/>
+              </w:rPr>
               <w:t>-</w:t>
             </w:r>
             <w:r>
               <w:rPr>
-                <w:rFonts w:ascii="Browallia New" w:hAnsi="Browallia New" w:cs="Browallia New"/>
+                <w:rFonts w:ascii="TH Sarabun New" w:hAnsi="TH Sarabun New" w:cs="TH Sarabun New"/>
+                <w:sz w:val="32"/>
+                <w:szCs w:val="32"/>
                 <w:lang w:bidi="th-TH"/>
               </w:rPr>
               <w:t>ออก</w:t>
             </w:r>
             <w:proofErr w:type="spellEnd"/>
             <w:r>
+              <w:rPr>
+                <w:rFonts w:ascii="TH Sarabun New" w:hAnsi="TH Sarabun New" w:cs="TH Sarabun New"/>
+                <w:sz w:val="32"/>
+                <w:szCs w:val="32"/>
+              </w:rPr>
               <w:t xml:space="preserve"> </w:t>
             </w:r>
             <w:proofErr w:type="spellStart"/>
             <w:r>
               <w:rPr>
-                <w:rFonts w:ascii="Browallia New" w:hAnsi="Browallia New" w:cs="Browallia New"/>
+                <w:rFonts w:ascii="TH Sarabun New" w:hAnsi="TH Sarabun New" w:cs="TH Sarabun New"/>
+                <w:sz w:val="32"/>
+                <w:szCs w:val="32"/>
                 <w:lang w:bidi="th-TH"/>
               </w:rPr>
               <w:t>และป้ายทะเบียนเฝ้าระวังแบบ</w:t>
             </w:r>
             <w:proofErr w:type="spellEnd"/>
             <w:r>
+              <w:rPr>
+                <w:rFonts w:ascii="TH Sarabun New" w:hAnsi="TH Sarabun New" w:cs="TH Sarabun New"/>
+                <w:sz w:val="32"/>
+                <w:szCs w:val="32"/>
+              </w:rPr>
               <w:t xml:space="preserve"> Real-time</w:t>
             </w:r>
             <w:r>
+              <w:rPr>
+                <w:rFonts w:ascii="TH Sarabun New" w:hAnsi="TH Sarabun New" w:cs="TH Sarabun New"/>
+                <w:sz w:val="32"/>
+                <w:szCs w:val="32"/>
+              </w:rPr>
               <w:br/>
               <w:t xml:space="preserve">- </w:t>
             </w:r>
             <w:proofErr w:type="spellStart"/>
             <w:r>
               <w:rPr>
-                <w:rFonts w:ascii="Browallia New" w:hAnsi="Browallia New" w:cs="Browallia New"/>
+                <w:rFonts w:ascii="TH Sarabun New" w:hAnsi="TH Sarabun New" w:cs="TH Sarabun New"/>
+                <w:sz w:val="32"/>
+                <w:szCs w:val="32"/>
                 <w:lang w:bidi="th-TH"/>
               </w:rPr>
               <w:t>กราฟแนวโน้มสถิติย้อนหลัง</w:t>
             </w:r>
             <w:proofErr w:type="spellEnd"/>
             <w:r>
+              <w:rPr>
+                <w:rFonts w:ascii="TH Sarabun New" w:hAnsi="TH Sarabun New" w:cs="TH Sarabun New"/>
+                <w:sz w:val="32"/>
+                <w:szCs w:val="32"/>
+              </w:rPr>
               <w:t xml:space="preserve"> (Recharts) </w:t>
             </w:r>
             <w:proofErr w:type="spellStart"/>
             <w:r>
               <w:rPr>
-                <w:rFonts w:ascii="Browallia New" w:hAnsi="Browallia New" w:cs="Browallia New"/>
+                <w:rFonts w:ascii="TH Sarabun New" w:hAnsi="TH Sarabun New" w:cs="TH Sarabun New"/>
+                <w:sz w:val="32"/>
+                <w:szCs w:val="32"/>
                 <w:lang w:bidi="th-TH"/>
               </w:rPr>
               <w:t>พร้อมระบบกรองช่วงเวลา</w:t>
@@ -2177,48 +2132,57 @@
         </w:tc>
       </w:tr>
       <w:tr>
-        <w:trPr>
-          <w:jc w:val="center"/>
-        </w:trPr>
         <w:tc>
           <w:tcPr>
-            <w:tcW w:w="796" w:type="dxa"/>
-            <w:shd w:val="clear" w:color="auto" w:fill="FFFFFF"/>
-            <w:tcMar>
-              <w:top w:w="100" w:type="dxa"/>
-              <w:left w:w="90" w:type="dxa"/>
-              <w:bottom w:w="100" w:type="dxa"/>
-              <w:right w:w="90" w:type="dxa"/>
-            </w:tcMar>
+            <w:tcW w:w="724" w:type="dxa"/>
           </w:tcPr>
           <w:p>
-            <w:r>
+            <w:pPr>
+              <w:rPr>
+                <w:rFonts w:ascii="TH Sarabun New" w:hAnsi="TH Sarabun New" w:cs="TH Sarabun New"/>
+                <w:sz w:val="32"/>
+                <w:szCs w:val="32"/>
+              </w:rPr>
+            </w:pPr>
+            <w:r>
+              <w:rPr>
+                <w:rFonts w:ascii="TH Sarabun New" w:hAnsi="TH Sarabun New" w:cs="TH Sarabun New"/>
+                <w:sz w:val="32"/>
+                <w:szCs w:val="32"/>
+              </w:rPr>
               <w:t>3</w:t>
             </w:r>
           </w:p>
         </w:tc>
         <w:tc>
           <w:tcPr>
-            <w:tcW w:w="3255" w:type="dxa"/>
-            <w:shd w:val="clear" w:color="auto" w:fill="FFFFFF"/>
-            <w:tcMar>
-              <w:top w:w="100" w:type="dxa"/>
-              <w:left w:w="90" w:type="dxa"/>
-              <w:bottom w:w="100" w:type="dxa"/>
-              <w:right w:w="90" w:type="dxa"/>
-            </w:tcMar>
+            <w:tcW w:w="3291" w:type="dxa"/>
           </w:tcPr>
           <w:p>
+            <w:pPr>
+              <w:rPr>
+                <w:rFonts w:ascii="TH Sarabun New" w:hAnsi="TH Sarabun New" w:cs="TH Sarabun New"/>
+                <w:sz w:val="32"/>
+                <w:szCs w:val="32"/>
+              </w:rPr>
+            </w:pPr>
             <w:proofErr w:type="spellStart"/>
             <w:r>
               <w:rPr>
-                <w:rFonts w:ascii="Browallia New" w:hAnsi="Browallia New" w:cs="Browallia New"/>
+                <w:rFonts w:ascii="TH Sarabun New" w:hAnsi="TH Sarabun New" w:cs="TH Sarabun New"/>
+                <w:sz w:val="32"/>
+                <w:szCs w:val="32"/>
                 <w:lang w:bidi="th-TH"/>
               </w:rPr>
               <w:t>ระบบแสดงภาพสดกล้องวงจรปิด</w:t>
             </w:r>
             <w:proofErr w:type="spellEnd"/>
             <w:r>
+              <w:rPr>
+                <w:rFonts w:ascii="TH Sarabun New" w:hAnsi="TH Sarabun New" w:cs="TH Sarabun New"/>
+                <w:sz w:val="32"/>
+                <w:szCs w:val="32"/>
+              </w:rPr>
               <w:br/>
               <w:t>(Live Camera Monitoring)</w:t>
             </w:r>
@@ -2226,75 +2190,115 @@
         </w:tc>
         <w:tc>
           <w:tcPr>
-            <w:tcW w:w="5025" w:type="dxa"/>
-            <w:shd w:val="clear" w:color="auto" w:fill="FFFFFF"/>
-            <w:tcMar>
-              <w:top w:w="100" w:type="dxa"/>
-              <w:left w:w="90" w:type="dxa"/>
-              <w:bottom w:w="100" w:type="dxa"/>
-              <w:right w:w="90" w:type="dxa"/>
-            </w:tcMar>
+            <w:tcW w:w="5435" w:type="dxa"/>
           </w:tcPr>
           <w:p>
-            <w:r>
+            <w:pPr>
+              <w:rPr>
+                <w:rFonts w:ascii="TH Sarabun New" w:hAnsi="TH Sarabun New" w:cs="TH Sarabun New"/>
+                <w:sz w:val="32"/>
+                <w:szCs w:val="32"/>
+              </w:rPr>
+            </w:pPr>
+            <w:r>
+              <w:rPr>
+                <w:rFonts w:ascii="TH Sarabun New" w:hAnsi="TH Sarabun New" w:cs="TH Sarabun New"/>
+                <w:sz w:val="32"/>
+                <w:szCs w:val="32"/>
+              </w:rPr>
               <w:t xml:space="preserve">- </w:t>
             </w:r>
             <w:proofErr w:type="spellStart"/>
             <w:r>
               <w:rPr>
-                <w:rFonts w:ascii="Browallia New" w:hAnsi="Browallia New" w:cs="Browallia New"/>
+                <w:rFonts w:ascii="TH Sarabun New" w:hAnsi="TH Sarabun New" w:cs="TH Sarabun New"/>
+                <w:sz w:val="32"/>
+                <w:szCs w:val="32"/>
                 <w:lang w:bidi="th-TH"/>
               </w:rPr>
               <w:t>ดูสตรีมภาพสดแบบหลายมุมมองพร้อมกันผ่านโปรโตคอล</w:t>
             </w:r>
             <w:proofErr w:type="spellEnd"/>
             <w:r>
+              <w:rPr>
+                <w:rFonts w:ascii="TH Sarabun New" w:hAnsi="TH Sarabun New" w:cs="TH Sarabun New"/>
+                <w:sz w:val="32"/>
+                <w:szCs w:val="32"/>
+              </w:rPr>
               <w:t xml:space="preserve"> HLS (hls.js)</w:t>
             </w:r>
             <w:r>
+              <w:rPr>
+                <w:rFonts w:ascii="TH Sarabun New" w:hAnsi="TH Sarabun New" w:cs="TH Sarabun New"/>
+                <w:sz w:val="32"/>
+                <w:szCs w:val="32"/>
+              </w:rPr>
               <w:br/>
               <w:t xml:space="preserve">- </w:t>
             </w:r>
             <w:proofErr w:type="spellStart"/>
             <w:r>
               <w:rPr>
-                <w:rFonts w:ascii="Browallia New" w:hAnsi="Browallia New" w:cs="Browallia New"/>
+                <w:rFonts w:ascii="TH Sarabun New" w:hAnsi="TH Sarabun New" w:cs="TH Sarabun New"/>
+                <w:sz w:val="32"/>
+                <w:szCs w:val="32"/>
                 <w:lang w:bidi="th-TH"/>
               </w:rPr>
               <w:t>จัดการมุมมอง</w:t>
             </w:r>
             <w:proofErr w:type="spellEnd"/>
             <w:r>
+              <w:rPr>
+                <w:rFonts w:ascii="TH Sarabun New" w:hAnsi="TH Sarabun New" w:cs="TH Sarabun New"/>
+                <w:sz w:val="32"/>
+                <w:szCs w:val="32"/>
+              </w:rPr>
               <w:t xml:space="preserve"> Grid Tile, </w:t>
             </w:r>
             <w:proofErr w:type="spellStart"/>
             <w:r>
               <w:rPr>
-                <w:rFonts w:ascii="Browallia New" w:hAnsi="Browallia New" w:cs="Browallia New"/>
+                <w:rFonts w:ascii="TH Sarabun New" w:hAnsi="TH Sarabun New" w:cs="TH Sarabun New"/>
+                <w:sz w:val="32"/>
+                <w:szCs w:val="32"/>
                 <w:lang w:bidi="th-TH"/>
               </w:rPr>
               <w:t>ขยายภาพเต็มจอ</w:t>
             </w:r>
             <w:proofErr w:type="spellEnd"/>
             <w:r>
+              <w:rPr>
+                <w:rFonts w:ascii="TH Sarabun New" w:hAnsi="TH Sarabun New" w:cs="TH Sarabun New"/>
+                <w:sz w:val="32"/>
+                <w:szCs w:val="32"/>
+              </w:rPr>
               <w:t xml:space="preserve">, </w:t>
             </w:r>
             <w:proofErr w:type="spellStart"/>
             <w:r>
               <w:rPr>
-                <w:rFonts w:ascii="Browallia New" w:hAnsi="Browallia New" w:cs="Browallia New"/>
+                <w:rFonts w:ascii="TH Sarabun New" w:hAnsi="TH Sarabun New" w:cs="TH Sarabun New"/>
+                <w:sz w:val="32"/>
+                <w:szCs w:val="32"/>
                 <w:lang w:bidi="th-TH"/>
               </w:rPr>
               <w:t>และตรวจสอบสถานะออนไลน์</w:t>
             </w:r>
             <w:proofErr w:type="spellEnd"/>
             <w:r>
+              <w:rPr>
+                <w:rFonts w:ascii="TH Sarabun New" w:hAnsi="TH Sarabun New" w:cs="TH Sarabun New"/>
+                <w:sz w:val="32"/>
+                <w:szCs w:val="32"/>
+              </w:rPr>
               <w:t>/</w:t>
             </w:r>
             <w:proofErr w:type="spellStart"/>
             <w:r>
               <w:rPr>
-                <w:rFonts w:ascii="Browallia New" w:hAnsi="Browallia New" w:cs="Browallia New"/>
+                <w:rFonts w:ascii="TH Sarabun New" w:hAnsi="TH Sarabun New" w:cs="TH Sarabun New"/>
+                <w:sz w:val="32"/>
+                <w:szCs w:val="32"/>
                 <w:lang w:bidi="th-TH"/>
               </w:rPr>
               <w:t>ออฟไลน์</w:t>
@@ -2304,48 +2308,57 @@
         </w:tc>
       </w:tr>
       <w:tr>
-        <w:trPr>
-          <w:jc w:val="center"/>
-        </w:trPr>
         <w:tc>
           <w:tcPr>
-            <w:tcW w:w="796" w:type="dxa"/>
-            <w:shd w:val="clear" w:color="auto" w:fill="F9FAFB"/>
-            <w:tcMar>
-              <w:top w:w="100" w:type="dxa"/>
-              <w:left w:w="90" w:type="dxa"/>
-              <w:bottom w:w="100" w:type="dxa"/>
-              <w:right w:w="90" w:type="dxa"/>
-            </w:tcMar>
+            <w:tcW w:w="724" w:type="dxa"/>
           </w:tcPr>
           <w:p>
-            <w:r>
+            <w:pPr>
+              <w:rPr>
+                <w:rFonts w:ascii="TH Sarabun New" w:hAnsi="TH Sarabun New" w:cs="TH Sarabun New"/>
+                <w:sz w:val="32"/>
+                <w:szCs w:val="32"/>
+              </w:rPr>
+            </w:pPr>
+            <w:r>
+              <w:rPr>
+                <w:rFonts w:ascii="TH Sarabun New" w:hAnsi="TH Sarabun New" w:cs="TH Sarabun New"/>
+                <w:sz w:val="32"/>
+                <w:szCs w:val="32"/>
+              </w:rPr>
               <w:t>4</w:t>
             </w:r>
           </w:p>
         </w:tc>
         <w:tc>
           <w:tcPr>
-            <w:tcW w:w="3255" w:type="dxa"/>
-            <w:shd w:val="clear" w:color="auto" w:fill="F9FAFB"/>
-            <w:tcMar>
-              <w:top w:w="100" w:type="dxa"/>
-              <w:left w:w="90" w:type="dxa"/>
-              <w:bottom w:w="100" w:type="dxa"/>
-              <w:right w:w="90" w:type="dxa"/>
-            </w:tcMar>
+            <w:tcW w:w="3291" w:type="dxa"/>
           </w:tcPr>
           <w:p>
+            <w:pPr>
+              <w:rPr>
+                <w:rFonts w:ascii="TH Sarabun New" w:hAnsi="TH Sarabun New" w:cs="TH Sarabun New"/>
+                <w:sz w:val="32"/>
+                <w:szCs w:val="32"/>
+              </w:rPr>
+            </w:pPr>
             <w:proofErr w:type="spellStart"/>
             <w:r>
               <w:rPr>
-                <w:rFonts w:ascii="Browallia New" w:hAnsi="Browallia New" w:cs="Browallia New"/>
+                <w:rFonts w:ascii="TH Sarabun New" w:hAnsi="TH Sarabun New" w:cs="TH Sarabun New"/>
+                <w:sz w:val="32"/>
+                <w:szCs w:val="32"/>
                 <w:lang w:bidi="th-TH"/>
               </w:rPr>
               <w:t>ระบบสืบค้นประวัติการตรวจจับ</w:t>
             </w:r>
             <w:proofErr w:type="spellEnd"/>
             <w:r>
+              <w:rPr>
+                <w:rFonts w:ascii="TH Sarabun New" w:hAnsi="TH Sarabun New" w:cs="TH Sarabun New"/>
+                <w:sz w:val="32"/>
+                <w:szCs w:val="32"/>
+              </w:rPr>
               <w:br/>
               <w:t>(Detection History)</w:t>
             </w:r>
@@ -2353,134 +2366,204 @@
         </w:tc>
         <w:tc>
           <w:tcPr>
-            <w:tcW w:w="5025" w:type="dxa"/>
-            <w:shd w:val="clear" w:color="auto" w:fill="F9FAFB"/>
-            <w:tcMar>
-              <w:top w:w="100" w:type="dxa"/>
-              <w:left w:w="90" w:type="dxa"/>
-              <w:bottom w:w="100" w:type="dxa"/>
-              <w:right w:w="90" w:type="dxa"/>
-            </w:tcMar>
+            <w:tcW w:w="5435" w:type="dxa"/>
           </w:tcPr>
           <w:p>
-            <w:r>
+            <w:pPr>
+              <w:rPr>
+                <w:rFonts w:ascii="TH Sarabun New" w:hAnsi="TH Sarabun New" w:cs="TH Sarabun New"/>
+                <w:sz w:val="32"/>
+                <w:szCs w:val="32"/>
+              </w:rPr>
+            </w:pPr>
+            <w:r>
+              <w:rPr>
+                <w:rFonts w:ascii="TH Sarabun New" w:hAnsi="TH Sarabun New" w:cs="TH Sarabun New"/>
+                <w:sz w:val="32"/>
+                <w:szCs w:val="32"/>
+              </w:rPr>
               <w:t xml:space="preserve">- </w:t>
             </w:r>
             <w:proofErr w:type="spellStart"/>
             <w:r>
               <w:rPr>
-                <w:rFonts w:ascii="Browallia New" w:hAnsi="Browallia New" w:cs="Browallia New"/>
+                <w:rFonts w:ascii="TH Sarabun New" w:hAnsi="TH Sarabun New" w:cs="TH Sarabun New"/>
+                <w:sz w:val="32"/>
+                <w:szCs w:val="32"/>
                 <w:lang w:bidi="th-TH"/>
               </w:rPr>
               <w:t>ค้นหาและกรองข้อมูลยานพาหนะตามป้ายทะเบียน</w:t>
             </w:r>
             <w:proofErr w:type="spellEnd"/>
             <w:r>
+              <w:rPr>
+                <w:rFonts w:ascii="TH Sarabun New" w:hAnsi="TH Sarabun New" w:cs="TH Sarabun New"/>
+                <w:sz w:val="32"/>
+                <w:szCs w:val="32"/>
+              </w:rPr>
               <w:t xml:space="preserve">, </w:t>
             </w:r>
             <w:proofErr w:type="spellStart"/>
             <w:r>
               <w:rPr>
-                <w:rFonts w:ascii="Browallia New" w:hAnsi="Browallia New" w:cs="Browallia New"/>
+                <w:rFonts w:ascii="TH Sarabun New" w:hAnsi="TH Sarabun New" w:cs="TH Sarabun New"/>
+                <w:sz w:val="32"/>
+                <w:szCs w:val="32"/>
                 <w:lang w:bidi="th-TH"/>
               </w:rPr>
               <w:t>หมวดหมู่</w:t>
             </w:r>
             <w:proofErr w:type="spellEnd"/>
             <w:r>
+              <w:rPr>
+                <w:rFonts w:ascii="TH Sarabun New" w:hAnsi="TH Sarabun New" w:cs="TH Sarabun New"/>
+                <w:sz w:val="32"/>
+                <w:szCs w:val="32"/>
+              </w:rPr>
               <w:t xml:space="preserve">, </w:t>
             </w:r>
             <w:proofErr w:type="spellStart"/>
             <w:r>
               <w:rPr>
-                <w:rFonts w:ascii="Browallia New" w:hAnsi="Browallia New" w:cs="Browallia New"/>
+                <w:rFonts w:ascii="TH Sarabun New" w:hAnsi="TH Sarabun New" w:cs="TH Sarabun New"/>
+                <w:sz w:val="32"/>
+                <w:szCs w:val="32"/>
                 <w:lang w:bidi="th-TH"/>
               </w:rPr>
               <w:t>จังหวัด</w:t>
             </w:r>
             <w:proofErr w:type="spellEnd"/>
             <w:r>
+              <w:rPr>
+                <w:rFonts w:ascii="TH Sarabun New" w:hAnsi="TH Sarabun New" w:cs="TH Sarabun New"/>
+                <w:sz w:val="32"/>
+                <w:szCs w:val="32"/>
+              </w:rPr>
               <w:t xml:space="preserve">, </w:t>
             </w:r>
             <w:proofErr w:type="spellStart"/>
             <w:r>
               <w:rPr>
-                <w:rFonts w:ascii="Browallia New" w:hAnsi="Browallia New" w:cs="Browallia New"/>
+                <w:rFonts w:ascii="TH Sarabun New" w:hAnsi="TH Sarabun New" w:cs="TH Sarabun New"/>
+                <w:sz w:val="32"/>
+                <w:szCs w:val="32"/>
                 <w:lang w:bidi="th-TH"/>
               </w:rPr>
               <w:t>กล้อง</w:t>
             </w:r>
             <w:proofErr w:type="spellEnd"/>
             <w:r>
+              <w:rPr>
+                <w:rFonts w:ascii="TH Sarabun New" w:hAnsi="TH Sarabun New" w:cs="TH Sarabun New"/>
+                <w:sz w:val="32"/>
+                <w:szCs w:val="32"/>
+              </w:rPr>
               <w:t xml:space="preserve"> </w:t>
             </w:r>
             <w:proofErr w:type="spellStart"/>
             <w:r>
               <w:rPr>
-                <w:rFonts w:ascii="Browallia New" w:hAnsi="Browallia New" w:cs="Browallia New"/>
+                <w:rFonts w:ascii="TH Sarabun New" w:hAnsi="TH Sarabun New" w:cs="TH Sarabun New"/>
+                <w:sz w:val="32"/>
+                <w:szCs w:val="32"/>
                 <w:lang w:bidi="th-TH"/>
               </w:rPr>
               <w:t>และวันเวลา</w:t>
             </w:r>
             <w:proofErr w:type="spellEnd"/>
             <w:r>
+              <w:rPr>
+                <w:rFonts w:ascii="TH Sarabun New" w:hAnsi="TH Sarabun New" w:cs="TH Sarabun New"/>
+                <w:sz w:val="32"/>
+                <w:szCs w:val="32"/>
+              </w:rPr>
               <w:br/>
               <w:t xml:space="preserve">- Custom Date Picker </w:t>
             </w:r>
             <w:proofErr w:type="spellStart"/>
             <w:r>
               <w:rPr>
-                <w:rFonts w:ascii="Browallia New" w:hAnsi="Browallia New" w:cs="Browallia New"/>
+                <w:rFonts w:ascii="TH Sarabun New" w:hAnsi="TH Sarabun New" w:cs="TH Sarabun New"/>
+                <w:sz w:val="32"/>
+                <w:szCs w:val="32"/>
                 <w:lang w:bidi="th-TH"/>
               </w:rPr>
               <w:t>พร้อมปุ่ม</w:t>
             </w:r>
             <w:proofErr w:type="spellEnd"/>
             <w:r>
+              <w:rPr>
+                <w:rFonts w:ascii="TH Sarabun New" w:hAnsi="TH Sarabun New" w:cs="TH Sarabun New"/>
+                <w:sz w:val="32"/>
+                <w:szCs w:val="32"/>
+              </w:rPr>
               <w:t xml:space="preserve"> Quick Presets </w:t>
             </w:r>
             <w:proofErr w:type="spellStart"/>
             <w:r>
               <w:rPr>
-                <w:rFonts w:ascii="Browallia New" w:hAnsi="Browallia New" w:cs="Browallia New"/>
+                <w:rFonts w:ascii="TH Sarabun New" w:hAnsi="TH Sarabun New" w:cs="TH Sarabun New"/>
+                <w:sz w:val="32"/>
+                <w:szCs w:val="32"/>
                 <w:lang w:bidi="th-TH"/>
               </w:rPr>
               <w:t>วันที่</w:t>
             </w:r>
             <w:proofErr w:type="spellEnd"/>
             <w:r>
+              <w:rPr>
+                <w:rFonts w:ascii="TH Sarabun New" w:hAnsi="TH Sarabun New" w:cs="TH Sarabun New"/>
+                <w:sz w:val="32"/>
+                <w:szCs w:val="32"/>
+              </w:rPr>
               <w:br/>
               <w:t xml:space="preserve">- </w:t>
             </w:r>
             <w:proofErr w:type="spellStart"/>
             <w:r>
               <w:rPr>
-                <w:rFonts w:ascii="Browallia New" w:hAnsi="Browallia New" w:cs="Browallia New"/>
+                <w:rFonts w:ascii="TH Sarabun New" w:hAnsi="TH Sarabun New" w:cs="TH Sarabun New"/>
+                <w:sz w:val="32"/>
+                <w:szCs w:val="32"/>
                 <w:lang w:bidi="th-TH"/>
               </w:rPr>
               <w:t>แสดงภาพหลักฐานป้ายทะเบียนและภาพมุมกว้างตัวรถ</w:t>
             </w:r>
             <w:proofErr w:type="spellEnd"/>
             <w:r>
+              <w:rPr>
+                <w:rFonts w:ascii="TH Sarabun New" w:hAnsi="TH Sarabun New" w:cs="TH Sarabun New"/>
+                <w:sz w:val="32"/>
+                <w:szCs w:val="32"/>
+              </w:rPr>
               <w:br/>
               <w:t xml:space="preserve">- </w:t>
             </w:r>
             <w:proofErr w:type="spellStart"/>
             <w:r>
               <w:rPr>
-                <w:rFonts w:ascii="Browallia New" w:hAnsi="Browallia New" w:cs="Browallia New"/>
+                <w:rFonts w:ascii="TH Sarabun New" w:hAnsi="TH Sarabun New" w:cs="TH Sarabun New"/>
+                <w:sz w:val="32"/>
+                <w:szCs w:val="32"/>
                 <w:lang w:bidi="th-TH"/>
               </w:rPr>
               <w:t>ระบบแบ่งหน้า</w:t>
             </w:r>
             <w:proofErr w:type="spellEnd"/>
             <w:r>
+              <w:rPr>
+                <w:rFonts w:ascii="TH Sarabun New" w:hAnsi="TH Sarabun New" w:cs="TH Sarabun New"/>
+                <w:sz w:val="32"/>
+                <w:szCs w:val="32"/>
+              </w:rPr>
               <w:t xml:space="preserve"> (Pagination) </w:t>
             </w:r>
             <w:proofErr w:type="spellStart"/>
             <w:r>
               <w:rPr>
-                <w:rFonts w:ascii="Browallia New" w:hAnsi="Browallia New" w:cs="Browallia New"/>
+                <w:rFonts w:ascii="TH Sarabun New" w:hAnsi="TH Sarabun New" w:cs="TH Sarabun New"/>
+                <w:sz w:val="32"/>
+                <w:szCs w:val="32"/>
                 <w:lang w:bidi="th-TH"/>
               </w:rPr>
               <w:t>และจัดเรียงข้อมูล</w:t>
@@ -2490,48 +2573,57 @@
         </w:tc>
       </w:tr>
       <w:tr>
-        <w:trPr>
-          <w:jc w:val="center"/>
-        </w:trPr>
         <w:tc>
           <w:tcPr>
-            <w:tcW w:w="796" w:type="dxa"/>
-            <w:shd w:val="clear" w:color="auto" w:fill="FFFFFF"/>
-            <w:tcMar>
-              <w:top w:w="100" w:type="dxa"/>
-              <w:left w:w="90" w:type="dxa"/>
-              <w:bottom w:w="100" w:type="dxa"/>
-              <w:right w:w="90" w:type="dxa"/>
-            </w:tcMar>
+            <w:tcW w:w="724" w:type="dxa"/>
           </w:tcPr>
           <w:p>
-            <w:r>
+            <w:pPr>
+              <w:rPr>
+                <w:rFonts w:ascii="TH Sarabun New" w:hAnsi="TH Sarabun New" w:cs="TH Sarabun New"/>
+                <w:sz w:val="32"/>
+                <w:szCs w:val="32"/>
+              </w:rPr>
+            </w:pPr>
+            <w:r>
+              <w:rPr>
+                <w:rFonts w:ascii="TH Sarabun New" w:hAnsi="TH Sarabun New" w:cs="TH Sarabun New"/>
+                <w:sz w:val="32"/>
+                <w:szCs w:val="32"/>
+              </w:rPr>
               <w:t>5</w:t>
             </w:r>
           </w:p>
         </w:tc>
         <w:tc>
           <w:tcPr>
-            <w:tcW w:w="3255" w:type="dxa"/>
-            <w:shd w:val="clear" w:color="auto" w:fill="FFFFFF"/>
-            <w:tcMar>
-              <w:top w:w="100" w:type="dxa"/>
-              <w:left w:w="90" w:type="dxa"/>
-              <w:bottom w:w="100" w:type="dxa"/>
-              <w:right w:w="90" w:type="dxa"/>
-            </w:tcMar>
+            <w:tcW w:w="3291" w:type="dxa"/>
           </w:tcPr>
           <w:p>
+            <w:pPr>
+              <w:rPr>
+                <w:rFonts w:ascii="TH Sarabun New" w:hAnsi="TH Sarabun New" w:cs="TH Sarabun New"/>
+                <w:sz w:val="32"/>
+                <w:szCs w:val="32"/>
+              </w:rPr>
+            </w:pPr>
             <w:proofErr w:type="spellStart"/>
             <w:r>
               <w:rPr>
-                <w:rFonts w:ascii="Browallia New" w:hAnsi="Browallia New" w:cs="Browallia New"/>
+                <w:rFonts w:ascii="TH Sarabun New" w:hAnsi="TH Sarabun New" w:cs="TH Sarabun New"/>
+                <w:sz w:val="32"/>
+                <w:szCs w:val="32"/>
                 <w:lang w:bidi="th-TH"/>
               </w:rPr>
               <w:t>ระบบบัญชีดำและการเตือนภัย</w:t>
             </w:r>
             <w:proofErr w:type="spellEnd"/>
             <w:r>
+              <w:rPr>
+                <w:rFonts w:ascii="TH Sarabun New" w:hAnsi="TH Sarabun New" w:cs="TH Sarabun New"/>
+                <w:sz w:val="32"/>
+                <w:szCs w:val="32"/>
+              </w:rPr>
               <w:br/>
               <w:t>(Blacklist &amp; Alert System)</w:t>
             </w:r>
@@ -2539,165 +2631,240 @@
         </w:tc>
         <w:tc>
           <w:tcPr>
-            <w:tcW w:w="5025" w:type="dxa"/>
-            <w:shd w:val="clear" w:color="auto" w:fill="FFFFFF"/>
-            <w:tcMar>
-              <w:top w:w="100" w:type="dxa"/>
-              <w:left w:w="90" w:type="dxa"/>
-              <w:bottom w:w="100" w:type="dxa"/>
-              <w:right w:w="90" w:type="dxa"/>
-            </w:tcMar>
+            <w:tcW w:w="5435" w:type="dxa"/>
           </w:tcPr>
           <w:p>
-            <w:r>
+            <w:pPr>
+              <w:rPr>
+                <w:rFonts w:ascii="TH Sarabun New" w:hAnsi="TH Sarabun New" w:cs="TH Sarabun New"/>
+                <w:sz w:val="32"/>
+                <w:szCs w:val="32"/>
+              </w:rPr>
+            </w:pPr>
+            <w:r>
+              <w:rPr>
+                <w:rFonts w:ascii="TH Sarabun New" w:hAnsi="TH Sarabun New" w:cs="TH Sarabun New"/>
+                <w:sz w:val="32"/>
+                <w:szCs w:val="32"/>
+              </w:rPr>
               <w:t xml:space="preserve">- </w:t>
             </w:r>
             <w:proofErr w:type="spellStart"/>
             <w:r>
               <w:rPr>
-                <w:rFonts w:ascii="Browallia New" w:hAnsi="Browallia New" w:cs="Browallia New"/>
+                <w:rFonts w:ascii="TH Sarabun New" w:hAnsi="TH Sarabun New" w:cs="TH Sarabun New"/>
+                <w:sz w:val="32"/>
+                <w:szCs w:val="32"/>
                 <w:lang w:bidi="th-TH"/>
               </w:rPr>
               <w:t>บริหารจัดการรายการป้ายทะเบียนเฝ้าระวัง</w:t>
             </w:r>
             <w:proofErr w:type="spellEnd"/>
             <w:r>
+              <w:rPr>
+                <w:rFonts w:ascii="TH Sarabun New" w:hAnsi="TH Sarabun New" w:cs="TH Sarabun New"/>
+                <w:sz w:val="32"/>
+                <w:szCs w:val="32"/>
+              </w:rPr>
               <w:t xml:space="preserve"> (</w:t>
             </w:r>
             <w:proofErr w:type="spellStart"/>
             <w:r>
               <w:rPr>
-                <w:rFonts w:ascii="Browallia New" w:hAnsi="Browallia New" w:cs="Browallia New"/>
+                <w:rFonts w:ascii="TH Sarabun New" w:hAnsi="TH Sarabun New" w:cs="TH Sarabun New"/>
+                <w:sz w:val="32"/>
+                <w:szCs w:val="32"/>
                 <w:lang w:bidi="th-TH"/>
               </w:rPr>
               <w:t>เพิ่ม</w:t>
             </w:r>
             <w:proofErr w:type="spellEnd"/>
             <w:r>
+              <w:rPr>
+                <w:rFonts w:ascii="TH Sarabun New" w:hAnsi="TH Sarabun New" w:cs="TH Sarabun New"/>
+                <w:sz w:val="32"/>
+                <w:szCs w:val="32"/>
+              </w:rPr>
               <w:t>/</w:t>
             </w:r>
             <w:proofErr w:type="spellStart"/>
             <w:r>
               <w:rPr>
-                <w:rFonts w:ascii="Browallia New" w:hAnsi="Browallia New" w:cs="Browallia New"/>
+                <w:rFonts w:ascii="TH Sarabun New" w:hAnsi="TH Sarabun New" w:cs="TH Sarabun New"/>
+                <w:sz w:val="32"/>
+                <w:szCs w:val="32"/>
                 <w:lang w:bidi="th-TH"/>
               </w:rPr>
               <w:t>แก้ไข</w:t>
             </w:r>
             <w:proofErr w:type="spellEnd"/>
             <w:r>
+              <w:rPr>
+                <w:rFonts w:ascii="TH Sarabun New" w:hAnsi="TH Sarabun New" w:cs="TH Sarabun New"/>
+                <w:sz w:val="32"/>
+                <w:szCs w:val="32"/>
+              </w:rPr>
               <w:t>/</w:t>
             </w:r>
             <w:proofErr w:type="spellStart"/>
             <w:r>
               <w:rPr>
-                <w:rFonts w:ascii="Browallia New" w:hAnsi="Browallia New" w:cs="Browallia New"/>
+                <w:rFonts w:ascii="TH Sarabun New" w:hAnsi="TH Sarabun New" w:cs="TH Sarabun New"/>
+                <w:sz w:val="32"/>
+                <w:szCs w:val="32"/>
                 <w:lang w:bidi="th-TH"/>
               </w:rPr>
               <w:t>ลบ</w:t>
             </w:r>
             <w:proofErr w:type="spellEnd"/>
             <w:r>
+              <w:rPr>
+                <w:rFonts w:ascii="TH Sarabun New" w:hAnsi="TH Sarabun New" w:cs="TH Sarabun New"/>
+                <w:sz w:val="32"/>
+                <w:szCs w:val="32"/>
+              </w:rPr>
               <w:t>/</w:t>
             </w:r>
             <w:proofErr w:type="spellStart"/>
             <w:r>
               <w:rPr>
-                <w:rFonts w:ascii="Browallia New" w:hAnsi="Browallia New" w:cs="Browallia New"/>
+                <w:rFonts w:ascii="TH Sarabun New" w:hAnsi="TH Sarabun New" w:cs="TH Sarabun New"/>
+                <w:sz w:val="32"/>
+                <w:szCs w:val="32"/>
                 <w:lang w:bidi="th-TH"/>
               </w:rPr>
               <w:t>ระงับ</w:t>
             </w:r>
             <w:proofErr w:type="spellEnd"/>
             <w:r>
+              <w:rPr>
+                <w:rFonts w:ascii="TH Sarabun New" w:hAnsi="TH Sarabun New" w:cs="TH Sarabun New"/>
+                <w:sz w:val="32"/>
+                <w:szCs w:val="32"/>
+              </w:rPr>
               <w:t>)</w:t>
             </w:r>
             <w:r>
+              <w:rPr>
+                <w:rFonts w:ascii="TH Sarabun New" w:hAnsi="TH Sarabun New" w:cs="TH Sarabun New"/>
+                <w:sz w:val="32"/>
+                <w:szCs w:val="32"/>
+              </w:rPr>
               <w:br/>
               <w:t xml:space="preserve">- </w:t>
             </w:r>
             <w:proofErr w:type="spellStart"/>
             <w:r>
               <w:rPr>
-                <w:rFonts w:ascii="Browallia New" w:hAnsi="Browallia New" w:cs="Browallia New"/>
+                <w:rFonts w:ascii="TH Sarabun New" w:hAnsi="TH Sarabun New" w:cs="TH Sarabun New"/>
+                <w:sz w:val="32"/>
+                <w:szCs w:val="32"/>
                 <w:lang w:bidi="th-TH"/>
               </w:rPr>
               <w:t>แจ้งเตือนฉุกเฉินแบบ</w:t>
             </w:r>
             <w:proofErr w:type="spellEnd"/>
             <w:r>
+              <w:rPr>
+                <w:rFonts w:ascii="TH Sarabun New" w:hAnsi="TH Sarabun New" w:cs="TH Sarabun New"/>
+                <w:sz w:val="32"/>
+                <w:szCs w:val="32"/>
+              </w:rPr>
               <w:t xml:space="preserve"> Modal Popup </w:t>
             </w:r>
             <w:proofErr w:type="spellStart"/>
             <w:r>
               <w:rPr>
-                <w:rFonts w:ascii="Browallia New" w:hAnsi="Browallia New" w:cs="Browallia New"/>
+                <w:rFonts w:ascii="TH Sarabun New" w:hAnsi="TH Sarabun New" w:cs="TH Sarabun New"/>
+                <w:sz w:val="32"/>
+                <w:szCs w:val="32"/>
                 <w:lang w:bidi="th-TH"/>
               </w:rPr>
               <w:t>ทันทีเมื่อกล้องตรวจพบป้ายทะเบียนใน</w:t>
             </w:r>
             <w:proofErr w:type="spellEnd"/>
             <w:r>
+              <w:rPr>
+                <w:rFonts w:ascii="TH Sarabun New" w:hAnsi="TH Sarabun New" w:cs="TH Sarabun New"/>
+                <w:sz w:val="32"/>
+                <w:szCs w:val="32"/>
+              </w:rPr>
               <w:t xml:space="preserve"> Blacklist </w:t>
             </w:r>
             <w:proofErr w:type="spellStart"/>
             <w:r>
               <w:rPr>
-                <w:rFonts w:ascii="Browallia New" w:hAnsi="Browallia New" w:cs="Browallia New"/>
+                <w:rFonts w:ascii="TH Sarabun New" w:hAnsi="TH Sarabun New" w:cs="TH Sarabun New"/>
+                <w:sz w:val="32"/>
+                <w:szCs w:val="32"/>
                 <w:lang w:bidi="th-TH"/>
               </w:rPr>
               <w:t>ผ่าน</w:t>
             </w:r>
             <w:proofErr w:type="spellEnd"/>
             <w:r>
+              <w:rPr>
+                <w:rFonts w:ascii="TH Sarabun New" w:hAnsi="TH Sarabun New" w:cs="TH Sarabun New"/>
+                <w:sz w:val="32"/>
+                <w:szCs w:val="32"/>
+              </w:rPr>
               <w:t xml:space="preserve"> SSE</w:t>
             </w:r>
           </w:p>
         </w:tc>
       </w:tr>
       <w:tr>
-        <w:trPr>
-          <w:jc w:val="center"/>
-        </w:trPr>
         <w:tc>
           <w:tcPr>
-            <w:tcW w:w="796" w:type="dxa"/>
-            <w:shd w:val="clear" w:color="auto" w:fill="F9FAFB"/>
-            <w:tcMar>
-              <w:top w:w="100" w:type="dxa"/>
-              <w:left w:w="90" w:type="dxa"/>
-              <w:bottom w:w="100" w:type="dxa"/>
-              <w:right w:w="90" w:type="dxa"/>
-            </w:tcMar>
+            <w:tcW w:w="724" w:type="dxa"/>
           </w:tcPr>
           <w:p>
-            <w:r>
+            <w:pPr>
+              <w:rPr>
+                <w:rFonts w:ascii="TH Sarabun New" w:hAnsi="TH Sarabun New" w:cs="TH Sarabun New"/>
+                <w:sz w:val="32"/>
+                <w:szCs w:val="32"/>
+              </w:rPr>
+            </w:pPr>
+            <w:r>
+              <w:rPr>
+                <w:rFonts w:ascii="TH Sarabun New" w:hAnsi="TH Sarabun New" w:cs="TH Sarabun New"/>
+                <w:sz w:val="32"/>
+                <w:szCs w:val="32"/>
+              </w:rPr>
               <w:t>6</w:t>
             </w:r>
           </w:p>
         </w:tc>
         <w:tc>
           <w:tcPr>
-            <w:tcW w:w="3255" w:type="dxa"/>
-            <w:shd w:val="clear" w:color="auto" w:fill="F9FAFB"/>
-            <w:tcMar>
-              <w:top w:w="100" w:type="dxa"/>
-              <w:left w:w="90" w:type="dxa"/>
-              <w:bottom w:w="100" w:type="dxa"/>
-              <w:right w:w="90" w:type="dxa"/>
-            </w:tcMar>
+            <w:tcW w:w="3291" w:type="dxa"/>
           </w:tcPr>
           <w:p>
+            <w:pPr>
+              <w:rPr>
+                <w:rFonts w:ascii="TH Sarabun New" w:hAnsi="TH Sarabun New" w:cs="TH Sarabun New"/>
+                <w:sz w:val="32"/>
+                <w:szCs w:val="32"/>
+              </w:rPr>
+            </w:pPr>
             <w:proofErr w:type="spellStart"/>
             <w:r>
               <w:rPr>
-                <w:rFonts w:ascii="Browallia New" w:hAnsi="Browallia New" w:cs="Browallia New"/>
+                <w:rFonts w:ascii="TH Sarabun New" w:hAnsi="TH Sarabun New" w:cs="TH Sarabun New"/>
+                <w:sz w:val="32"/>
+                <w:szCs w:val="32"/>
                 <w:lang w:bidi="th-TH"/>
               </w:rPr>
               <w:t>ระบบติดตามเส้นทางยานพาหนะ</w:t>
             </w:r>
             <w:proofErr w:type="spellEnd"/>
             <w:r>
+              <w:rPr>
+                <w:rFonts w:ascii="TH Sarabun New" w:hAnsi="TH Sarabun New" w:cs="TH Sarabun New"/>
+                <w:sz w:val="32"/>
+                <w:szCs w:val="32"/>
+              </w:rPr>
               <w:br/>
               <w:t>(Route Tracking)</w:t>
             </w:r>
@@ -2705,98 +2872,136 @@
         </w:tc>
         <w:tc>
           <w:tcPr>
-            <w:tcW w:w="5025" w:type="dxa"/>
-            <w:shd w:val="clear" w:color="auto" w:fill="F9FAFB"/>
-            <w:tcMar>
-              <w:top w:w="100" w:type="dxa"/>
-              <w:left w:w="90" w:type="dxa"/>
-              <w:bottom w:w="100" w:type="dxa"/>
-              <w:right w:w="90" w:type="dxa"/>
-            </w:tcMar>
+            <w:tcW w:w="5435" w:type="dxa"/>
           </w:tcPr>
           <w:p>
-            <w:r>
+            <w:pPr>
+              <w:rPr>
+                <w:rFonts w:ascii="TH Sarabun New" w:hAnsi="TH Sarabun New" w:cs="TH Sarabun New"/>
+                <w:sz w:val="32"/>
+                <w:szCs w:val="32"/>
+              </w:rPr>
+            </w:pPr>
+            <w:r>
+              <w:rPr>
+                <w:rFonts w:ascii="TH Sarabun New" w:hAnsi="TH Sarabun New" w:cs="TH Sarabun New"/>
+                <w:sz w:val="32"/>
+                <w:szCs w:val="32"/>
+              </w:rPr>
               <w:t xml:space="preserve">- </w:t>
             </w:r>
             <w:proofErr w:type="spellStart"/>
             <w:r>
               <w:rPr>
-                <w:rFonts w:ascii="Browallia New" w:hAnsi="Browallia New" w:cs="Browallia New"/>
+                <w:rFonts w:ascii="TH Sarabun New" w:hAnsi="TH Sarabun New" w:cs="TH Sarabun New"/>
+                <w:sz w:val="32"/>
+                <w:szCs w:val="32"/>
                 <w:lang w:bidi="th-TH"/>
               </w:rPr>
               <w:t>ค้นหาประวัติการเคลื่อนที่ของยานพาหนะเป้าหมาย</w:t>
             </w:r>
             <w:proofErr w:type="spellEnd"/>
             <w:r>
+              <w:rPr>
+                <w:rFonts w:ascii="TH Sarabun New" w:hAnsi="TH Sarabun New" w:cs="TH Sarabun New"/>
+                <w:sz w:val="32"/>
+                <w:szCs w:val="32"/>
+              </w:rPr>
               <w:br/>
               <w:t xml:space="preserve">- </w:t>
             </w:r>
             <w:proofErr w:type="spellStart"/>
             <w:r>
               <w:rPr>
-                <w:rFonts w:ascii="Browallia New" w:hAnsi="Browallia New" w:cs="Browallia New"/>
+                <w:rFonts w:ascii="TH Sarabun New" w:hAnsi="TH Sarabun New" w:cs="TH Sarabun New"/>
+                <w:sz w:val="32"/>
+                <w:szCs w:val="32"/>
                 <w:lang w:bidi="th-TH"/>
               </w:rPr>
               <w:t>พล็อตเส้นทางและจุดตรวจพบลำดับเวลาบนแผนที่ดิจิทัล</w:t>
             </w:r>
             <w:proofErr w:type="spellEnd"/>
             <w:r>
+              <w:rPr>
+                <w:rFonts w:ascii="TH Sarabun New" w:hAnsi="TH Sarabun New" w:cs="TH Sarabun New"/>
+                <w:sz w:val="32"/>
+                <w:szCs w:val="32"/>
+              </w:rPr>
               <w:t xml:space="preserve"> (</w:t>
             </w:r>
             <w:proofErr w:type="spellStart"/>
             <w:r>
+              <w:rPr>
+                <w:rFonts w:ascii="TH Sarabun New" w:hAnsi="TH Sarabun New" w:cs="TH Sarabun New"/>
+                <w:sz w:val="32"/>
+                <w:szCs w:val="32"/>
+              </w:rPr>
               <w:t>Longdo</w:t>
             </w:r>
             <w:proofErr w:type="spellEnd"/>
             <w:r>
+              <w:rPr>
+                <w:rFonts w:ascii="TH Sarabun New" w:hAnsi="TH Sarabun New" w:cs="TH Sarabun New"/>
+                <w:sz w:val="32"/>
+                <w:szCs w:val="32"/>
+              </w:rPr>
               <w:t xml:space="preserve"> Map API)</w:t>
             </w:r>
           </w:p>
         </w:tc>
       </w:tr>
       <w:tr>
-        <w:trPr>
-          <w:jc w:val="center"/>
-        </w:trPr>
         <w:tc>
           <w:tcPr>
-            <w:tcW w:w="796" w:type="dxa"/>
-            <w:shd w:val="clear" w:color="auto" w:fill="FFFFFF"/>
-            <w:tcMar>
-              <w:top w:w="100" w:type="dxa"/>
-              <w:left w:w="90" w:type="dxa"/>
-              <w:bottom w:w="100" w:type="dxa"/>
-              <w:right w:w="90" w:type="dxa"/>
-            </w:tcMar>
+            <w:tcW w:w="724" w:type="dxa"/>
           </w:tcPr>
           <w:p>
-            <w:r>
+            <w:pPr>
+              <w:rPr>
+                <w:rFonts w:ascii="TH Sarabun New" w:hAnsi="TH Sarabun New" w:cs="TH Sarabun New"/>
+                <w:sz w:val="32"/>
+                <w:szCs w:val="32"/>
+              </w:rPr>
+            </w:pPr>
+            <w:r>
+              <w:rPr>
+                <w:rFonts w:ascii="TH Sarabun New" w:hAnsi="TH Sarabun New" w:cs="TH Sarabun New"/>
+                <w:sz w:val="32"/>
+                <w:szCs w:val="32"/>
+              </w:rPr>
               <w:t>7</w:t>
             </w:r>
           </w:p>
         </w:tc>
         <w:tc>
           <w:tcPr>
-            <w:tcW w:w="3255" w:type="dxa"/>
-            <w:shd w:val="clear" w:color="auto" w:fill="FFFFFF"/>
-            <w:tcMar>
-              <w:top w:w="100" w:type="dxa"/>
-              <w:left w:w="90" w:type="dxa"/>
-              <w:bottom w:w="100" w:type="dxa"/>
-              <w:right w:w="90" w:type="dxa"/>
-            </w:tcMar>
+            <w:tcW w:w="3291" w:type="dxa"/>
           </w:tcPr>
           <w:p>
+            <w:pPr>
+              <w:rPr>
+                <w:rFonts w:ascii="TH Sarabun New" w:hAnsi="TH Sarabun New" w:cs="TH Sarabun New"/>
+                <w:sz w:val="32"/>
+                <w:szCs w:val="32"/>
+              </w:rPr>
+            </w:pPr>
             <w:proofErr w:type="spellStart"/>
             <w:r>
               <w:rPr>
-                <w:rFonts w:ascii="Browallia New" w:hAnsi="Browallia New" w:cs="Browallia New"/>
+                <w:rFonts w:ascii="TH Sarabun New" w:hAnsi="TH Sarabun New" w:cs="TH Sarabun New"/>
+                <w:sz w:val="32"/>
+                <w:szCs w:val="32"/>
                 <w:lang w:bidi="th-TH"/>
               </w:rPr>
               <w:t>ระบบสร้างและส่งออกรายงาน</w:t>
             </w:r>
             <w:proofErr w:type="spellEnd"/>
             <w:r>
+              <w:rPr>
+                <w:rFonts w:ascii="TH Sarabun New" w:hAnsi="TH Sarabun New" w:cs="TH Sarabun New"/>
+                <w:sz w:val="32"/>
+                <w:szCs w:val="32"/>
+              </w:rPr>
               <w:br/>
               <w:t>(PDF Report Generation)</w:t>
             </w:r>
@@ -2804,95 +3009,132 @@
         </w:tc>
         <w:tc>
           <w:tcPr>
-            <w:tcW w:w="5025" w:type="dxa"/>
-            <w:shd w:val="clear" w:color="auto" w:fill="FFFFFF"/>
-            <w:tcMar>
-              <w:top w:w="100" w:type="dxa"/>
-              <w:left w:w="90" w:type="dxa"/>
-              <w:bottom w:w="100" w:type="dxa"/>
-              <w:right w:w="90" w:type="dxa"/>
-            </w:tcMar>
+            <w:tcW w:w="5435" w:type="dxa"/>
           </w:tcPr>
           <w:p>
-            <w:r>
+            <w:pPr>
+              <w:rPr>
+                <w:rFonts w:ascii="TH Sarabun New" w:hAnsi="TH Sarabun New" w:cs="TH Sarabun New"/>
+                <w:sz w:val="32"/>
+                <w:szCs w:val="32"/>
+              </w:rPr>
+            </w:pPr>
+            <w:r>
+              <w:rPr>
+                <w:rFonts w:ascii="TH Sarabun New" w:hAnsi="TH Sarabun New" w:cs="TH Sarabun New"/>
+                <w:sz w:val="32"/>
+                <w:szCs w:val="32"/>
+              </w:rPr>
               <w:t xml:space="preserve">- </w:t>
             </w:r>
             <w:proofErr w:type="spellStart"/>
             <w:r>
               <w:rPr>
-                <w:rFonts w:ascii="Browallia New" w:hAnsi="Browallia New" w:cs="Browallia New"/>
+                <w:rFonts w:ascii="TH Sarabun New" w:hAnsi="TH Sarabun New" w:cs="TH Sarabun New"/>
+                <w:sz w:val="32"/>
+                <w:szCs w:val="32"/>
                 <w:lang w:bidi="th-TH"/>
               </w:rPr>
               <w:t>ส่งออกรายงานสรุปประวัติเป็นไฟล์</w:t>
             </w:r>
             <w:proofErr w:type="spellEnd"/>
             <w:r>
+              <w:rPr>
+                <w:rFonts w:ascii="TH Sarabun New" w:hAnsi="TH Sarabun New" w:cs="TH Sarabun New"/>
+                <w:sz w:val="32"/>
+                <w:szCs w:val="32"/>
+              </w:rPr>
               <w:t xml:space="preserve"> PDF </w:t>
             </w:r>
             <w:proofErr w:type="spellStart"/>
             <w:r>
               <w:rPr>
-                <w:rFonts w:ascii="Browallia New" w:hAnsi="Browallia New" w:cs="Browallia New"/>
+                <w:rFonts w:ascii="TH Sarabun New" w:hAnsi="TH Sarabun New" w:cs="TH Sarabun New"/>
+                <w:sz w:val="32"/>
+                <w:szCs w:val="32"/>
                 <w:lang w:bidi="th-TH"/>
               </w:rPr>
               <w:t>มาตรฐาน</w:t>
             </w:r>
             <w:proofErr w:type="spellEnd"/>
             <w:r>
+              <w:rPr>
+                <w:rFonts w:ascii="TH Sarabun New" w:hAnsi="TH Sarabun New" w:cs="TH Sarabun New"/>
+                <w:sz w:val="32"/>
+                <w:szCs w:val="32"/>
+              </w:rPr>
               <w:t xml:space="preserve"> (</w:t>
             </w:r>
             <w:proofErr w:type="spellStart"/>
             <w:r>
+              <w:rPr>
+                <w:rFonts w:ascii="TH Sarabun New" w:hAnsi="TH Sarabun New" w:cs="TH Sarabun New"/>
+                <w:sz w:val="32"/>
+                <w:szCs w:val="32"/>
+              </w:rPr>
               <w:t>pdfmake</w:t>
             </w:r>
             <w:proofErr w:type="spellEnd"/>
             <w:r>
+              <w:rPr>
+                <w:rFonts w:ascii="TH Sarabun New" w:hAnsi="TH Sarabun New" w:cs="TH Sarabun New"/>
+                <w:sz w:val="32"/>
+                <w:szCs w:val="32"/>
+              </w:rPr>
               <w:t>)</w:t>
             </w:r>
             <w:r>
+              <w:rPr>
+                <w:rFonts w:ascii="TH Sarabun New" w:hAnsi="TH Sarabun New" w:cs="TH Sarabun New"/>
+                <w:sz w:val="32"/>
+                <w:szCs w:val="32"/>
+              </w:rPr>
               <w:br/>
               <w:t xml:space="preserve">- </w:t>
             </w:r>
             <w:proofErr w:type="spellStart"/>
             <w:r>
               <w:rPr>
-                <w:rFonts w:ascii="Browallia New" w:hAnsi="Browallia New" w:cs="Browallia New"/>
+                <w:rFonts w:ascii="TH Sarabun New" w:hAnsi="TH Sarabun New" w:cs="TH Sarabun New"/>
+                <w:sz w:val="32"/>
+                <w:szCs w:val="32"/>
                 <w:lang w:bidi="th-TH"/>
               </w:rPr>
-              <w:t>ฝังฟอนต์ภาษาไทย</w:t>
+              <w:t>ฟอนต์ภาษาไทย</w:t>
             </w:r>
             <w:proofErr w:type="spellEnd"/>
             <w:r>
+              <w:rPr>
+                <w:rFonts w:ascii="TH Sarabun New" w:hAnsi="TH Sarabun New" w:cs="TH Sarabun New"/>
+                <w:sz w:val="32"/>
+                <w:szCs w:val="32"/>
+              </w:rPr>
               <w:t xml:space="preserve"> (</w:t>
             </w:r>
             <w:proofErr w:type="spellStart"/>
             <w:r>
+              <w:rPr>
+                <w:rFonts w:ascii="TH Sarabun New" w:hAnsi="TH Sarabun New" w:cs="TH Sarabun New"/>
+                <w:sz w:val="32"/>
+                <w:szCs w:val="32"/>
+              </w:rPr>
               <w:t>Sarabun</w:t>
             </w:r>
             <w:proofErr w:type="spellEnd"/>
             <w:r>
-              <w:t xml:space="preserve"> Fonts) </w:t>
+              <w:rPr>
+                <w:rFonts w:ascii="TH Sarabun New" w:hAnsi="TH Sarabun New" w:cs="TH Sarabun New"/>
+                <w:sz w:val="32"/>
+                <w:szCs w:val="32"/>
+              </w:rPr>
+              <w:t xml:space="preserve"> Fonts) - </w:t>
             </w:r>
             <w:proofErr w:type="spellStart"/>
             <w:r>
               <w:rPr>
-                <w:rFonts w:ascii="Browallia New" w:hAnsi="Browallia New" w:cs="Browallia New"/>
-                <w:lang w:bidi="th-TH"/>
-              </w:rPr>
-              <w:t>จัดการสระภาษาไทยถูกต้อง</w:t>
-            </w:r>
-            <w:proofErr w:type="spellEnd"/>
-            <w:r>
-              <w:t xml:space="preserve"> 100%</w:t>
-            </w:r>
-            <w:r>
-              <w:br/>
-              <w:t xml:space="preserve">- </w:t>
-            </w:r>
-            <w:proofErr w:type="spellStart"/>
-            <w:r>
-              <w:rPr>
-                <w:rFonts w:ascii="Browallia New" w:hAnsi="Browallia New" w:cs="Browallia New"/>
+                <w:rFonts w:ascii="TH Sarabun New" w:hAnsi="TH Sarabun New" w:cs="TH Sarabun New"/>
+                <w:sz w:val="32"/>
+                <w:szCs w:val="32"/>
                 <w:lang w:bidi="th-TH"/>
               </w:rPr>
               <w:t>ปรับความกว้างของคอลัมน์ตารางอัตโนมัติตามปริมาณข้อความ</w:t>
@@ -2902,49 +3144,57 @@
         </w:tc>
       </w:tr>
       <w:tr>
-        <w:trPr>
-          <w:jc w:val="center"/>
-        </w:trPr>
         <w:tc>
           <w:tcPr>
-            <w:tcW w:w="796" w:type="dxa"/>
-            <w:shd w:val="clear" w:color="auto" w:fill="F9FAFB"/>
-            <w:tcMar>
-              <w:top w:w="100" w:type="dxa"/>
-              <w:left w:w="90" w:type="dxa"/>
-              <w:bottom w:w="100" w:type="dxa"/>
-              <w:right w:w="90" w:type="dxa"/>
-            </w:tcMar>
+            <w:tcW w:w="724" w:type="dxa"/>
           </w:tcPr>
           <w:p>
-            <w:r>
-              <w:lastRenderedPageBreak/>
+            <w:pPr>
+              <w:rPr>
+                <w:rFonts w:ascii="TH Sarabun New" w:hAnsi="TH Sarabun New" w:cs="TH Sarabun New"/>
+                <w:sz w:val="32"/>
+                <w:szCs w:val="32"/>
+              </w:rPr>
+            </w:pPr>
+            <w:r>
+              <w:rPr>
+                <w:rFonts w:ascii="TH Sarabun New" w:hAnsi="TH Sarabun New" w:cs="TH Sarabun New"/>
+                <w:sz w:val="32"/>
+                <w:szCs w:val="32"/>
+              </w:rPr>
               <w:t>8</w:t>
             </w:r>
           </w:p>
         </w:tc>
         <w:tc>
           <w:tcPr>
-            <w:tcW w:w="3255" w:type="dxa"/>
-            <w:shd w:val="clear" w:color="auto" w:fill="F9FAFB"/>
-            <w:tcMar>
-              <w:top w:w="100" w:type="dxa"/>
-              <w:left w:w="90" w:type="dxa"/>
-              <w:bottom w:w="100" w:type="dxa"/>
-              <w:right w:w="90" w:type="dxa"/>
-            </w:tcMar>
+            <w:tcW w:w="3291" w:type="dxa"/>
           </w:tcPr>
           <w:p>
+            <w:pPr>
+              <w:rPr>
+                <w:rFonts w:ascii="TH Sarabun New" w:hAnsi="TH Sarabun New" w:cs="TH Sarabun New"/>
+                <w:sz w:val="32"/>
+                <w:szCs w:val="32"/>
+              </w:rPr>
+            </w:pPr>
             <w:proofErr w:type="spellStart"/>
             <w:r>
               <w:rPr>
-                <w:rFonts w:ascii="Browallia New" w:hAnsi="Browallia New" w:cs="Browallia New"/>
+                <w:rFonts w:ascii="TH Sarabun New" w:hAnsi="TH Sarabun New" w:cs="TH Sarabun New"/>
+                <w:sz w:val="32"/>
+                <w:szCs w:val="32"/>
                 <w:lang w:bidi="th-TH"/>
               </w:rPr>
               <w:t>ระบบจัดการผู้ใช้งาน</w:t>
             </w:r>
             <w:proofErr w:type="spellEnd"/>
             <w:r>
+              <w:rPr>
+                <w:rFonts w:ascii="TH Sarabun New" w:hAnsi="TH Sarabun New" w:cs="TH Sarabun New"/>
+                <w:sz w:val="32"/>
+                <w:szCs w:val="32"/>
+              </w:rPr>
               <w:br/>
               <w:t>(User Management)</w:t>
             </w:r>
@@ -2952,79 +3202,124 @@
         </w:tc>
         <w:tc>
           <w:tcPr>
-            <w:tcW w:w="5025" w:type="dxa"/>
-            <w:shd w:val="clear" w:color="auto" w:fill="F9FAFB"/>
-            <w:tcMar>
-              <w:top w:w="100" w:type="dxa"/>
-              <w:left w:w="90" w:type="dxa"/>
-              <w:bottom w:w="100" w:type="dxa"/>
-              <w:right w:w="90" w:type="dxa"/>
-            </w:tcMar>
+            <w:tcW w:w="5435" w:type="dxa"/>
           </w:tcPr>
           <w:p>
-            <w:r>
+            <w:pPr>
+              <w:rPr>
+                <w:rFonts w:ascii="TH Sarabun New" w:hAnsi="TH Sarabun New" w:cs="TH Sarabun New"/>
+                <w:sz w:val="32"/>
+                <w:szCs w:val="32"/>
+              </w:rPr>
+            </w:pPr>
+            <w:r>
+              <w:rPr>
+                <w:rFonts w:ascii="TH Sarabun New" w:hAnsi="TH Sarabun New" w:cs="TH Sarabun New"/>
+                <w:sz w:val="32"/>
+                <w:szCs w:val="32"/>
+              </w:rPr>
               <w:t xml:space="preserve">- </w:t>
             </w:r>
             <w:proofErr w:type="spellStart"/>
             <w:r>
               <w:rPr>
-                <w:rFonts w:ascii="Browallia New" w:hAnsi="Browallia New" w:cs="Browallia New"/>
+                <w:rFonts w:ascii="TH Sarabun New" w:hAnsi="TH Sarabun New" w:cs="TH Sarabun New"/>
+                <w:sz w:val="32"/>
+                <w:szCs w:val="32"/>
                 <w:lang w:bidi="th-TH"/>
               </w:rPr>
               <w:t>เฉพาะสิทธิ์</w:t>
             </w:r>
             <w:proofErr w:type="spellEnd"/>
             <w:r>
+              <w:rPr>
+                <w:rFonts w:ascii="TH Sarabun New" w:hAnsi="TH Sarabun New" w:cs="TH Sarabun New"/>
+                <w:sz w:val="32"/>
+                <w:szCs w:val="32"/>
+              </w:rPr>
               <w:t xml:space="preserve"> Admin/</w:t>
             </w:r>
             <w:proofErr w:type="spellStart"/>
             <w:r>
+              <w:rPr>
+                <w:rFonts w:ascii="TH Sarabun New" w:hAnsi="TH Sarabun New" w:cs="TH Sarabun New"/>
+                <w:sz w:val="32"/>
+                <w:szCs w:val="32"/>
+              </w:rPr>
               <w:t>Superadmin</w:t>
             </w:r>
             <w:proofErr w:type="spellEnd"/>
             <w:r>
+              <w:rPr>
+                <w:rFonts w:ascii="TH Sarabun New" w:hAnsi="TH Sarabun New" w:cs="TH Sarabun New"/>
+                <w:sz w:val="32"/>
+                <w:szCs w:val="32"/>
+              </w:rPr>
               <w:t xml:space="preserve">: </w:t>
             </w:r>
             <w:proofErr w:type="spellStart"/>
             <w:r>
               <w:rPr>
-                <w:rFonts w:ascii="Browallia New" w:hAnsi="Browallia New" w:cs="Browallia New"/>
+                <w:rFonts w:ascii="TH Sarabun New" w:hAnsi="TH Sarabun New" w:cs="TH Sarabun New"/>
+                <w:sz w:val="32"/>
+                <w:szCs w:val="32"/>
                 <w:lang w:bidi="th-TH"/>
               </w:rPr>
               <w:t>จัดการบัญชีผู้ใช้</w:t>
             </w:r>
             <w:proofErr w:type="spellEnd"/>
             <w:r>
+              <w:rPr>
+                <w:rFonts w:ascii="TH Sarabun New" w:hAnsi="TH Sarabun New" w:cs="TH Sarabun New"/>
+                <w:sz w:val="32"/>
+                <w:szCs w:val="32"/>
+              </w:rPr>
               <w:t xml:space="preserve">, </w:t>
             </w:r>
             <w:proofErr w:type="spellStart"/>
             <w:r>
               <w:rPr>
-                <w:rFonts w:ascii="Browallia New" w:hAnsi="Browallia New" w:cs="Browallia New"/>
+                <w:rFonts w:ascii="TH Sarabun New" w:hAnsi="TH Sarabun New" w:cs="TH Sarabun New"/>
+                <w:sz w:val="32"/>
+                <w:szCs w:val="32"/>
                 <w:lang w:bidi="th-TH"/>
               </w:rPr>
               <w:t>กำหนดระดับสิทธิ์</w:t>
             </w:r>
             <w:proofErr w:type="spellEnd"/>
             <w:r>
+              <w:rPr>
+                <w:rFonts w:ascii="TH Sarabun New" w:hAnsi="TH Sarabun New" w:cs="TH Sarabun New"/>
+                <w:sz w:val="32"/>
+                <w:szCs w:val="32"/>
+              </w:rPr>
               <w:t xml:space="preserve"> (Role), </w:t>
             </w:r>
             <w:proofErr w:type="spellStart"/>
             <w:r>
               <w:rPr>
-                <w:rFonts w:ascii="Browallia New" w:hAnsi="Browallia New" w:cs="Browallia New"/>
+                <w:rFonts w:ascii="TH Sarabun New" w:hAnsi="TH Sarabun New" w:cs="TH Sarabun New"/>
+                <w:sz w:val="32"/>
+                <w:szCs w:val="32"/>
                 <w:lang w:bidi="th-TH"/>
               </w:rPr>
               <w:t>ผูกพื้นที่หมู่บ้านที่ดูแล</w:t>
             </w:r>
             <w:proofErr w:type="spellEnd"/>
             <w:r>
+              <w:rPr>
+                <w:rFonts w:ascii="TH Sarabun New" w:hAnsi="TH Sarabun New" w:cs="TH Sarabun New"/>
+                <w:sz w:val="32"/>
+                <w:szCs w:val="32"/>
+              </w:rPr>
               <w:t xml:space="preserve">, </w:t>
             </w:r>
             <w:proofErr w:type="spellStart"/>
             <w:r>
               <w:rPr>
-                <w:rFonts w:ascii="Browallia New" w:hAnsi="Browallia New" w:cs="Browallia New"/>
+                <w:rFonts w:ascii="TH Sarabun New" w:hAnsi="TH Sarabun New" w:cs="TH Sarabun New"/>
+                <w:sz w:val="32"/>
+                <w:szCs w:val="32"/>
                 <w:lang w:bidi="th-TH"/>
               </w:rPr>
               <w:t>และระงับบัญชี</w:t>
@@ -3034,48 +3329,57 @@
         </w:tc>
       </w:tr>
       <w:tr>
-        <w:trPr>
-          <w:jc w:val="center"/>
-        </w:trPr>
         <w:tc>
           <w:tcPr>
-            <w:tcW w:w="796" w:type="dxa"/>
-            <w:shd w:val="clear" w:color="auto" w:fill="FFFFFF"/>
-            <w:tcMar>
-              <w:top w:w="100" w:type="dxa"/>
-              <w:left w:w="90" w:type="dxa"/>
-              <w:bottom w:w="100" w:type="dxa"/>
-              <w:right w:w="90" w:type="dxa"/>
-            </w:tcMar>
+            <w:tcW w:w="724" w:type="dxa"/>
           </w:tcPr>
           <w:p>
-            <w:r>
+            <w:pPr>
+              <w:rPr>
+                <w:rFonts w:ascii="TH Sarabun New" w:hAnsi="TH Sarabun New" w:cs="TH Sarabun New"/>
+                <w:sz w:val="32"/>
+                <w:szCs w:val="32"/>
+              </w:rPr>
+            </w:pPr>
+            <w:r>
+              <w:rPr>
+                <w:rFonts w:ascii="TH Sarabun New" w:hAnsi="TH Sarabun New" w:cs="TH Sarabun New"/>
+                <w:sz w:val="32"/>
+                <w:szCs w:val="32"/>
+              </w:rPr>
               <w:t>9</w:t>
             </w:r>
           </w:p>
         </w:tc>
         <w:tc>
           <w:tcPr>
-            <w:tcW w:w="3255" w:type="dxa"/>
-            <w:shd w:val="clear" w:color="auto" w:fill="FFFFFF"/>
-            <w:tcMar>
-              <w:top w:w="100" w:type="dxa"/>
-              <w:left w:w="90" w:type="dxa"/>
-              <w:bottom w:w="100" w:type="dxa"/>
-              <w:right w:w="90" w:type="dxa"/>
-            </w:tcMar>
+            <w:tcW w:w="3291" w:type="dxa"/>
           </w:tcPr>
           <w:p>
+            <w:pPr>
+              <w:rPr>
+                <w:rFonts w:ascii="TH Sarabun New" w:hAnsi="TH Sarabun New" w:cs="TH Sarabun New"/>
+                <w:sz w:val="32"/>
+                <w:szCs w:val="32"/>
+              </w:rPr>
+            </w:pPr>
             <w:proofErr w:type="spellStart"/>
             <w:r>
               <w:rPr>
-                <w:rFonts w:ascii="Browallia New" w:hAnsi="Browallia New" w:cs="Browallia New"/>
+                <w:rFonts w:ascii="TH Sarabun New" w:hAnsi="TH Sarabun New" w:cs="TH Sarabun New"/>
+                <w:sz w:val="32"/>
+                <w:szCs w:val="32"/>
                 <w:lang w:bidi="th-TH"/>
               </w:rPr>
               <w:t>ระบบจัดการกล้องวงจรปิด</w:t>
             </w:r>
             <w:proofErr w:type="spellEnd"/>
             <w:r>
+              <w:rPr>
+                <w:rFonts w:ascii="TH Sarabun New" w:hAnsi="TH Sarabun New" w:cs="TH Sarabun New"/>
+                <w:sz w:val="32"/>
+                <w:szCs w:val="32"/>
+              </w:rPr>
               <w:br/>
               <w:t>(Camera Management)</w:t>
             </w:r>
@@ -3083,79 +3387,124 @@
         </w:tc>
         <w:tc>
           <w:tcPr>
-            <w:tcW w:w="5025" w:type="dxa"/>
-            <w:shd w:val="clear" w:color="auto" w:fill="FFFFFF"/>
-            <w:tcMar>
-              <w:top w:w="100" w:type="dxa"/>
-              <w:left w:w="90" w:type="dxa"/>
-              <w:bottom w:w="100" w:type="dxa"/>
-              <w:right w:w="90" w:type="dxa"/>
-            </w:tcMar>
+            <w:tcW w:w="5435" w:type="dxa"/>
           </w:tcPr>
           <w:p>
-            <w:r>
+            <w:pPr>
+              <w:rPr>
+                <w:rFonts w:ascii="TH Sarabun New" w:hAnsi="TH Sarabun New" w:cs="TH Sarabun New"/>
+                <w:sz w:val="32"/>
+                <w:szCs w:val="32"/>
+              </w:rPr>
+            </w:pPr>
+            <w:r>
+              <w:rPr>
+                <w:rFonts w:ascii="TH Sarabun New" w:hAnsi="TH Sarabun New" w:cs="TH Sarabun New"/>
+                <w:sz w:val="32"/>
+                <w:szCs w:val="32"/>
+              </w:rPr>
               <w:t xml:space="preserve">- </w:t>
             </w:r>
             <w:proofErr w:type="spellStart"/>
             <w:r>
               <w:rPr>
-                <w:rFonts w:ascii="Browallia New" w:hAnsi="Browallia New" w:cs="Browallia New"/>
+                <w:rFonts w:ascii="TH Sarabun New" w:hAnsi="TH Sarabun New" w:cs="TH Sarabun New"/>
+                <w:sz w:val="32"/>
+                <w:szCs w:val="32"/>
                 <w:lang w:bidi="th-TH"/>
               </w:rPr>
               <w:t>เฉพาะสิทธิ์</w:t>
             </w:r>
             <w:proofErr w:type="spellEnd"/>
             <w:r>
+              <w:rPr>
+                <w:rFonts w:ascii="TH Sarabun New" w:hAnsi="TH Sarabun New" w:cs="TH Sarabun New"/>
+                <w:sz w:val="32"/>
+                <w:szCs w:val="32"/>
+              </w:rPr>
               <w:t xml:space="preserve"> Admin/</w:t>
             </w:r>
             <w:proofErr w:type="spellStart"/>
             <w:r>
+              <w:rPr>
+                <w:rFonts w:ascii="TH Sarabun New" w:hAnsi="TH Sarabun New" w:cs="TH Sarabun New"/>
+                <w:sz w:val="32"/>
+                <w:szCs w:val="32"/>
+              </w:rPr>
               <w:t>Superadmin</w:t>
             </w:r>
             <w:proofErr w:type="spellEnd"/>
             <w:r>
+              <w:rPr>
+                <w:rFonts w:ascii="TH Sarabun New" w:hAnsi="TH Sarabun New" w:cs="TH Sarabun New"/>
+                <w:sz w:val="32"/>
+                <w:szCs w:val="32"/>
+              </w:rPr>
               <w:t xml:space="preserve">: </w:t>
             </w:r>
             <w:proofErr w:type="spellStart"/>
             <w:r>
               <w:rPr>
-                <w:rFonts w:ascii="Browallia New" w:hAnsi="Browallia New" w:cs="Browallia New"/>
+                <w:rFonts w:ascii="TH Sarabun New" w:hAnsi="TH Sarabun New" w:cs="TH Sarabun New"/>
+                <w:sz w:val="32"/>
+                <w:szCs w:val="32"/>
                 <w:lang w:bidi="th-TH"/>
               </w:rPr>
               <w:t>ลงทะเบียนกล้อง</w:t>
             </w:r>
             <w:proofErr w:type="spellEnd"/>
             <w:r>
+              <w:rPr>
+                <w:rFonts w:ascii="TH Sarabun New" w:hAnsi="TH Sarabun New" w:cs="TH Sarabun New"/>
+                <w:sz w:val="32"/>
+                <w:szCs w:val="32"/>
+              </w:rPr>
               <w:t xml:space="preserve">, </w:t>
             </w:r>
             <w:proofErr w:type="spellStart"/>
             <w:r>
               <w:rPr>
-                <w:rFonts w:ascii="Browallia New" w:hAnsi="Browallia New" w:cs="Browallia New"/>
+                <w:rFonts w:ascii="TH Sarabun New" w:hAnsi="TH Sarabun New" w:cs="TH Sarabun New"/>
+                <w:sz w:val="32"/>
+                <w:szCs w:val="32"/>
                 <w:lang w:bidi="th-TH"/>
               </w:rPr>
               <w:t>ตั้งค่า</w:t>
             </w:r>
             <w:proofErr w:type="spellEnd"/>
             <w:r>
+              <w:rPr>
+                <w:rFonts w:ascii="TH Sarabun New" w:hAnsi="TH Sarabun New" w:cs="TH Sarabun New"/>
+                <w:sz w:val="32"/>
+                <w:szCs w:val="32"/>
+              </w:rPr>
               <w:t xml:space="preserve"> RTSP/HLS Stream URL, </w:t>
             </w:r>
             <w:proofErr w:type="spellStart"/>
             <w:r>
               <w:rPr>
-                <w:rFonts w:ascii="Browallia New" w:hAnsi="Browallia New" w:cs="Browallia New"/>
+                <w:rFonts w:ascii="TH Sarabun New" w:hAnsi="TH Sarabun New" w:cs="TH Sarabun New"/>
+                <w:sz w:val="32"/>
+                <w:szCs w:val="32"/>
                 <w:lang w:bidi="th-TH"/>
               </w:rPr>
               <w:t>ระบุตำแหน่งพิกัด</w:t>
             </w:r>
             <w:proofErr w:type="spellEnd"/>
             <w:r>
+              <w:rPr>
+                <w:rFonts w:ascii="TH Sarabun New" w:hAnsi="TH Sarabun New" w:cs="TH Sarabun New"/>
+                <w:sz w:val="32"/>
+                <w:szCs w:val="32"/>
+              </w:rPr>
               <w:t xml:space="preserve"> GPS </w:t>
             </w:r>
             <w:proofErr w:type="spellStart"/>
             <w:r>
               <w:rPr>
-                <w:rFonts w:ascii="Browallia New" w:hAnsi="Browallia New" w:cs="Browallia New"/>
+                <w:rFonts w:ascii="TH Sarabun New" w:hAnsi="TH Sarabun New" w:cs="TH Sarabun New"/>
+                <w:sz w:val="32"/>
+                <w:szCs w:val="32"/>
                 <w:lang w:bidi="th-TH"/>
               </w:rPr>
               <w:t>ละติจูดและลองจิจูด</w:t>
@@ -3165,48 +3514,58 @@
         </w:tc>
       </w:tr>
       <w:tr>
-        <w:trPr>
-          <w:jc w:val="center"/>
-        </w:trPr>
         <w:tc>
           <w:tcPr>
-            <w:tcW w:w="796" w:type="dxa"/>
-            <w:shd w:val="clear" w:color="auto" w:fill="F9FAFB"/>
-            <w:tcMar>
-              <w:top w:w="100" w:type="dxa"/>
-              <w:left w:w="90" w:type="dxa"/>
-              <w:bottom w:w="100" w:type="dxa"/>
-              <w:right w:w="90" w:type="dxa"/>
-            </w:tcMar>
+            <w:tcW w:w="724" w:type="dxa"/>
           </w:tcPr>
           <w:p>
-            <w:r>
+            <w:pPr>
+              <w:rPr>
+                <w:rFonts w:ascii="TH Sarabun New" w:hAnsi="TH Sarabun New" w:cs="TH Sarabun New"/>
+                <w:sz w:val="32"/>
+                <w:szCs w:val="32"/>
+              </w:rPr>
+            </w:pPr>
+            <w:r>
+              <w:rPr>
+                <w:rFonts w:ascii="TH Sarabun New" w:hAnsi="TH Sarabun New" w:cs="TH Sarabun New"/>
+                <w:sz w:val="32"/>
+                <w:szCs w:val="32"/>
+              </w:rPr>
+              <w:lastRenderedPageBreak/>
               <w:t>10</w:t>
             </w:r>
           </w:p>
         </w:tc>
         <w:tc>
           <w:tcPr>
-            <w:tcW w:w="3255" w:type="dxa"/>
-            <w:shd w:val="clear" w:color="auto" w:fill="F9FAFB"/>
-            <w:tcMar>
-              <w:top w:w="100" w:type="dxa"/>
-              <w:left w:w="90" w:type="dxa"/>
-              <w:bottom w:w="100" w:type="dxa"/>
-              <w:right w:w="90" w:type="dxa"/>
-            </w:tcMar>
+            <w:tcW w:w="3291" w:type="dxa"/>
           </w:tcPr>
           <w:p>
+            <w:pPr>
+              <w:rPr>
+                <w:rFonts w:ascii="TH Sarabun New" w:hAnsi="TH Sarabun New" w:cs="TH Sarabun New"/>
+                <w:sz w:val="32"/>
+                <w:szCs w:val="32"/>
+              </w:rPr>
+            </w:pPr>
             <w:proofErr w:type="spellStart"/>
             <w:r>
               <w:rPr>
-                <w:rFonts w:ascii="Browallia New" w:hAnsi="Browallia New" w:cs="Browallia New"/>
+                <w:rFonts w:ascii="TH Sarabun New" w:hAnsi="TH Sarabun New" w:cs="TH Sarabun New"/>
+                <w:sz w:val="32"/>
+                <w:szCs w:val="32"/>
                 <w:lang w:bidi="th-TH"/>
               </w:rPr>
               <w:t>ระบบบันทึกประวัติการใช้งาน</w:t>
             </w:r>
             <w:proofErr w:type="spellEnd"/>
             <w:r>
+              <w:rPr>
+                <w:rFonts w:ascii="TH Sarabun New" w:hAnsi="TH Sarabun New" w:cs="TH Sarabun New"/>
+                <w:sz w:val="32"/>
+                <w:szCs w:val="32"/>
+              </w:rPr>
               <w:br/>
               <w:t>(Audit Logs)</w:t>
             </w:r>
@@ -3214,43 +3573,67 @@
         </w:tc>
         <w:tc>
           <w:tcPr>
-            <w:tcW w:w="5025" w:type="dxa"/>
-            <w:shd w:val="clear" w:color="auto" w:fill="F9FAFB"/>
-            <w:tcMar>
-              <w:top w:w="100" w:type="dxa"/>
-              <w:left w:w="90" w:type="dxa"/>
-              <w:bottom w:w="100" w:type="dxa"/>
-              <w:right w:w="90" w:type="dxa"/>
-            </w:tcMar>
+            <w:tcW w:w="5435" w:type="dxa"/>
           </w:tcPr>
           <w:p>
-            <w:r>
+            <w:pPr>
+              <w:rPr>
+                <w:rFonts w:ascii="TH Sarabun New" w:hAnsi="TH Sarabun New" w:cs="TH Sarabun New"/>
+                <w:sz w:val="32"/>
+                <w:szCs w:val="32"/>
+              </w:rPr>
+            </w:pPr>
+            <w:r>
+              <w:rPr>
+                <w:rFonts w:ascii="TH Sarabun New" w:hAnsi="TH Sarabun New" w:cs="TH Sarabun New"/>
+                <w:sz w:val="32"/>
+                <w:szCs w:val="32"/>
+              </w:rPr>
               <w:t xml:space="preserve">- </w:t>
             </w:r>
             <w:proofErr w:type="spellStart"/>
             <w:r>
               <w:rPr>
-                <w:rFonts w:ascii="Browallia New" w:hAnsi="Browallia New" w:cs="Browallia New"/>
+                <w:rFonts w:ascii="TH Sarabun New" w:hAnsi="TH Sarabun New" w:cs="TH Sarabun New"/>
+                <w:sz w:val="32"/>
+                <w:szCs w:val="32"/>
                 <w:lang w:bidi="th-TH"/>
               </w:rPr>
               <w:t>เฉพาะสิทธิ์</w:t>
             </w:r>
             <w:proofErr w:type="spellEnd"/>
             <w:r>
+              <w:rPr>
+                <w:rFonts w:ascii="TH Sarabun New" w:hAnsi="TH Sarabun New" w:cs="TH Sarabun New"/>
+                <w:sz w:val="32"/>
+                <w:szCs w:val="32"/>
+              </w:rPr>
               <w:t xml:space="preserve"> Admin/</w:t>
             </w:r>
             <w:proofErr w:type="spellStart"/>
             <w:r>
+              <w:rPr>
+                <w:rFonts w:ascii="TH Sarabun New" w:hAnsi="TH Sarabun New" w:cs="TH Sarabun New"/>
+                <w:sz w:val="32"/>
+                <w:szCs w:val="32"/>
+              </w:rPr>
               <w:t>Superadmin</w:t>
             </w:r>
             <w:proofErr w:type="spellEnd"/>
             <w:r>
+              <w:rPr>
+                <w:rFonts w:ascii="TH Sarabun New" w:hAnsi="TH Sarabun New" w:cs="TH Sarabun New"/>
+                <w:sz w:val="32"/>
+                <w:szCs w:val="32"/>
+              </w:rPr>
               <w:t xml:space="preserve">: </w:t>
             </w:r>
             <w:proofErr w:type="spellStart"/>
             <w:r>
               <w:rPr>
-                <w:rFonts w:ascii="Browallia New" w:hAnsi="Browallia New" w:cs="Browallia New"/>
+                <w:rFonts w:ascii="TH Sarabun New" w:hAnsi="TH Sarabun New" w:cs="TH Sarabun New"/>
+                <w:sz w:val="32"/>
+                <w:szCs w:val="32"/>
                 <w:lang w:bidi="th-TH"/>
               </w:rPr>
               <w:t>ตรวจสอบบันทึกการเข้าสู่ระบบและการทำธุรกรรมสำคัญย้อนหลัง</w:t>
@@ -3260,50 +3643,64 @@
         </w:tc>
       </w:tr>
       <w:tr>
-        <w:trPr>
-          <w:jc w:val="center"/>
-        </w:trPr>
         <w:tc>
           <w:tcPr>
-            <w:tcW w:w="796" w:type="dxa"/>
-            <w:shd w:val="clear" w:color="auto" w:fill="FFFFFF"/>
-            <w:tcMar>
-              <w:top w:w="100" w:type="dxa"/>
-              <w:left w:w="90" w:type="dxa"/>
-              <w:bottom w:w="100" w:type="dxa"/>
-              <w:right w:w="90" w:type="dxa"/>
-            </w:tcMar>
+            <w:tcW w:w="724" w:type="dxa"/>
           </w:tcPr>
           <w:p>
-            <w:r>
+            <w:pPr>
+              <w:rPr>
+                <w:rFonts w:ascii="TH Sarabun New" w:hAnsi="TH Sarabun New" w:cs="TH Sarabun New"/>
+                <w:sz w:val="32"/>
+                <w:szCs w:val="32"/>
+              </w:rPr>
+            </w:pPr>
+            <w:r>
+              <w:rPr>
+                <w:rFonts w:ascii="TH Sarabun New" w:hAnsi="TH Sarabun New" w:cs="TH Sarabun New"/>
+                <w:sz w:val="32"/>
+                <w:szCs w:val="32"/>
+              </w:rPr>
               <w:t>11</w:t>
             </w:r>
           </w:p>
         </w:tc>
         <w:tc>
           <w:tcPr>
-            <w:tcW w:w="3255" w:type="dxa"/>
-            <w:shd w:val="clear" w:color="auto" w:fill="FFFFFF"/>
-            <w:tcMar>
-              <w:top w:w="100" w:type="dxa"/>
-              <w:left w:w="90" w:type="dxa"/>
-              <w:bottom w:w="100" w:type="dxa"/>
-              <w:right w:w="90" w:type="dxa"/>
-            </w:tcMar>
+            <w:tcW w:w="3291" w:type="dxa"/>
           </w:tcPr>
           <w:p>
+            <w:pPr>
+              <w:rPr>
+                <w:rFonts w:ascii="TH Sarabun New" w:hAnsi="TH Sarabun New" w:cs="TH Sarabun New"/>
+                <w:sz w:val="32"/>
+                <w:szCs w:val="32"/>
+              </w:rPr>
+            </w:pPr>
             <w:proofErr w:type="spellStart"/>
             <w:r>
               <w:rPr>
-                <w:rFonts w:ascii="Browallia New" w:hAnsi="Browallia New" w:cs="Browallia New"/>
+                <w:rFonts w:ascii="TH Sarabun New" w:hAnsi="TH Sarabun New" w:cs="TH Sarabun New"/>
+                <w:sz w:val="32"/>
+                <w:szCs w:val="32"/>
               </w:rPr>
               <w:t>การติดตั้งผ่าน</w:t>
             </w:r>
             <w:proofErr w:type="spellEnd"/>
             <w:r>
+              <w:rPr>
+                <w:rFonts w:ascii="TH Sarabun New" w:hAnsi="TH Sarabun New" w:cs="TH Sarabun New"/>
+                <w:sz w:val="32"/>
+                <w:szCs w:val="32"/>
+              </w:rPr>
               <w:t xml:space="preserve"> Docker</w:t>
             </w:r>
             <w:r>
+              <w:rPr>
+                <w:rFonts w:ascii="TH Sarabun New" w:hAnsi="TH Sarabun New" w:cs="TH Sarabun New"/>
+                <w:sz w:val="32"/>
+                <w:szCs w:val="32"/>
+              </w:rPr>
               <w:br/>
               <w:t>(Containerization)</w:t>
             </w:r>
@@ -3311,81 +3708,139 @@
         </w:tc>
         <w:tc>
           <w:tcPr>
-            <w:tcW w:w="5025" w:type="dxa"/>
-            <w:shd w:val="clear" w:color="auto" w:fill="FFFFFF"/>
-            <w:tcMar>
-              <w:top w:w="100" w:type="dxa"/>
-              <w:left w:w="90" w:type="dxa"/>
-              <w:bottom w:w="100" w:type="dxa"/>
-              <w:right w:w="90" w:type="dxa"/>
-            </w:tcMar>
+            <w:tcW w:w="5435" w:type="dxa"/>
           </w:tcPr>
           <w:p>
-            <w:r>
+            <w:pPr>
+              <w:rPr>
+                <w:rFonts w:ascii="TH Sarabun New" w:hAnsi="TH Sarabun New" w:cs="TH Sarabun New"/>
+                <w:sz w:val="32"/>
+                <w:szCs w:val="32"/>
+              </w:rPr>
+            </w:pPr>
+            <w:r>
+              <w:rPr>
+                <w:rFonts w:ascii="TH Sarabun New" w:hAnsi="TH Sarabun New" w:cs="TH Sarabun New"/>
+                <w:sz w:val="32"/>
+                <w:szCs w:val="32"/>
+              </w:rPr>
               <w:t xml:space="preserve">- Multi-stage </w:t>
             </w:r>
             <w:proofErr w:type="spellStart"/>
             <w:r>
+              <w:rPr>
+                <w:rFonts w:ascii="TH Sarabun New" w:hAnsi="TH Sarabun New" w:cs="TH Sarabun New"/>
+                <w:sz w:val="32"/>
+                <w:szCs w:val="32"/>
+              </w:rPr>
               <w:t>Dockerfile</w:t>
             </w:r>
             <w:proofErr w:type="spellEnd"/>
             <w:r>
+              <w:rPr>
+                <w:rFonts w:ascii="TH Sarabun New" w:hAnsi="TH Sarabun New" w:cs="TH Sarabun New"/>
+                <w:sz w:val="32"/>
+                <w:szCs w:val="32"/>
+              </w:rPr>
               <w:t xml:space="preserve"> (Node.js 20 Build -&gt; Nginx Alpine Web Server)</w:t>
             </w:r>
             <w:r>
+              <w:rPr>
+                <w:rFonts w:ascii="TH Sarabun New" w:hAnsi="TH Sarabun New" w:cs="TH Sarabun New"/>
+                <w:sz w:val="32"/>
+                <w:szCs w:val="32"/>
+              </w:rPr>
               <w:br/>
               <w:t xml:space="preserve">- </w:t>
             </w:r>
             <w:proofErr w:type="spellStart"/>
             <w:r>
               <w:rPr>
-                <w:rFonts w:ascii="Browallia New" w:hAnsi="Browallia New" w:cs="Browallia New"/>
+                <w:rFonts w:ascii="TH Sarabun New" w:hAnsi="TH Sarabun New" w:cs="TH Sarabun New"/>
+                <w:sz w:val="32"/>
+                <w:szCs w:val="32"/>
               </w:rPr>
               <w:t>ไฟล์</w:t>
             </w:r>
             <w:proofErr w:type="spellEnd"/>
             <w:r>
+              <w:rPr>
+                <w:rFonts w:ascii="TH Sarabun New" w:hAnsi="TH Sarabun New" w:cs="TH Sarabun New"/>
+                <w:sz w:val="32"/>
+                <w:szCs w:val="32"/>
+              </w:rPr>
               <w:t xml:space="preserve"> docker-</w:t>
             </w:r>
             <w:proofErr w:type="spellStart"/>
             <w:r>
+              <w:rPr>
+                <w:rFonts w:ascii="TH Sarabun New" w:hAnsi="TH Sarabun New" w:cs="TH Sarabun New"/>
+                <w:sz w:val="32"/>
+                <w:szCs w:val="32"/>
+              </w:rPr>
               <w:t>compose.yml</w:t>
             </w:r>
             <w:proofErr w:type="spellEnd"/>
             <w:r>
+              <w:rPr>
+                <w:rFonts w:ascii="TH Sarabun New" w:hAnsi="TH Sarabun New" w:cs="TH Sarabun New"/>
+                <w:sz w:val="32"/>
+                <w:szCs w:val="32"/>
+              </w:rPr>
               <w:t xml:space="preserve"> </w:t>
             </w:r>
             <w:proofErr w:type="spellStart"/>
             <w:r>
               <w:rPr>
-                <w:rFonts w:ascii="Browallia New" w:hAnsi="Browallia New" w:cs="Browallia New"/>
+                <w:rFonts w:ascii="TH Sarabun New" w:hAnsi="TH Sarabun New" w:cs="TH Sarabun New"/>
+                <w:sz w:val="32"/>
+                <w:szCs w:val="32"/>
               </w:rPr>
               <w:t>พร้อมรันบนพอร์ต</w:t>
             </w:r>
             <w:proofErr w:type="spellEnd"/>
             <w:r>
+              <w:rPr>
+                <w:rFonts w:ascii="TH Sarabun New" w:hAnsi="TH Sarabun New" w:cs="TH Sarabun New"/>
+                <w:sz w:val="32"/>
+                <w:szCs w:val="32"/>
+              </w:rPr>
               <w:t xml:space="preserve"> 3000 (Forward </w:t>
             </w:r>
             <w:proofErr w:type="spellStart"/>
             <w:r>
               <w:rPr>
-                <w:rFonts w:ascii="Browallia New" w:hAnsi="Browallia New" w:cs="Browallia New"/>
+                <w:rFonts w:ascii="TH Sarabun New" w:hAnsi="TH Sarabun New" w:cs="TH Sarabun New"/>
+                <w:sz w:val="32"/>
+                <w:szCs w:val="32"/>
               </w:rPr>
               <w:t>เข้าพอร์ต</w:t>
             </w:r>
             <w:proofErr w:type="spellEnd"/>
             <w:r>
+              <w:rPr>
+                <w:rFonts w:ascii="TH Sarabun New" w:hAnsi="TH Sarabun New" w:cs="TH Sarabun New"/>
+                <w:sz w:val="32"/>
+                <w:szCs w:val="32"/>
+              </w:rPr>
               <w:t xml:space="preserve"> 80 </w:t>
             </w:r>
             <w:proofErr w:type="spellStart"/>
             <w:r>
               <w:rPr>
-                <w:rFonts w:ascii="Browallia New" w:hAnsi="Browallia New" w:cs="Browallia New"/>
+                <w:rFonts w:ascii="TH Sarabun New" w:hAnsi="TH Sarabun New" w:cs="TH Sarabun New"/>
+                <w:sz w:val="32"/>
+                <w:szCs w:val="32"/>
               </w:rPr>
               <w:t>ของ</w:t>
             </w:r>
             <w:proofErr w:type="spellEnd"/>
             <w:r>
+              <w:rPr>
+                <w:rFonts w:ascii="TH Sarabun New" w:hAnsi="TH Sarabun New" w:cs="TH Sarabun New"/>
+                <w:sz w:val="32"/>
+                <w:szCs w:val="32"/>
+              </w:rPr>
               <w:t xml:space="preserve"> Nginx)</w:t>
             </w:r>
           </w:p>
@@ -3394,231 +3849,661 @@
     </w:tbl>
     <w:p/>
     <w:p>
-      <w:r>
+      <w:pPr>
+        <w:rPr>
+          <w:rFonts w:ascii="TH Sarabun New" w:hAnsi="TH Sarabun New" w:cs="TH Sarabun New"/>
+          <w:b/>
+          <w:bCs/>
+          <w:sz w:val="32"/>
+          <w:szCs w:val="32"/>
+        </w:rPr>
+      </w:pPr>
+      <w:r>
+        <w:rPr>
+          <w:rFonts w:ascii="TH Sarabun New" w:hAnsi="TH Sarabun New" w:cs="TH Sarabun New"/>
+          <w:b/>
+          <w:bCs/>
+          <w:sz w:val="32"/>
+          <w:szCs w:val="32"/>
+        </w:rPr>
         <w:t xml:space="preserve">3. </w:t>
       </w:r>
       <w:proofErr w:type="spellStart"/>
       <w:r>
         <w:rPr>
-          <w:rFonts w:ascii="Browallia New" w:hAnsi="Browallia New" w:cs="Browallia New"/>
+          <w:rFonts w:ascii="TH Sarabun New" w:hAnsi="TH Sarabun New" w:cs="TH Sarabun New"/>
+          <w:b/>
+          <w:bCs/>
+          <w:sz w:val="32"/>
+          <w:szCs w:val="32"/>
           <w:lang w:bidi="th-TH"/>
         </w:rPr>
         <w:t>แหล่งจัดเก็บซอร์สโค้ดและสภาพแวดล้อมระบบ</w:t>
       </w:r>
       <w:proofErr w:type="spellEnd"/>
       <w:r>
+        <w:rPr>
+          <w:rFonts w:ascii="TH Sarabun New" w:hAnsi="TH Sarabun New" w:cs="TH Sarabun New"/>
+          <w:b/>
+          <w:bCs/>
+          <w:sz w:val="32"/>
+          <w:szCs w:val="32"/>
+        </w:rPr>
         <w:t xml:space="preserve"> (Code &amp; Storage Location)</w:t>
       </w:r>
     </w:p>
     <w:p>
-      <w:r>
-        <w:rPr>
-          <w:rFonts w:ascii="Browallia New" w:hAnsi="Browallia New" w:cs="Browallia New"/>
+      <w:pPr>
+        <w:rPr>
+          <w:rFonts w:ascii="TH Sarabun New" w:hAnsi="TH Sarabun New" w:cs="TH Sarabun New"/>
+          <w:sz w:val="32"/>
+          <w:szCs w:val="32"/>
+        </w:rPr>
+      </w:pPr>
+      <w:r>
+        <w:rPr>
+          <w:rFonts w:ascii="TH Sarabun New" w:hAnsi="TH Sarabun New" w:cs="TH Sarabun New" w:hint="cs"/>
+          <w:sz w:val="32"/>
+          <w:szCs w:val="32"/>
+          <w:cs/>
+          <w:lang w:bidi="th-TH"/>
+        </w:rPr>
+        <w:t xml:space="preserve">        </w:t>
+      </w:r>
+      <w:r>
+        <w:rPr>
+          <w:rFonts w:ascii="TH Sarabun New" w:hAnsi="TH Sarabun New" w:cs="TH Sarabun New"/>
+          <w:sz w:val="32"/>
+          <w:szCs w:val="32"/>
           <w:lang w:bidi="th-TH"/>
         </w:rPr>
         <w:t>ซอร์สโค้ดและไฟล์ประกอบระบบทั้งหมดถูกจัดเก็บและควบคุมเวอร์ชันตามรายละเอียดดังนี้</w:t>
       </w:r>
       <w:r>
+        <w:rPr>
+          <w:rFonts w:ascii="TH Sarabun New" w:hAnsi="TH Sarabun New" w:cs="TH Sarabun New"/>
+          <w:sz w:val="32"/>
+          <w:szCs w:val="32"/>
+        </w:rPr>
         <w:t>:</w:t>
       </w:r>
     </w:p>
     <w:p>
-      <w:r>
-        <w:t>Git Remote Repository: https://github.com/chanachoopol/lpr-system.git</w:t>
+      <w:pPr>
+        <w:rPr>
+          <w:rFonts w:ascii="TH Sarabun New" w:hAnsi="TH Sarabun New" w:cs="TH Sarabun New"/>
+          <w:sz w:val="32"/>
+          <w:szCs w:val="32"/>
+        </w:rPr>
+      </w:pPr>
+      <w:r>
+        <w:rPr>
+          <w:rFonts w:ascii="TH Sarabun New" w:hAnsi="TH Sarabun New" w:cs="TH Sarabun New"/>
+          <w:b/>
+          <w:bCs/>
+          <w:sz w:val="32"/>
+          <w:szCs w:val="32"/>
+          <w:cs/>
+          <w:lang w:bidi="th-TH"/>
+        </w:rPr>
+        <w:tab/>
+      </w:r>
+      <w:r>
+        <w:rPr>
+          <w:rFonts w:ascii="TH Sarabun New" w:hAnsi="TH Sarabun New" w:cs="TH Sarabun New"/>
+          <w:b/>
+          <w:bCs/>
+          <w:sz w:val="32"/>
+          <w:szCs w:val="32"/>
+        </w:rPr>
+        <w:t>Git Remote Repository:</w:t>
+      </w:r>
+      <w:r>
+        <w:rPr>
+          <w:rFonts w:ascii="TH Sarabun New" w:hAnsi="TH Sarabun New" w:cs="TH Sarabun New"/>
+          <w:b/>
+          <w:bCs/>
+          <w:sz w:val="32"/>
+          <w:szCs w:val="32"/>
+          <w:cs/>
+          <w:lang w:bidi="th-TH"/>
+        </w:rPr>
+        <w:tab/>
+      </w:r>
+      <w:r>
+        <w:rPr>
+          <w:rFonts w:ascii="TH Sarabun New" w:hAnsi="TH Sarabun New" w:cs="TH Sarabun New"/>
+          <w:sz w:val="32"/>
+          <w:szCs w:val="32"/>
+        </w:rPr>
+        <w:t xml:space="preserve"> https://github.com/chanachoopol/lpr-system.git</w:t>
       </w:r>
     </w:p>
     <w:p>
-      <w:r>
-        <w:t>Primary Branch: main</w:t>
+      <w:pPr>
+        <w:rPr>
+          <w:rFonts w:ascii="TH Sarabun New" w:hAnsi="TH Sarabun New" w:cs="TH Sarabun New"/>
+          <w:sz w:val="32"/>
+          <w:szCs w:val="32"/>
+        </w:rPr>
+      </w:pPr>
+      <w:r>
+        <w:rPr>
+          <w:rFonts w:ascii="TH Sarabun New" w:hAnsi="TH Sarabun New" w:cs="TH Sarabun New"/>
+          <w:b/>
+          <w:bCs/>
+          <w:sz w:val="32"/>
+          <w:szCs w:val="32"/>
+          <w:cs/>
+          <w:lang w:bidi="th-TH"/>
+        </w:rPr>
+        <w:tab/>
+      </w:r>
+      <w:r>
+        <w:rPr>
+          <w:rFonts w:ascii="TH Sarabun New" w:hAnsi="TH Sarabun New" w:cs="TH Sarabun New"/>
+          <w:b/>
+          <w:bCs/>
+          <w:sz w:val="32"/>
+          <w:szCs w:val="32"/>
+        </w:rPr>
+        <w:t>Primary Branch:</w:t>
+      </w:r>
+      <w:r>
+        <w:rPr>
+          <w:rFonts w:ascii="TH Sarabun New" w:hAnsi="TH Sarabun New" w:cs="TH Sarabun New"/>
+          <w:sz w:val="32"/>
+          <w:szCs w:val="32"/>
+        </w:rPr>
+        <w:t xml:space="preserve"> </w:t>
+      </w:r>
+      <w:r>
+        <w:rPr>
+          <w:rFonts w:ascii="TH Sarabun New" w:hAnsi="TH Sarabun New" w:cs="TH Sarabun New"/>
+          <w:sz w:val="32"/>
+          <w:szCs w:val="32"/>
+          <w:cs/>
+          <w:lang w:bidi="th-TH"/>
+        </w:rPr>
+        <w:tab/>
+      </w:r>
+      <w:r>
+        <w:rPr>
+          <w:rFonts w:ascii="TH Sarabun New" w:hAnsi="TH Sarabun New" w:cs="TH Sarabun New"/>
+          <w:sz w:val="32"/>
+          <w:szCs w:val="32"/>
+          <w:cs/>
+          <w:lang w:bidi="th-TH"/>
+        </w:rPr>
+        <w:tab/>
+      </w:r>
+      <w:r>
+        <w:rPr>
+          <w:rFonts w:ascii="TH Sarabun New" w:hAnsi="TH Sarabun New" w:cs="TH Sarabun New"/>
+          <w:sz w:val="32"/>
+          <w:szCs w:val="32"/>
+        </w:rPr>
+        <w:t>main</w:t>
       </w:r>
     </w:p>
     <w:p>
-      <w:r>
-        <w:t>Local Development Path: c:\Users\chana\OneDrive\Desktop\lpr-system</w:t>
+      <w:pPr>
+        <w:rPr>
+          <w:rFonts w:ascii="TH Sarabun New" w:hAnsi="TH Sarabun New" w:cs="TH Sarabun New"/>
+          <w:sz w:val="32"/>
+          <w:szCs w:val="32"/>
+          <w:lang w:bidi="th-TH"/>
+        </w:rPr>
+      </w:pPr>
+      <w:r>
+        <w:rPr>
+          <w:rFonts w:ascii="TH Sarabun New" w:hAnsi="TH Sarabun New" w:cs="TH Sarabun New"/>
+          <w:b/>
+          <w:bCs/>
+          <w:sz w:val="32"/>
+          <w:szCs w:val="32"/>
+          <w:cs/>
+          <w:lang w:bidi="th-TH"/>
+        </w:rPr>
+        <w:tab/>
+      </w:r>
+      <w:r>
+        <w:rPr>
+          <w:rFonts w:ascii="TH Sarabun New" w:hAnsi="TH Sarabun New" w:cs="TH Sarabun New"/>
+          <w:b/>
+          <w:bCs/>
+          <w:sz w:val="32"/>
+          <w:szCs w:val="32"/>
+        </w:rPr>
+        <w:t>Production Service Name:</w:t>
+      </w:r>
+      <w:r>
+        <w:rPr>
+          <w:rFonts w:ascii="TH Sarabun New" w:hAnsi="TH Sarabun New" w:cs="TH Sarabun New"/>
+          <w:sz w:val="32"/>
+          <w:szCs w:val="32"/>
+        </w:rPr>
+        <w:t xml:space="preserve"> </w:t>
+      </w:r>
+      <w:r>
+        <w:rPr>
+          <w:rFonts w:ascii="TH Sarabun New" w:hAnsi="TH Sarabun New" w:cs="TH Sarabun New"/>
+          <w:sz w:val="32"/>
+          <w:szCs w:val="32"/>
+          <w:cs/>
+          <w:lang w:bidi="th-TH"/>
+        </w:rPr>
+        <w:tab/>
+      </w:r>
+      <w:proofErr w:type="spellStart"/>
+      <w:r>
+        <w:rPr>
+          <w:rFonts w:ascii="TH Sarabun New" w:hAnsi="TH Sarabun New" w:cs="TH Sarabun New"/>
+          <w:sz w:val="32"/>
+          <w:szCs w:val="32"/>
+        </w:rPr>
+        <w:t>lpr</w:t>
+      </w:r>
+      <w:proofErr w:type="spellEnd"/>
+      <w:r>
+        <w:rPr>
+          <w:rFonts w:ascii="TH Sarabun New" w:hAnsi="TH Sarabun New" w:cs="TH Sarabun New"/>
+          <w:sz w:val="32"/>
+          <w:szCs w:val="32"/>
+        </w:rPr>
+        <w:t>-frontend (Docker Container, Port 3000)</w:t>
       </w:r>
     </w:p>
     <w:p>
-      <w:r>
-        <w:t xml:space="preserve">Production Service Name: </w:t>
+      <w:pPr>
+        <w:rPr>
+          <w:rFonts w:ascii="TH Sarabun New" w:hAnsi="TH Sarabun New" w:cs="TH Sarabun New"/>
+          <w:sz w:val="32"/>
+          <w:szCs w:val="32"/>
+          <w:lang w:bidi="th-TH"/>
+        </w:rPr>
+      </w:pPr>
+      <w:r>
+        <w:rPr>
+          <w:rFonts w:ascii="TH Sarabun New" w:hAnsi="TH Sarabun New" w:cs="TH Sarabun New" w:hint="cs"/>
+          <w:sz w:val="32"/>
+          <w:szCs w:val="32"/>
+          <w:cs/>
+          <w:lang w:bidi="th-TH"/>
+        </w:rPr>
+        <w:t xml:space="preserve">        </w:t>
       </w:r>
       <w:proofErr w:type="spellStart"/>
       <w:r>
-        <w:t>lpr</w:t>
+        <w:rPr>
+          <w:rFonts w:ascii="TH Sarabun New" w:hAnsi="TH Sarabun New" w:cs="TH Sarabun New"/>
+          <w:sz w:val="32"/>
+          <w:szCs w:val="32"/>
+          <w:lang w:bidi="th-TH"/>
+        </w:rPr>
+        <w:t>โครงสร้างและไฟล์สำคัญในระบบ</w:t>
       </w:r>
       <w:proofErr w:type="spellEnd"/>
       <w:r>
-        <w:t>-frontend (Docker Container, Port 3000)</w:t>
+        <w:rPr>
+          <w:rFonts w:ascii="TH Sarabun New" w:hAnsi="TH Sarabun New" w:cs="TH Sarabun New"/>
+          <w:sz w:val="32"/>
+          <w:szCs w:val="32"/>
+        </w:rPr>
+        <w:t>:</w:t>
       </w:r>
     </w:p>
     <w:p>
+      <w:pPr>
+        <w:pStyle w:val="ListParagraph"/>
+        <w:numPr>
+          <w:ilvl w:val="0"/>
+          <w:numId w:val="13"/>
+        </w:numPr>
+        <w:rPr>
+          <w:rFonts w:ascii="TH Sarabun New" w:hAnsi="TH Sarabun New" w:cs="TH Sarabun New"/>
+          <w:sz w:val="32"/>
+          <w:szCs w:val="32"/>
+        </w:rPr>
+      </w:pPr>
       <w:proofErr w:type="spellStart"/>
       <w:r>
         <w:rPr>
-          <w:rFonts w:ascii="Browallia New" w:hAnsi="Browallia New" w:cs="Browallia New"/>
-          <w:lang w:bidi="th-TH"/>
-        </w:rPr>
-        <w:t>โครงสร้างและไฟล์สำคัญในระบบ</w:t>
+          <w:rFonts w:ascii="TH Sarabun New" w:hAnsi="TH Sarabun New" w:cs="TH Sarabun New"/>
+          <w:sz w:val="32"/>
+          <w:szCs w:val="32"/>
+        </w:rPr>
+        <w:t>src</w:t>
       </w:r>
       <w:proofErr w:type="spellEnd"/>
-      <w:r>
-        <w:t>:</w:t>
+      <w:proofErr w:type="gramStart"/>
+      <w:r>
+        <w:rPr>
+          <w:rFonts w:ascii="TH Sarabun New" w:hAnsi="TH Sarabun New" w:cs="TH Sarabun New"/>
+          <w:sz w:val="32"/>
+          <w:szCs w:val="32"/>
+        </w:rPr>
+        <w:t>/ :</w:t>
+      </w:r>
+      <w:proofErr w:type="gramEnd"/>
+      <w:r>
+        <w:rPr>
+          <w:rFonts w:ascii="TH Sarabun New" w:hAnsi="TH Sarabun New" w:cs="TH Sarabun New"/>
+          <w:sz w:val="32"/>
+          <w:szCs w:val="32"/>
+        </w:rPr>
+        <w:t xml:space="preserve"> </w:t>
+      </w:r>
+      <w:proofErr w:type="spellStart"/>
+      <w:r>
+        <w:rPr>
+          <w:rFonts w:ascii="TH Sarabun New" w:hAnsi="TH Sarabun New" w:cs="TH Sarabun New"/>
+          <w:sz w:val="32"/>
+          <w:szCs w:val="32"/>
+          <w:lang w:bidi="th-TH"/>
+        </w:rPr>
+        <w:t>ซอร์สโค้ดภาษา</w:t>
+      </w:r>
+      <w:proofErr w:type="spellEnd"/>
+      <w:r>
+        <w:rPr>
+          <w:rFonts w:ascii="TH Sarabun New" w:hAnsi="TH Sarabun New" w:cs="TH Sarabun New"/>
+          <w:sz w:val="32"/>
+          <w:szCs w:val="32"/>
+        </w:rPr>
+        <w:t xml:space="preserve"> JavaScript (React)</w:t>
       </w:r>
     </w:p>
     <w:p>
+      <w:pPr>
+        <w:pStyle w:val="ListParagraph"/>
+        <w:numPr>
+          <w:ilvl w:val="0"/>
+          <w:numId w:val="13"/>
+        </w:numPr>
+        <w:rPr>
+          <w:rFonts w:ascii="TH Sarabun New" w:hAnsi="TH Sarabun New" w:cs="TH Sarabun New"/>
+          <w:sz w:val="32"/>
+          <w:szCs w:val="32"/>
+          <w:lang w:bidi="th-TH"/>
+        </w:rPr>
+      </w:pPr>
       <w:proofErr w:type="spellStart"/>
       <w:r>
-        <w:t>src</w:t>
+        <w:rPr>
+          <w:rFonts w:ascii="TH Sarabun New" w:hAnsi="TH Sarabun New" w:cs="TH Sarabun New"/>
+          <w:sz w:val="32"/>
+          <w:szCs w:val="32"/>
+          <w:lang w:bidi="th-TH"/>
+        </w:rPr>
+        <w:t>หน้าจอระบบ</w:t>
       </w:r>
       <w:proofErr w:type="spellEnd"/>
-      <w:proofErr w:type="gramStart"/>
-      <w:r>
-        <w:t>/ :</w:t>
-      </w:r>
-      <w:proofErr w:type="gramEnd"/>
-      <w:r>
-        <w:t xml:space="preserve"> </w:t>
-      </w:r>
-      <w:proofErr w:type="spellStart"/>
-      <w:r>
-        <w:rPr>
-          <w:rFonts w:ascii="Browallia New" w:hAnsi="Browallia New" w:cs="Browallia New"/>
-          <w:lang w:bidi="th-TH"/>
-        </w:rPr>
-        <w:t>ซอร์สโค้ดภาษา</w:t>
-      </w:r>
-      <w:proofErr w:type="spellEnd"/>
-      <w:r>
-        <w:t xml:space="preserve"> JavaScript (React), </w:t>
-      </w:r>
-      <w:proofErr w:type="spellStart"/>
-      <w:r>
-        <w:rPr>
-          <w:rFonts w:ascii="Browallia New" w:hAnsi="Browallia New" w:cs="Browallia New"/>
-          <w:lang w:bidi="th-TH"/>
-        </w:rPr>
-        <w:t>หน้าจอระบบ</w:t>
-      </w:r>
-      <w:proofErr w:type="spellEnd"/>
-      <w:r>
-        <w:t xml:space="preserve"> (Pages), </w:t>
-      </w:r>
-      <w:proofErr w:type="spellStart"/>
-      <w:r>
-        <w:rPr>
-          <w:rFonts w:ascii="Browallia New" w:hAnsi="Browallia New" w:cs="Browallia New"/>
-          <w:lang w:bidi="th-TH"/>
-        </w:rPr>
-        <w:t>ชิ้นส่วนหน้าจอ</w:t>
-      </w:r>
-      <w:proofErr w:type="spellEnd"/>
-      <w:r>
-        <w:t xml:space="preserve"> (Components), </w:t>
-      </w:r>
-      <w:proofErr w:type="spellStart"/>
-      <w:r>
-        <w:rPr>
-          <w:rFonts w:ascii="Browallia New" w:hAnsi="Browallia New" w:cs="Browallia New"/>
-          <w:lang w:bidi="th-TH"/>
-        </w:rPr>
-        <w:t>และตัวจัดการข้อมูล</w:t>
-      </w:r>
-      <w:proofErr w:type="spellEnd"/>
-      <w:r>
-        <w:t xml:space="preserve"> (Stores &amp; API)</w:t>
+      <w:r>
+        <w:rPr>
+          <w:rFonts w:ascii="TH Sarabun New" w:hAnsi="TH Sarabun New" w:cs="TH Sarabun New"/>
+          <w:sz w:val="32"/>
+          <w:szCs w:val="32"/>
+        </w:rPr>
+        <w:t xml:space="preserve"> (Pages)</w:t>
       </w:r>
     </w:p>
     <w:p>
+      <w:pPr>
+        <w:pStyle w:val="ListParagraph"/>
+        <w:numPr>
+          <w:ilvl w:val="0"/>
+          <w:numId w:val="13"/>
+        </w:numPr>
+        <w:rPr>
+          <w:rFonts w:ascii="TH Sarabun New" w:hAnsi="TH Sarabun New" w:cs="TH Sarabun New"/>
+          <w:sz w:val="32"/>
+          <w:szCs w:val="32"/>
+          <w:lang w:bidi="th-TH"/>
+        </w:rPr>
+      </w:pPr>
+      <w:proofErr w:type="spellStart"/>
+      <w:r>
+        <w:rPr>
+          <w:rFonts w:ascii="TH Sarabun New" w:hAnsi="TH Sarabun New" w:cs="TH Sarabun New"/>
+          <w:sz w:val="32"/>
+          <w:szCs w:val="32"/>
+          <w:lang w:bidi="th-TH"/>
+        </w:rPr>
+        <w:t>ชิ้นส่วนหน้าจอ</w:t>
+      </w:r>
+      <w:proofErr w:type="spellEnd"/>
+      <w:r>
+        <w:rPr>
+          <w:rFonts w:ascii="TH Sarabun New" w:hAnsi="TH Sarabun New" w:cs="TH Sarabun New"/>
+          <w:sz w:val="32"/>
+          <w:szCs w:val="32"/>
+        </w:rPr>
+        <w:t xml:space="preserve"> (Components)</w:t>
+      </w:r>
+    </w:p>
+    <w:p>
+      <w:pPr>
+        <w:pStyle w:val="ListParagraph"/>
+        <w:numPr>
+          <w:ilvl w:val="0"/>
+          <w:numId w:val="13"/>
+        </w:numPr>
+        <w:rPr>
+          <w:rFonts w:ascii="TH Sarabun New" w:hAnsi="TH Sarabun New" w:cs="TH Sarabun New"/>
+          <w:sz w:val="32"/>
+          <w:szCs w:val="32"/>
+        </w:rPr>
+      </w:pPr>
+      <w:proofErr w:type="spellStart"/>
+      <w:r>
+        <w:rPr>
+          <w:rFonts w:ascii="TH Sarabun New" w:hAnsi="TH Sarabun New" w:cs="TH Sarabun New"/>
+          <w:sz w:val="32"/>
+          <w:szCs w:val="32"/>
+          <w:lang w:bidi="th-TH"/>
+        </w:rPr>
+        <w:t>ตัวจัดการข้อมูล</w:t>
+      </w:r>
+      <w:proofErr w:type="spellEnd"/>
+      <w:r>
+        <w:rPr>
+          <w:rFonts w:ascii="TH Sarabun New" w:hAnsi="TH Sarabun New" w:cs="TH Sarabun New"/>
+          <w:sz w:val="32"/>
+          <w:szCs w:val="32"/>
+        </w:rPr>
+        <w:t xml:space="preserve"> (Stores &amp; API)</w:t>
+      </w:r>
+    </w:p>
+    <w:p>
+      <w:pPr>
+        <w:pStyle w:val="ListParagraph"/>
+        <w:numPr>
+          <w:ilvl w:val="0"/>
+          <w:numId w:val="13"/>
+        </w:numPr>
+        <w:rPr>
+          <w:rFonts w:ascii="TH Sarabun New" w:hAnsi="TH Sarabun New" w:cs="TH Sarabun New"/>
+          <w:sz w:val="32"/>
+          <w:szCs w:val="32"/>
+        </w:rPr>
+      </w:pPr>
       <w:proofErr w:type="spellStart"/>
       <w:proofErr w:type="gramStart"/>
       <w:r>
+        <w:rPr>
+          <w:rFonts w:ascii="TH Sarabun New" w:hAnsi="TH Sarabun New" w:cs="TH Sarabun New"/>
+          <w:sz w:val="32"/>
+          <w:szCs w:val="32"/>
+        </w:rPr>
         <w:t>Dockerfile</w:t>
       </w:r>
       <w:proofErr w:type="spellEnd"/>
       <w:r>
+        <w:rPr>
+          <w:rFonts w:ascii="TH Sarabun New" w:hAnsi="TH Sarabun New" w:cs="TH Sarabun New"/>
+          <w:sz w:val="32"/>
+          <w:szCs w:val="32"/>
+        </w:rPr>
         <w:t xml:space="preserve"> :</w:t>
       </w:r>
       <w:proofErr w:type="gramEnd"/>
       <w:r>
+        <w:rPr>
+          <w:rFonts w:ascii="TH Sarabun New" w:hAnsi="TH Sarabun New" w:cs="TH Sarabun New"/>
+          <w:sz w:val="32"/>
+          <w:szCs w:val="32"/>
+        </w:rPr>
         <w:t xml:space="preserve"> </w:t>
       </w:r>
       <w:proofErr w:type="spellStart"/>
       <w:r>
         <w:rPr>
-          <w:rFonts w:ascii="Browallia New" w:hAnsi="Browallia New" w:cs="Browallia New"/>
+          <w:rFonts w:ascii="TH Sarabun New" w:hAnsi="TH Sarabun New" w:cs="TH Sarabun New"/>
+          <w:sz w:val="32"/>
+          <w:szCs w:val="32"/>
         </w:rPr>
         <w:t>สคริปต์</w:t>
       </w:r>
       <w:proofErr w:type="spellEnd"/>
       <w:r>
+        <w:rPr>
+          <w:rFonts w:ascii="TH Sarabun New" w:hAnsi="TH Sarabun New" w:cs="TH Sarabun New"/>
+          <w:sz w:val="32"/>
+          <w:szCs w:val="32"/>
+        </w:rPr>
         <w:t xml:space="preserve"> Multi-stage Build </w:t>
       </w:r>
       <w:proofErr w:type="spellStart"/>
       <w:r>
         <w:rPr>
-          <w:rFonts w:ascii="Browallia New" w:hAnsi="Browallia New" w:cs="Browallia New"/>
+          <w:rFonts w:ascii="TH Sarabun New" w:hAnsi="TH Sarabun New" w:cs="TH Sarabun New"/>
+          <w:sz w:val="32"/>
+          <w:szCs w:val="32"/>
         </w:rPr>
         <w:t>สำหรับแปลงโค้ด</w:t>
       </w:r>
       <w:proofErr w:type="spellEnd"/>
       <w:r>
+        <w:rPr>
+          <w:rFonts w:ascii="TH Sarabun New" w:hAnsi="TH Sarabun New" w:cs="TH Sarabun New"/>
+          <w:sz w:val="32"/>
+          <w:szCs w:val="32"/>
+        </w:rPr>
         <w:t xml:space="preserve"> React </w:t>
       </w:r>
       <w:proofErr w:type="spellStart"/>
       <w:r>
         <w:rPr>
-          <w:rFonts w:ascii="Browallia New" w:hAnsi="Browallia New" w:cs="Browallia New"/>
+          <w:rFonts w:ascii="TH Sarabun New" w:hAnsi="TH Sarabun New" w:cs="TH Sarabun New"/>
+          <w:sz w:val="32"/>
+          <w:szCs w:val="32"/>
         </w:rPr>
         <w:t>เป็น</w:t>
       </w:r>
       <w:proofErr w:type="spellEnd"/>
       <w:r>
+        <w:rPr>
+          <w:rFonts w:ascii="TH Sarabun New" w:hAnsi="TH Sarabun New" w:cs="TH Sarabun New"/>
+          <w:sz w:val="32"/>
+          <w:szCs w:val="32"/>
+        </w:rPr>
         <w:t xml:space="preserve"> Static Files </w:t>
       </w:r>
       <w:proofErr w:type="spellStart"/>
       <w:r>
         <w:rPr>
-          <w:rFonts w:ascii="Browallia New" w:hAnsi="Browallia New" w:cs="Browallia New"/>
+          <w:rFonts w:ascii="TH Sarabun New" w:hAnsi="TH Sarabun New" w:cs="TH Sarabun New"/>
+          <w:sz w:val="32"/>
+          <w:szCs w:val="32"/>
+          <w:lang w:bidi="th-TH"/>
         </w:rPr>
         <w:t>และรันผ่าน</w:t>
       </w:r>
       <w:proofErr w:type="spellEnd"/>
       <w:r>
+        <w:rPr>
+          <w:rFonts w:ascii="TH Sarabun New" w:hAnsi="TH Sarabun New" w:cs="TH Sarabun New"/>
+          <w:sz w:val="32"/>
+          <w:szCs w:val="32"/>
+        </w:rPr>
         <w:t xml:space="preserve"> Nginx Alpine</w:t>
       </w:r>
     </w:p>
     <w:p>
+      <w:pPr>
+        <w:pStyle w:val="ListParagraph"/>
+        <w:numPr>
+          <w:ilvl w:val="0"/>
+          <w:numId w:val="13"/>
+        </w:numPr>
+        <w:rPr>
+          <w:rFonts w:ascii="TH Sarabun New" w:hAnsi="TH Sarabun New" w:cs="TH Sarabun New"/>
+          <w:sz w:val="32"/>
+          <w:szCs w:val="32"/>
+        </w:rPr>
+      </w:pPr>
       <w:proofErr w:type="gramStart"/>
       <w:r>
+        <w:rPr>
+          <w:rFonts w:ascii="TH Sarabun New" w:hAnsi="TH Sarabun New" w:cs="TH Sarabun New"/>
+          <w:sz w:val="32"/>
+          <w:szCs w:val="32"/>
+        </w:rPr>
         <w:t>docker-</w:t>
       </w:r>
       <w:proofErr w:type="spellStart"/>
       <w:r>
+        <w:rPr>
+          <w:rFonts w:ascii="TH Sarabun New" w:hAnsi="TH Sarabun New" w:cs="TH Sarabun New"/>
+          <w:sz w:val="32"/>
+          <w:szCs w:val="32"/>
+        </w:rPr>
         <w:t>compose.yml</w:t>
       </w:r>
       <w:proofErr w:type="spellEnd"/>
       <w:r>
+        <w:rPr>
+          <w:rFonts w:ascii="TH Sarabun New" w:hAnsi="TH Sarabun New" w:cs="TH Sarabun New"/>
+          <w:sz w:val="32"/>
+          <w:szCs w:val="32"/>
+        </w:rPr>
         <w:t xml:space="preserve"> :</w:t>
       </w:r>
       <w:proofErr w:type="gramEnd"/>
       <w:r>
+        <w:rPr>
+          <w:rFonts w:ascii="TH Sarabun New" w:hAnsi="TH Sarabun New" w:cs="TH Sarabun New"/>
+          <w:sz w:val="32"/>
+          <w:szCs w:val="32"/>
+        </w:rPr>
         <w:t xml:space="preserve"> </w:t>
       </w:r>
       <w:proofErr w:type="spellStart"/>
       <w:r>
         <w:rPr>
-          <w:rFonts w:ascii="Browallia New" w:hAnsi="Browallia New" w:cs="Browallia New"/>
+          <w:rFonts w:ascii="TH Sarabun New" w:hAnsi="TH Sarabun New" w:cs="TH Sarabun New"/>
+          <w:sz w:val="32"/>
+          <w:szCs w:val="32"/>
           <w:lang w:bidi="th-TH"/>
         </w:rPr>
         <w:t>ไฟล์คอนฟิกูเรชันสำหรับรัน</w:t>
       </w:r>
       <w:proofErr w:type="spellEnd"/>
       <w:r>
+        <w:rPr>
+          <w:rFonts w:ascii="TH Sarabun New" w:hAnsi="TH Sarabun New" w:cs="TH Sarabun New"/>
+          <w:sz w:val="32"/>
+          <w:szCs w:val="32"/>
+        </w:rPr>
         <w:t xml:space="preserve"> Service Frontend </w:t>
       </w:r>
       <w:proofErr w:type="spellStart"/>
       <w:r>
         <w:rPr>
-          <w:rFonts w:ascii="Browallia New" w:hAnsi="Browallia New" w:cs="Browallia New"/>
+          <w:rFonts w:ascii="TH Sarabun New" w:hAnsi="TH Sarabun New" w:cs="TH Sarabun New"/>
+          <w:sz w:val="32"/>
+          <w:szCs w:val="32"/>
           <w:lang w:bidi="th-TH"/>
         </w:rPr>
         <w:t>บนเซิร์ฟเวอร์แบบอัตโนมัติ</w:t>
@@ -3626,270 +4511,606 @@
       <w:proofErr w:type="spellEnd"/>
     </w:p>
     <w:p>
+      <w:pPr>
+        <w:pStyle w:val="ListParagraph"/>
+        <w:numPr>
+          <w:ilvl w:val="0"/>
+          <w:numId w:val="13"/>
+        </w:numPr>
+        <w:rPr>
+          <w:rFonts w:ascii="TH Sarabun New" w:hAnsi="TH Sarabun New" w:cs="TH Sarabun New"/>
+          <w:sz w:val="32"/>
+          <w:szCs w:val="32"/>
+        </w:rPr>
+      </w:pPr>
       <w:proofErr w:type="spellStart"/>
       <w:r>
+        <w:rPr>
+          <w:rFonts w:ascii="TH Sarabun New" w:hAnsi="TH Sarabun New" w:cs="TH Sarabun New"/>
+          <w:sz w:val="32"/>
+          <w:szCs w:val="32"/>
+        </w:rPr>
         <w:t>nginx.</w:t>
       </w:r>
       <w:proofErr w:type="gramStart"/>
       <w:r>
+        <w:rPr>
+          <w:rFonts w:ascii="TH Sarabun New" w:hAnsi="TH Sarabun New" w:cs="TH Sarabun New"/>
+          <w:sz w:val="32"/>
+          <w:szCs w:val="32"/>
+        </w:rPr>
         <w:t>conf</w:t>
       </w:r>
       <w:proofErr w:type="spellEnd"/>
       <w:r>
+        <w:rPr>
+          <w:rFonts w:ascii="TH Sarabun New" w:hAnsi="TH Sarabun New" w:cs="TH Sarabun New"/>
+          <w:sz w:val="32"/>
+          <w:szCs w:val="32"/>
+        </w:rPr>
         <w:t xml:space="preserve"> :</w:t>
       </w:r>
       <w:proofErr w:type="gramEnd"/>
       <w:r>
+        <w:rPr>
+          <w:rFonts w:ascii="TH Sarabun New" w:hAnsi="TH Sarabun New" w:cs="TH Sarabun New"/>
+          <w:sz w:val="32"/>
+          <w:szCs w:val="32"/>
+        </w:rPr>
         <w:t xml:space="preserve"> </w:t>
       </w:r>
       <w:proofErr w:type="spellStart"/>
       <w:r>
         <w:rPr>
-          <w:rFonts w:ascii="Browallia New" w:hAnsi="Browallia New" w:cs="Browallia New"/>
+          <w:rFonts w:ascii="TH Sarabun New" w:hAnsi="TH Sarabun New" w:cs="TH Sarabun New"/>
+          <w:sz w:val="32"/>
+          <w:szCs w:val="32"/>
         </w:rPr>
         <w:t>คอนฟิกูเรชันเว็บเซิร์ฟเวอร์</w:t>
       </w:r>
       <w:proofErr w:type="spellEnd"/>
       <w:r>
+        <w:rPr>
+          <w:rFonts w:ascii="TH Sarabun New" w:hAnsi="TH Sarabun New" w:cs="TH Sarabun New"/>
+          <w:sz w:val="32"/>
+          <w:szCs w:val="32"/>
+        </w:rPr>
         <w:t xml:space="preserve"> Nginx </w:t>
       </w:r>
       <w:proofErr w:type="spellStart"/>
       <w:r>
         <w:rPr>
-          <w:rFonts w:ascii="Browallia New" w:hAnsi="Browallia New" w:cs="Browallia New"/>
+          <w:rFonts w:ascii="TH Sarabun New" w:hAnsi="TH Sarabun New" w:cs="TH Sarabun New"/>
+          <w:sz w:val="32"/>
+          <w:szCs w:val="32"/>
         </w:rPr>
         <w:t>รองรับระบบ</w:t>
       </w:r>
       <w:proofErr w:type="spellEnd"/>
       <w:r>
+        <w:rPr>
+          <w:rFonts w:ascii="TH Sarabun New" w:hAnsi="TH Sarabun New" w:cs="TH Sarabun New"/>
+          <w:sz w:val="32"/>
+          <w:szCs w:val="32"/>
+        </w:rPr>
         <w:t xml:space="preserve"> Single Page Application (SPA Routing Fallback)</w:t>
       </w:r>
     </w:p>
     <w:p>
+      <w:pPr>
+        <w:pStyle w:val="ListParagraph"/>
+        <w:numPr>
+          <w:ilvl w:val="0"/>
+          <w:numId w:val="13"/>
+        </w:numPr>
+        <w:rPr>
+          <w:rFonts w:ascii="TH Sarabun New" w:hAnsi="TH Sarabun New" w:cs="TH Sarabun New"/>
+          <w:sz w:val="32"/>
+          <w:szCs w:val="32"/>
+        </w:rPr>
+      </w:pPr>
       <w:proofErr w:type="gramStart"/>
       <w:r>
-        <w:t>.env</w:t>
+        <w:rPr>
+          <w:rFonts w:ascii="TH Sarabun New" w:hAnsi="TH Sarabun New" w:cs="TH Sarabun New"/>
+          <w:sz w:val="32"/>
+          <w:szCs w:val="32"/>
+        </w:rPr>
+        <w:lastRenderedPageBreak/>
+        <w:t>env :</w:t>
       </w:r>
       <w:proofErr w:type="gramEnd"/>
       <w:r>
-        <w:t xml:space="preserve"> : </w:t>
+        <w:rPr>
+          <w:rFonts w:ascii="TH Sarabun New" w:hAnsi="TH Sarabun New" w:cs="TH Sarabun New"/>
+          <w:sz w:val="32"/>
+          <w:szCs w:val="32"/>
+        </w:rPr>
+        <w:t xml:space="preserve"> </w:t>
       </w:r>
       <w:proofErr w:type="spellStart"/>
       <w:r>
         <w:rPr>
-          <w:rFonts w:ascii="Browallia New" w:hAnsi="Browallia New" w:cs="Browallia New"/>
+          <w:rFonts w:ascii="TH Sarabun New" w:hAnsi="TH Sarabun New" w:cs="TH Sarabun New"/>
+          <w:sz w:val="32"/>
+          <w:szCs w:val="32"/>
           <w:lang w:bidi="th-TH"/>
         </w:rPr>
         <w:t>ไฟล์กำหนดตัวแปรสภาพแวดล้อม</w:t>
       </w:r>
       <w:proofErr w:type="spellEnd"/>
       <w:r>
+        <w:rPr>
+          <w:rFonts w:ascii="TH Sarabun New" w:hAnsi="TH Sarabun New" w:cs="TH Sarabun New"/>
+          <w:sz w:val="32"/>
+          <w:szCs w:val="32"/>
+        </w:rPr>
         <w:t xml:space="preserve"> (Environment Variables) </w:t>
       </w:r>
       <w:proofErr w:type="spellStart"/>
       <w:r>
         <w:rPr>
-          <w:rFonts w:ascii="Browallia New" w:hAnsi="Browallia New" w:cs="Browallia New"/>
+          <w:rFonts w:ascii="TH Sarabun New" w:hAnsi="TH Sarabun New" w:cs="TH Sarabun New"/>
+          <w:sz w:val="32"/>
+          <w:szCs w:val="32"/>
           <w:lang w:bidi="th-TH"/>
         </w:rPr>
         <w:t>เช่น</w:t>
       </w:r>
       <w:proofErr w:type="spellEnd"/>
       <w:r>
+        <w:rPr>
+          <w:rFonts w:ascii="TH Sarabun New" w:hAnsi="TH Sarabun New" w:cs="TH Sarabun New"/>
+          <w:sz w:val="32"/>
+          <w:szCs w:val="32"/>
+        </w:rPr>
         <w:t xml:space="preserve"> API Host </w:t>
       </w:r>
       <w:proofErr w:type="spellStart"/>
       <w:r>
         <w:rPr>
-          <w:rFonts w:ascii="Browallia New" w:hAnsi="Browallia New" w:cs="Browallia New"/>
+          <w:rFonts w:ascii="TH Sarabun New" w:hAnsi="TH Sarabun New" w:cs="TH Sarabun New"/>
+          <w:sz w:val="32"/>
+          <w:szCs w:val="32"/>
           <w:lang w:bidi="th-TH"/>
         </w:rPr>
         <w:t>และ</w:t>
       </w:r>
       <w:proofErr w:type="spellEnd"/>
       <w:r>
+        <w:rPr>
+          <w:rFonts w:ascii="TH Sarabun New" w:hAnsi="TH Sarabun New" w:cs="TH Sarabun New"/>
+          <w:sz w:val="32"/>
+          <w:szCs w:val="32"/>
+        </w:rPr>
         <w:t xml:space="preserve"> Map API Key</w:t>
       </w:r>
     </w:p>
     <w:p>
+      <w:pPr>
+        <w:rPr>
+          <w:rFonts w:ascii="TH Sarabun New" w:hAnsi="TH Sarabun New" w:cs="TH Sarabun New"/>
+          <w:b/>
+          <w:bCs/>
+          <w:sz w:val="32"/>
+          <w:szCs w:val="32"/>
+        </w:rPr>
+      </w:pPr>
+      <w:r>
+        <w:rPr>
+          <w:rFonts w:ascii="TH Sarabun New" w:hAnsi="TH Sarabun New" w:cs="TH Sarabun New"/>
+          <w:b/>
+          <w:bCs/>
+          <w:sz w:val="32"/>
+          <w:szCs w:val="32"/>
+          <w:cs/>
+          <w:lang w:bidi="th-TH"/>
+        </w:rPr>
+        <w:tab/>
+      </w:r>
       <w:proofErr w:type="spellStart"/>
       <w:proofErr w:type="gramStart"/>
       <w:r>
         <w:rPr>
-          <w:rFonts w:ascii="Browallia New" w:hAnsi="Browallia New" w:cs="Browallia New"/>
-          <w:lang w:bidi="th-TH"/>
-        </w:rPr>
-        <w:lastRenderedPageBreak/>
+          <w:rFonts w:ascii="TH Sarabun New" w:hAnsi="TH Sarabun New" w:cs="TH Sarabun New"/>
+          <w:b/>
+          <w:bCs/>
+          <w:sz w:val="32"/>
+          <w:szCs w:val="32"/>
+          <w:lang w:bidi="th-TH"/>
+        </w:rPr>
         <w:t>ตัวอย่างการตั้งค่าในไฟล์</w:t>
       </w:r>
       <w:proofErr w:type="spellEnd"/>
       <w:r>
+        <w:rPr>
+          <w:rFonts w:ascii="TH Sarabun New" w:hAnsi="TH Sarabun New" w:cs="TH Sarabun New"/>
+          <w:b/>
+          <w:bCs/>
+          <w:sz w:val="32"/>
+          <w:szCs w:val="32"/>
+        </w:rPr>
         <w:t xml:space="preserve"> .env</w:t>
       </w:r>
       <w:proofErr w:type="gramEnd"/>
       <w:r>
+        <w:rPr>
+          <w:rFonts w:ascii="TH Sarabun New" w:hAnsi="TH Sarabun New" w:cs="TH Sarabun New"/>
+          <w:b/>
+          <w:bCs/>
+          <w:sz w:val="32"/>
+          <w:szCs w:val="32"/>
+        </w:rPr>
         <w:t xml:space="preserve"> (</w:t>
       </w:r>
       <w:proofErr w:type="spellStart"/>
       <w:proofErr w:type="gramStart"/>
       <w:r>
         <w:rPr>
-          <w:rFonts w:ascii="Browallia New" w:hAnsi="Browallia New" w:cs="Browallia New"/>
+          <w:rFonts w:ascii="TH Sarabun New" w:hAnsi="TH Sarabun New" w:cs="TH Sarabun New"/>
+          <w:b/>
+          <w:bCs/>
+          <w:sz w:val="32"/>
+          <w:szCs w:val="32"/>
           <w:lang w:bidi="th-TH"/>
         </w:rPr>
         <w:t>อ้างอิงจาก</w:t>
       </w:r>
       <w:proofErr w:type="spellEnd"/>
       <w:r>
+        <w:rPr>
+          <w:rFonts w:ascii="TH Sarabun New" w:hAnsi="TH Sarabun New" w:cs="TH Sarabun New"/>
+          <w:b/>
+          <w:bCs/>
+          <w:sz w:val="32"/>
+          <w:szCs w:val="32"/>
+        </w:rPr>
         <w:t xml:space="preserve"> .</w:t>
       </w:r>
       <w:proofErr w:type="spellStart"/>
       <w:r>
+        <w:rPr>
+          <w:rFonts w:ascii="TH Sarabun New" w:hAnsi="TH Sarabun New" w:cs="TH Sarabun New"/>
+          <w:b/>
+          <w:bCs/>
+          <w:sz w:val="32"/>
+          <w:szCs w:val="32"/>
+        </w:rPr>
         <w:t>env</w:t>
       </w:r>
       <w:proofErr w:type="gramEnd"/>
       <w:r>
+        <w:rPr>
+          <w:rFonts w:ascii="TH Sarabun New" w:hAnsi="TH Sarabun New" w:cs="TH Sarabun New"/>
+          <w:b/>
+          <w:bCs/>
+          <w:sz w:val="32"/>
+          <w:szCs w:val="32"/>
+        </w:rPr>
         <w:t>.example</w:t>
       </w:r>
       <w:proofErr w:type="spellEnd"/>
       <w:r>
+        <w:rPr>
+          <w:rFonts w:ascii="TH Sarabun New" w:hAnsi="TH Sarabun New" w:cs="TH Sarabun New"/>
+          <w:b/>
+          <w:bCs/>
+          <w:sz w:val="32"/>
+          <w:szCs w:val="32"/>
+        </w:rPr>
         <w:t>):</w:t>
       </w:r>
     </w:p>
     <w:p>
-      <w:r>
+      <w:pPr>
+        <w:rPr>
+          <w:rFonts w:ascii="TH Sarabun New" w:hAnsi="TH Sarabun New" w:cs="TH Sarabun New"/>
+          <w:sz w:val="28"/>
+          <w:szCs w:val="28"/>
+        </w:rPr>
+      </w:pPr>
+      <w:r>
+        <w:rPr>
+          <w:rFonts w:ascii="TH Sarabun New" w:hAnsi="TH Sarabun New" w:cs="TH Sarabun New"/>
+          <w:sz w:val="32"/>
+          <w:szCs w:val="32"/>
+          <w:cs/>
+          <w:lang w:bidi="th-TH"/>
+        </w:rPr>
+        <w:tab/>
+      </w:r>
+      <w:r>
+        <w:rPr>
+          <w:rFonts w:ascii="TH Sarabun New" w:hAnsi="TH Sarabun New" w:cs="TH Sarabun New"/>
+          <w:sz w:val="28"/>
+          <w:szCs w:val="28"/>
+        </w:rPr>
         <w:t>VITE_TARGET_HOST = http://&lt;IP_BACKEND_SERVER</w:t>
       </w:r>
       <w:proofErr w:type="gramStart"/>
       <w:r>
+        <w:rPr>
+          <w:rFonts w:ascii="TH Sarabun New" w:hAnsi="TH Sarabun New" w:cs="TH Sarabun New"/>
+          <w:sz w:val="28"/>
+          <w:szCs w:val="28"/>
+        </w:rPr>
         <w:t>&gt;  (</w:t>
       </w:r>
       <w:proofErr w:type="spellStart"/>
       <w:proofErr w:type="gramEnd"/>
       <w:r>
         <w:rPr>
-          <w:rFonts w:ascii="Browallia New" w:hAnsi="Browallia New" w:cs="Browallia New"/>
+          <w:rFonts w:ascii="TH Sarabun New" w:hAnsi="TH Sarabun New" w:cs="TH Sarabun New"/>
+          <w:sz w:val="28"/>
+          <w:szCs w:val="28"/>
           <w:lang w:bidi="th-TH"/>
         </w:rPr>
         <w:t>โฮสต์ของเครื่องแม่ข่าย</w:t>
       </w:r>
       <w:proofErr w:type="spellEnd"/>
       <w:r>
+        <w:rPr>
+          <w:rFonts w:ascii="TH Sarabun New" w:hAnsi="TH Sarabun New" w:cs="TH Sarabun New"/>
+          <w:sz w:val="28"/>
+          <w:szCs w:val="28"/>
+        </w:rPr>
         <w:t xml:space="preserve"> Backend)</w:t>
       </w:r>
     </w:p>
     <w:p>
-      <w:r>
+      <w:pPr>
+        <w:rPr>
+          <w:rFonts w:ascii="TH Sarabun New" w:hAnsi="TH Sarabun New" w:cs="TH Sarabun New"/>
+          <w:sz w:val="28"/>
+          <w:szCs w:val="28"/>
+        </w:rPr>
+      </w:pPr>
+      <w:r>
+        <w:rPr>
+          <w:rFonts w:ascii="TH Sarabun New" w:hAnsi="TH Sarabun New" w:cs="TH Sarabun New"/>
+          <w:sz w:val="28"/>
+          <w:szCs w:val="28"/>
+          <w:cs/>
+          <w:lang w:bidi="th-TH"/>
+        </w:rPr>
+        <w:tab/>
+      </w:r>
+      <w:r>
+        <w:rPr>
+          <w:rFonts w:ascii="TH Sarabun New" w:hAnsi="TH Sarabun New" w:cs="TH Sarabun New"/>
+          <w:sz w:val="28"/>
+          <w:szCs w:val="28"/>
+        </w:rPr>
         <w:t>VITE_API_URL = http://&lt;IP_BACKEND_SERVER&gt;/</w:t>
       </w:r>
       <w:proofErr w:type="gramStart"/>
       <w:r>
+        <w:rPr>
+          <w:rFonts w:ascii="TH Sarabun New" w:hAnsi="TH Sarabun New" w:cs="TH Sarabun New"/>
+          <w:sz w:val="28"/>
+          <w:szCs w:val="28"/>
+        </w:rPr>
         <w:t>api  (</w:t>
       </w:r>
       <w:proofErr w:type="gramEnd"/>
       <w:r>
+        <w:rPr>
+          <w:rFonts w:ascii="TH Sarabun New" w:hAnsi="TH Sarabun New" w:cs="TH Sarabun New"/>
+          <w:sz w:val="28"/>
+          <w:szCs w:val="28"/>
+        </w:rPr>
         <w:t xml:space="preserve">Endpoint </w:t>
       </w:r>
       <w:proofErr w:type="spellStart"/>
       <w:r>
         <w:rPr>
-          <w:rFonts w:ascii="Browallia New" w:hAnsi="Browallia New" w:cs="Browallia New"/>
+          <w:rFonts w:ascii="TH Sarabun New" w:hAnsi="TH Sarabun New" w:cs="TH Sarabun New"/>
+          <w:sz w:val="28"/>
+          <w:szCs w:val="28"/>
           <w:lang w:bidi="th-TH"/>
         </w:rPr>
         <w:t>หลักสำหรับเรียกใช้งาน</w:t>
       </w:r>
       <w:proofErr w:type="spellEnd"/>
       <w:r>
+        <w:rPr>
+          <w:rFonts w:ascii="TH Sarabun New" w:hAnsi="TH Sarabun New" w:cs="TH Sarabun New"/>
+          <w:sz w:val="28"/>
+          <w:szCs w:val="28"/>
+        </w:rPr>
         <w:t xml:space="preserve"> API)</w:t>
       </w:r>
     </w:p>
     <w:p>
-      <w:r>
+      <w:pPr>
+        <w:rPr>
+          <w:rFonts w:ascii="TH Sarabun New" w:hAnsi="TH Sarabun New" w:cs="TH Sarabun New"/>
+          <w:sz w:val="28"/>
+          <w:szCs w:val="28"/>
+        </w:rPr>
+      </w:pPr>
+      <w:r>
+        <w:rPr>
+          <w:rFonts w:ascii="TH Sarabun New" w:hAnsi="TH Sarabun New" w:cs="TH Sarabun New"/>
+          <w:sz w:val="28"/>
+          <w:szCs w:val="28"/>
+          <w:cs/>
+          <w:lang w:bidi="th-TH"/>
+        </w:rPr>
+        <w:tab/>
+      </w:r>
+      <w:r>
+        <w:rPr>
+          <w:rFonts w:ascii="TH Sarabun New" w:hAnsi="TH Sarabun New" w:cs="TH Sarabun New"/>
+          <w:sz w:val="28"/>
+          <w:szCs w:val="28"/>
+        </w:rPr>
         <w:t>VITE_LONGDO_API_KEY = &lt;YOUR_KEY</w:t>
       </w:r>
       <w:proofErr w:type="gramStart"/>
       <w:r>
+        <w:rPr>
+          <w:rFonts w:ascii="TH Sarabun New" w:hAnsi="TH Sarabun New" w:cs="TH Sarabun New"/>
+          <w:sz w:val="28"/>
+          <w:szCs w:val="28"/>
+        </w:rPr>
         <w:t>&gt;  (</w:t>
       </w:r>
       <w:proofErr w:type="spellStart"/>
       <w:proofErr w:type="gramEnd"/>
       <w:r>
         <w:rPr>
-          <w:rFonts w:ascii="Browallia New" w:hAnsi="Browallia New" w:cs="Browallia New"/>
+          <w:rFonts w:ascii="TH Sarabun New" w:hAnsi="TH Sarabun New" w:cs="TH Sarabun New"/>
+          <w:sz w:val="28"/>
+          <w:szCs w:val="28"/>
         </w:rPr>
         <w:t>คีย์บริการแผนที่ดิจิทัล</w:t>
       </w:r>
       <w:proofErr w:type="spellEnd"/>
       <w:r>
+        <w:rPr>
+          <w:rFonts w:ascii="TH Sarabun New" w:hAnsi="TH Sarabun New" w:cs="TH Sarabun New"/>
+          <w:sz w:val="28"/>
+          <w:szCs w:val="28"/>
+        </w:rPr>
         <w:t xml:space="preserve"> </w:t>
       </w:r>
       <w:proofErr w:type="spellStart"/>
       <w:r>
+        <w:rPr>
+          <w:rFonts w:ascii="TH Sarabun New" w:hAnsi="TH Sarabun New" w:cs="TH Sarabun New"/>
+          <w:sz w:val="28"/>
+          <w:szCs w:val="28"/>
+        </w:rPr>
         <w:t>Longdo</w:t>
       </w:r>
       <w:proofErr w:type="spellEnd"/>
       <w:r>
+        <w:rPr>
+          <w:rFonts w:ascii="TH Sarabun New" w:hAnsi="TH Sarabun New" w:cs="TH Sarabun New"/>
+          <w:sz w:val="28"/>
+          <w:szCs w:val="28"/>
+        </w:rPr>
         <w:t xml:space="preserve"> Map)</w:t>
       </w:r>
     </w:p>
     <w:p>
-      <w:r>
+      <w:pPr>
+        <w:rPr>
+          <w:rFonts w:ascii="TH Sarabun New" w:hAnsi="TH Sarabun New" w:cs="TH Sarabun New"/>
+          <w:b/>
+          <w:bCs/>
+          <w:sz w:val="32"/>
+          <w:szCs w:val="32"/>
+        </w:rPr>
+      </w:pPr>
+      <w:r>
+        <w:rPr>
+          <w:rFonts w:ascii="TH Sarabun New" w:hAnsi="TH Sarabun New" w:cs="TH Sarabun New"/>
+          <w:b/>
+          <w:bCs/>
+          <w:sz w:val="32"/>
+          <w:szCs w:val="32"/>
+        </w:rPr>
         <w:t xml:space="preserve">4. </w:t>
       </w:r>
       <w:proofErr w:type="spellStart"/>
       <w:r>
         <w:rPr>
-          <w:rFonts w:ascii="Browallia New" w:hAnsi="Browallia New" w:cs="Browallia New"/>
+          <w:rFonts w:ascii="TH Sarabun New" w:hAnsi="TH Sarabun New" w:cs="TH Sarabun New"/>
+          <w:b/>
+          <w:bCs/>
+          <w:sz w:val="32"/>
+          <w:szCs w:val="32"/>
           <w:lang w:bidi="th-TH"/>
         </w:rPr>
         <w:t>ข้อมูลการติดต่อกรณีเกิดปัญหา</w:t>
       </w:r>
       <w:proofErr w:type="spellEnd"/>
       <w:r>
+        <w:rPr>
+          <w:rFonts w:ascii="TH Sarabun New" w:hAnsi="TH Sarabun New" w:cs="TH Sarabun New"/>
+          <w:b/>
+          <w:bCs/>
+          <w:sz w:val="32"/>
+          <w:szCs w:val="32"/>
+        </w:rPr>
         <w:t xml:space="preserve"> (Support &amp; Contact Channels)</w:t>
       </w:r>
     </w:p>
     <w:p>
-      <w:r>
-        <w:rPr>
-          <w:rFonts w:ascii="Browallia New" w:hAnsi="Browallia New" w:cs="Browallia New"/>
+      <w:pPr>
+        <w:rPr>
+          <w:rFonts w:ascii="TH Sarabun New" w:hAnsi="TH Sarabun New" w:cs="TH Sarabun New"/>
+          <w:sz w:val="32"/>
+          <w:szCs w:val="32"/>
+        </w:rPr>
+      </w:pPr>
+      <w:r>
+        <w:rPr>
+          <w:rFonts w:ascii="TH Sarabun New" w:hAnsi="TH Sarabun New" w:cs="TH Sarabun New"/>
+          <w:sz w:val="32"/>
+          <w:szCs w:val="32"/>
+          <w:cs/>
+          <w:lang w:bidi="th-TH"/>
+        </w:rPr>
+        <w:tab/>
+      </w:r>
+      <w:r>
+        <w:rPr>
+          <w:rFonts w:ascii="TH Sarabun New" w:hAnsi="TH Sarabun New" w:cs="TH Sarabun New"/>
+          <w:sz w:val="32"/>
+          <w:szCs w:val="32"/>
           <w:lang w:bidi="th-TH"/>
         </w:rPr>
         <w:t>หากพบปัญหาในการใช้งานระบบหรือข้อขัดข้องเกี่ยวกับส่วนติดต่อผู้ใช้</w:t>
       </w:r>
       <w:r>
+        <w:rPr>
+          <w:rFonts w:ascii="TH Sarabun New" w:hAnsi="TH Sarabun New" w:cs="TH Sarabun New"/>
+          <w:sz w:val="32"/>
+          <w:szCs w:val="32"/>
+        </w:rPr>
         <w:t xml:space="preserve"> (Frontend) </w:t>
       </w:r>
       <w:proofErr w:type="spellStart"/>
       <w:r>
         <w:rPr>
-          <w:rFonts w:ascii="Browallia New" w:hAnsi="Browallia New" w:cs="Browallia New"/>
+          <w:rFonts w:ascii="TH Sarabun New" w:hAnsi="TH Sarabun New" w:cs="TH Sarabun New"/>
+          <w:sz w:val="32"/>
+          <w:szCs w:val="32"/>
           <w:lang w:bidi="th-TH"/>
         </w:rPr>
         <w:t>สามารถติดต่อผู้รับผิดชอบได้ดังนี้</w:t>
       </w:r>
       <w:proofErr w:type="spellEnd"/>
       <w:r>
+        <w:rPr>
+          <w:rFonts w:ascii="TH Sarabun New" w:hAnsi="TH Sarabun New" w:cs="TH Sarabun New"/>
+          <w:sz w:val="32"/>
+          <w:szCs w:val="32"/>
+        </w:rPr>
         <w:t>:</w:t>
       </w:r>
     </w:p>
     <w:tbl>
       <w:tblPr>
-        <w:tblW w:w="0" w:type="auto"/>
+        <w:tblW w:w="9159" w:type="dxa"/>
         <w:jc w:val="center"/>
         <w:tblLook w:val="04A0" w:firstRow="1" w:lastRow="0" w:firstColumn="1" w:lastColumn="0" w:noHBand="0" w:noVBand="1"/>
       </w:tblPr>
       <w:tblGrid>
-        <w:gridCol w:w="2943"/>
-        <w:gridCol w:w="5897"/>
+        <w:gridCol w:w="3460"/>
+        <w:gridCol w:w="5699"/>
       </w:tblGrid>
       <w:tr>
         <w:trPr>
+          <w:trHeight w:val="776"/>
           <w:jc w:val="center"/>
         </w:trPr>
         <w:tc>
           <w:tcPr>
-            <w:tcW w:w="3168" w:type="dxa"/>
+            <w:tcW w:w="3460" w:type="dxa"/>
             <w:shd w:val="clear" w:color="auto" w:fill="F3F4F6"/>
             <w:tcMar>
               <w:top w:w="90" w:type="dxa"/>
@@ -3899,22 +5120,42 @@
             </w:tcMar>
           </w:tcPr>
           <w:p>
+            <w:pPr>
+              <w:rPr>
+                <w:rFonts w:ascii="TH Sarabun New" w:hAnsi="TH Sarabun New" w:cs="TH Sarabun New"/>
+                <w:b/>
+                <w:bCs/>
+                <w:sz w:val="32"/>
+                <w:szCs w:val="32"/>
+              </w:rPr>
+            </w:pPr>
             <w:proofErr w:type="spellStart"/>
             <w:r>
               <w:rPr>
-                <w:rFonts w:ascii="Browallia New" w:hAnsi="Browallia New" w:cs="Browallia New"/>
+                <w:rFonts w:ascii="TH Sarabun New" w:hAnsi="TH Sarabun New" w:cs="TH Sarabun New"/>
+                <w:b/>
+                <w:bCs/>
+                <w:sz w:val="32"/>
+                <w:szCs w:val="32"/>
               </w:rPr>
               <w:t>ผู้รับผิดชอบระบบ</w:t>
             </w:r>
             <w:proofErr w:type="spellEnd"/>
             <w:r>
+              <w:rPr>
+                <w:rFonts w:ascii="TH Sarabun New" w:hAnsi="TH Sarabun New" w:cs="TH Sarabun New"/>
+                <w:b/>
+                <w:bCs/>
+                <w:sz w:val="32"/>
+                <w:szCs w:val="32"/>
+              </w:rPr>
               <w:t xml:space="preserve"> Frontend:</w:t>
             </w:r>
           </w:p>
         </w:tc>
         <w:tc>
           <w:tcPr>
-            <w:tcW w:w="6192" w:type="dxa"/>
+            <w:tcW w:w="5699" w:type="dxa"/>
             <w:shd w:val="clear" w:color="auto" w:fill="FFFFFF"/>
             <w:tcMar>
               <w:top w:w="90" w:type="dxa"/>
@@ -3924,46 +5165,73 @@
             </w:tcMar>
           </w:tcPr>
           <w:p>
+            <w:pPr>
+              <w:rPr>
+                <w:rFonts w:ascii="TH Sarabun New" w:hAnsi="TH Sarabun New" w:cs="TH Sarabun New" w:hint="cs"/>
+                <w:sz w:val="32"/>
+                <w:szCs w:val="32"/>
+                <w:lang w:bidi="th-TH"/>
+              </w:rPr>
+            </w:pPr>
+            <w:r>
+              <w:rPr>
+                <w:rFonts w:ascii="TH Sarabun New" w:hAnsi="TH Sarabun New" w:cs="TH Sarabun New" w:hint="cs"/>
+                <w:sz w:val="32"/>
+                <w:szCs w:val="32"/>
+                <w:cs/>
+                <w:lang w:bidi="th-TH"/>
+              </w:rPr>
+              <w:t>นางสาว</w:t>
+            </w:r>
             <w:proofErr w:type="spellStart"/>
             <w:r>
               <w:rPr>
-                <w:rFonts w:ascii="Browallia New" w:hAnsi="Browallia New" w:cs="Browallia New"/>
+                <w:rFonts w:ascii="TH Sarabun New" w:hAnsi="TH Sarabun New" w:cs="TH Sarabun New"/>
+                <w:sz w:val="32"/>
+                <w:szCs w:val="32"/>
                 <w:lang w:bidi="th-TH"/>
               </w:rPr>
-              <w:t>คุณชนะ</w:t>
+              <w:t>ชน</w:t>
             </w:r>
             <w:proofErr w:type="spellEnd"/>
             <w:r>
+              <w:rPr>
+                <w:rFonts w:ascii="TH Sarabun New" w:hAnsi="TH Sarabun New" w:cs="TH Sarabun New" w:hint="cs"/>
+                <w:sz w:val="32"/>
+                <w:szCs w:val="32"/>
+                <w:cs/>
+                <w:lang w:bidi="th-TH"/>
+              </w:rPr>
+              <w:t>าพร</w:t>
+            </w:r>
+            <w:r>
+              <w:rPr>
+                <w:rFonts w:ascii="TH Sarabun New" w:hAnsi="TH Sarabun New" w:cs="TH Sarabun New"/>
+                <w:sz w:val="32"/>
+                <w:szCs w:val="32"/>
+              </w:rPr>
               <w:t xml:space="preserve"> </w:t>
             </w:r>
             <w:r>
               <w:rPr>
-                <w:rFonts w:ascii="Browallia New" w:hAnsi="Browallia New" w:cs="Browallia New"/>
+                <w:rFonts w:ascii="TH Sarabun New" w:hAnsi="TH Sarabun New" w:cs="TH Sarabun New"/>
+                <w:sz w:val="32"/>
+                <w:szCs w:val="32"/>
                 <w:lang w:bidi="th-TH"/>
               </w:rPr>
               <w:t>ชูผล</w:t>
-            </w:r>
-            <w:r>
-              <w:t xml:space="preserve"> (</w:t>
-            </w:r>
-            <w:proofErr w:type="spellStart"/>
-            <w:r>
-              <w:t>chanachoopol</w:t>
-            </w:r>
-            <w:proofErr w:type="spellEnd"/>
-            <w:r>
-              <w:t>)</w:t>
             </w:r>
           </w:p>
         </w:tc>
       </w:tr>
       <w:tr>
         <w:trPr>
+          <w:trHeight w:val="776"/>
           <w:jc w:val="center"/>
         </w:trPr>
         <w:tc>
           <w:tcPr>
-            <w:tcW w:w="3168" w:type="dxa"/>
+            <w:tcW w:w="3460" w:type="dxa"/>
             <w:shd w:val="clear" w:color="auto" w:fill="F3F4F6"/>
             <w:tcMar>
               <w:top w:w="90" w:type="dxa"/>
@@ -3973,22 +5241,42 @@
             </w:tcMar>
           </w:tcPr>
           <w:p>
+            <w:pPr>
+              <w:rPr>
+                <w:rFonts w:ascii="TH Sarabun New" w:hAnsi="TH Sarabun New" w:cs="TH Sarabun New"/>
+                <w:b/>
+                <w:bCs/>
+                <w:sz w:val="32"/>
+                <w:szCs w:val="32"/>
+              </w:rPr>
+            </w:pPr>
             <w:proofErr w:type="spellStart"/>
             <w:r>
               <w:rPr>
-                <w:rFonts w:ascii="Browallia New" w:hAnsi="Browallia New" w:cs="Browallia New"/>
+                <w:rFonts w:ascii="TH Sarabun New" w:hAnsi="TH Sarabun New" w:cs="TH Sarabun New"/>
+                <w:b/>
+                <w:bCs/>
+                <w:sz w:val="32"/>
+                <w:szCs w:val="32"/>
               </w:rPr>
               <w:t>อีเมลหลัก</w:t>
             </w:r>
             <w:proofErr w:type="spellEnd"/>
             <w:r>
+              <w:rPr>
+                <w:rFonts w:ascii="TH Sarabun New" w:hAnsi="TH Sarabun New" w:cs="TH Sarabun New"/>
+                <w:b/>
+                <w:bCs/>
+                <w:sz w:val="32"/>
+                <w:szCs w:val="32"/>
+              </w:rPr>
               <w:t xml:space="preserve"> (Primary Email):</w:t>
             </w:r>
           </w:p>
         </w:tc>
         <w:tc>
           <w:tcPr>
-            <w:tcW w:w="6192" w:type="dxa"/>
+            <w:tcW w:w="5699" w:type="dxa"/>
             <w:shd w:val="clear" w:color="auto" w:fill="FFFFFF"/>
             <w:tcMar>
               <w:top w:w="90" w:type="dxa"/>
@@ -3998,7 +5286,19 @@
             </w:tcMar>
           </w:tcPr>
           <w:p>
-            <w:r>
+            <w:pPr>
+              <w:rPr>
+                <w:rFonts w:ascii="TH Sarabun New" w:hAnsi="TH Sarabun New" w:cs="TH Sarabun New"/>
+                <w:sz w:val="32"/>
+                <w:szCs w:val="32"/>
+              </w:rPr>
+            </w:pPr>
+            <w:r>
+              <w:rPr>
+                <w:rFonts w:ascii="TH Sarabun New" w:hAnsi="TH Sarabun New" w:cs="TH Sarabun New"/>
+                <w:sz w:val="32"/>
+                <w:szCs w:val="32"/>
+              </w:rPr>
               <w:t>chanachoopol@gmail.com</w:t>
             </w:r>
           </w:p>
@@ -4006,11 +5306,12 @@
       </w:tr>
       <w:tr>
         <w:trPr>
+          <w:trHeight w:val="776"/>
           <w:jc w:val="center"/>
         </w:trPr>
         <w:tc>
           <w:tcPr>
-            <w:tcW w:w="3168" w:type="dxa"/>
+            <w:tcW w:w="3460" w:type="dxa"/>
             <w:shd w:val="clear" w:color="auto" w:fill="F3F4F6"/>
             <w:tcMar>
               <w:top w:w="90" w:type="dxa"/>
@@ -4020,22 +5321,42 @@
             </w:tcMar>
           </w:tcPr>
           <w:p>
+            <w:pPr>
+              <w:rPr>
+                <w:rFonts w:ascii="TH Sarabun New" w:hAnsi="TH Sarabun New" w:cs="TH Sarabun New"/>
+                <w:b/>
+                <w:bCs/>
+                <w:sz w:val="32"/>
+                <w:szCs w:val="32"/>
+              </w:rPr>
+            </w:pPr>
             <w:proofErr w:type="spellStart"/>
             <w:r>
               <w:rPr>
-                <w:rFonts w:ascii="Browallia New" w:hAnsi="Browallia New" w:cs="Browallia New"/>
+                <w:rFonts w:ascii="TH Sarabun New" w:hAnsi="TH Sarabun New" w:cs="TH Sarabun New"/>
+                <w:b/>
+                <w:bCs/>
+                <w:sz w:val="32"/>
+                <w:szCs w:val="32"/>
               </w:rPr>
               <w:t>เบอร์โทรศัพท์ติดต่อ</w:t>
             </w:r>
             <w:proofErr w:type="spellEnd"/>
             <w:r>
+              <w:rPr>
+                <w:rFonts w:ascii="TH Sarabun New" w:hAnsi="TH Sarabun New" w:cs="TH Sarabun New"/>
+                <w:b/>
+                <w:bCs/>
+                <w:sz w:val="32"/>
+                <w:szCs w:val="32"/>
+              </w:rPr>
               <w:t>:</w:t>
             </w:r>
           </w:p>
         </w:tc>
         <w:tc>
           <w:tcPr>
-            <w:tcW w:w="6192" w:type="dxa"/>
+            <w:tcW w:w="5699" w:type="dxa"/>
             <w:shd w:val="clear" w:color="auto" w:fill="FFFFFF"/>
             <w:tcMar>
               <w:top w:w="90" w:type="dxa"/>
@@ -4045,286 +5366,393 @@
             </w:tcMar>
           </w:tcPr>
           <w:p>
-            <w:r>
-              <w:t>[</w:t>
-            </w:r>
-            <w:proofErr w:type="spellStart"/>
-            <w:r>
-              <w:rPr>
-                <w:rFonts w:ascii="Browallia New" w:hAnsi="Browallia New" w:cs="Browallia New"/>
+            <w:pPr>
+              <w:rPr>
+                <w:rFonts w:ascii="TH Sarabun New" w:hAnsi="TH Sarabun New" w:cs="TH Sarabun New" w:hint="cs"/>
+                <w:sz w:val="32"/>
+                <w:szCs w:val="32"/>
                 <w:lang w:bidi="th-TH"/>
               </w:rPr>
-              <w:t>ระบุหมายเลขโทรศัพท์ติดต่อของผู้ส่งมอบ</w:t>
-            </w:r>
-            <w:proofErr w:type="spellEnd"/>
-            <w:r>
-              <w:t>]</w:t>
-            </w:r>
-          </w:p>
-        </w:tc>
-      </w:tr>
-      <w:tr>
-        <w:trPr>
-          <w:jc w:val="center"/>
-        </w:trPr>
-        <w:tc>
-          <w:tcPr>
-            <w:tcW w:w="3168" w:type="dxa"/>
-            <w:shd w:val="clear" w:color="auto" w:fill="F3F4F6"/>
-            <w:tcMar>
-              <w:top w:w="90" w:type="dxa"/>
-              <w:left w:w="100" w:type="dxa"/>
-              <w:bottom w:w="90" w:type="dxa"/>
-              <w:right w:w="100" w:type="dxa"/>
-            </w:tcMar>
-          </w:tcPr>
-          <w:p>
-            <w:proofErr w:type="spellStart"/>
-            <w:r>
-              <w:rPr>
-                <w:rFonts w:ascii="Browallia New" w:hAnsi="Browallia New" w:cs="Browallia New"/>
-              </w:rPr>
-              <w:t>ช่องทางสำรอง</w:t>
-            </w:r>
-            <w:proofErr w:type="spellEnd"/>
-            <w:r>
-              <w:t xml:space="preserve"> (Issue Tracker):</w:t>
-            </w:r>
-          </w:p>
-        </w:tc>
-        <w:tc>
-          <w:tcPr>
-            <w:tcW w:w="6192" w:type="dxa"/>
-            <w:shd w:val="clear" w:color="auto" w:fill="FFFFFF"/>
-            <w:tcMar>
-              <w:top w:w="90" w:type="dxa"/>
-              <w:left w:w="100" w:type="dxa"/>
-              <w:bottom w:w="90" w:type="dxa"/>
-              <w:right w:w="100" w:type="dxa"/>
-            </w:tcMar>
-          </w:tcPr>
-          <w:p>
-            <w:r>
-              <w:t>GitHub Issues (https://github.com/chanachoopol/lpr-system/issues)</w:t>
+            </w:pPr>
+            <w:r>
+              <w:rPr>
+                <w:rFonts w:ascii="TH Sarabun New" w:hAnsi="TH Sarabun New" w:cs="TH Sarabun New" w:hint="cs"/>
+                <w:sz w:val="32"/>
+                <w:szCs w:val="32"/>
+                <w:cs/>
+                <w:lang w:bidi="th-TH"/>
+              </w:rPr>
+              <w:t>065-121-6629</w:t>
             </w:r>
           </w:p>
         </w:tc>
       </w:tr>
     </w:tbl>
-    <w:p/>
     <w:p>
-      <w:proofErr w:type="spellStart"/>
-      <w:r>
-        <w:rPr>
-          <w:rFonts w:ascii="Browallia New" w:hAnsi="Browallia New" w:cs="Browallia New"/>
-          <w:lang w:bidi="th-TH"/>
-        </w:rPr>
-        <w:t>ขอบเขตความช่วยเหลือ</w:t>
-      </w:r>
-      <w:proofErr w:type="spellEnd"/>
-      <w:r>
-        <w:t xml:space="preserve"> (Support Boundaries):</w:t>
-      </w:r>
+      <w:pPr>
+        <w:rPr>
+          <w:rFonts w:ascii="TH Sarabun New" w:hAnsi="TH Sarabun New" w:cs="TH Sarabun New" w:hint="cs"/>
+          <w:sz w:val="32"/>
+          <w:szCs w:val="32"/>
+          <w:lang w:bidi="th-TH"/>
+        </w:rPr>
+      </w:pPr>
     </w:p>
     <w:p>
+      <w:pPr>
+        <w:rPr>
+          <w:rFonts w:ascii="TH Sarabun New" w:hAnsi="TH Sarabun New" w:cs="TH Sarabun New"/>
+          <w:sz w:val="32"/>
+          <w:szCs w:val="32"/>
+        </w:rPr>
+      </w:pPr>
       <w:proofErr w:type="spellStart"/>
       <w:r>
         <w:rPr>
-          <w:rFonts w:ascii="Browallia New" w:hAnsi="Browallia New" w:cs="Browallia New"/>
-          <w:lang w:bidi="th-TH"/>
-        </w:rPr>
-        <w:t>รับผิดชอบ</w:t>
+          <w:rFonts w:ascii="TH Sarabun New" w:hAnsi="TH Sarabun New" w:cs="TH Sarabun New"/>
+          <w:sz w:val="32"/>
+          <w:szCs w:val="32"/>
+          <w:lang w:bidi="th-TH"/>
+        </w:rPr>
+        <w:t>ขอบเขตความช่วยเหลือ</w:t>
       </w:r>
       <w:proofErr w:type="spellEnd"/>
       <w:r>
-        <w:t xml:space="preserve">: </w:t>
-      </w:r>
-      <w:proofErr w:type="spellStart"/>
-      <w:r>
-        <w:rPr>
-          <w:rFonts w:ascii="Browallia New" w:hAnsi="Browallia New" w:cs="Browallia New"/>
-          <w:lang w:bidi="th-TH"/>
-        </w:rPr>
-        <w:t>ความผิดพลาดของการแสดงผลหน้าเว็บ</w:t>
-      </w:r>
-      <w:proofErr w:type="spellEnd"/>
-      <w:r>
-        <w:t xml:space="preserve"> (UI Bug), </w:t>
-      </w:r>
-      <w:proofErr w:type="spellStart"/>
-      <w:r>
-        <w:rPr>
-          <w:rFonts w:ascii="Browallia New" w:hAnsi="Browallia New" w:cs="Browallia New"/>
-          <w:lang w:bidi="th-TH"/>
-        </w:rPr>
-        <w:t>ฟังก์ชันกดปุ่ม</w:t>
-      </w:r>
-      <w:proofErr w:type="spellEnd"/>
-      <w:r>
-        <w:t>/</w:t>
-      </w:r>
-      <w:proofErr w:type="spellStart"/>
-      <w:r>
-        <w:rPr>
-          <w:rFonts w:ascii="Browallia New" w:hAnsi="Browallia New" w:cs="Browallia New"/>
-          <w:lang w:bidi="th-TH"/>
-        </w:rPr>
-        <w:t>คำนวณหน้าบ้านผิดพลาด</w:t>
-      </w:r>
-      <w:proofErr w:type="spellEnd"/>
-      <w:r>
-        <w:t xml:space="preserve">, </w:t>
-      </w:r>
-      <w:proofErr w:type="spellStart"/>
-      <w:r>
-        <w:rPr>
-          <w:rFonts w:ascii="Browallia New" w:hAnsi="Browallia New" w:cs="Browallia New"/>
-          <w:lang w:bidi="th-TH"/>
-        </w:rPr>
-        <w:t>การ</w:t>
-      </w:r>
-      <w:proofErr w:type="spellEnd"/>
-      <w:r>
-        <w:t xml:space="preserve"> Export PDF </w:t>
-      </w:r>
-      <w:proofErr w:type="spellStart"/>
-      <w:r>
-        <w:rPr>
-          <w:rFonts w:ascii="Browallia New" w:hAnsi="Browallia New" w:cs="Browallia New"/>
-          <w:lang w:bidi="th-TH"/>
-        </w:rPr>
-        <w:t>ไม่สมบูรณ์</w:t>
-      </w:r>
-      <w:proofErr w:type="spellEnd"/>
-      <w:r>
-        <w:t xml:space="preserve">, </w:t>
-      </w:r>
-      <w:proofErr w:type="spellStart"/>
-      <w:r>
-        <w:rPr>
-          <w:rFonts w:ascii="Browallia New" w:hAnsi="Browallia New" w:cs="Browallia New"/>
-          <w:lang w:bidi="th-TH"/>
-        </w:rPr>
-        <w:t>การ</w:t>
-      </w:r>
-      <w:proofErr w:type="spellEnd"/>
-      <w:r>
-        <w:t xml:space="preserve"> Build/Restart Docker Frontend</w:t>
+        <w:rPr>
+          <w:rFonts w:ascii="TH Sarabun New" w:hAnsi="TH Sarabun New" w:cs="TH Sarabun New"/>
+          <w:sz w:val="32"/>
+          <w:szCs w:val="32"/>
+        </w:rPr>
+        <w:t xml:space="preserve"> (Support Boundaries):</w:t>
       </w:r>
     </w:p>
     <w:p>
+      <w:pPr>
+        <w:rPr>
+          <w:rFonts w:ascii="TH Sarabun New" w:hAnsi="TH Sarabun New" w:cs="TH Sarabun New"/>
+          <w:sz w:val="32"/>
+          <w:szCs w:val="32"/>
+        </w:rPr>
+      </w:pPr>
       <w:proofErr w:type="spellStart"/>
       <w:r>
         <w:rPr>
-          <w:rFonts w:ascii="Browallia New" w:hAnsi="Browallia New" w:cs="Browallia New"/>
+          <w:rFonts w:ascii="TH Sarabun New" w:hAnsi="TH Sarabun New" w:cs="TH Sarabun New"/>
+          <w:sz w:val="32"/>
+          <w:szCs w:val="32"/>
+          <w:lang w:bidi="th-TH"/>
+        </w:rPr>
+        <w:t>รับผิดชอบ</w:t>
+      </w:r>
+      <w:proofErr w:type="spellEnd"/>
+      <w:r>
+        <w:rPr>
+          <w:rFonts w:ascii="TH Sarabun New" w:hAnsi="TH Sarabun New" w:cs="TH Sarabun New"/>
+          <w:sz w:val="32"/>
+          <w:szCs w:val="32"/>
+        </w:rPr>
+        <w:t xml:space="preserve">: </w:t>
+      </w:r>
+      <w:proofErr w:type="spellStart"/>
+      <w:r>
+        <w:rPr>
+          <w:rFonts w:ascii="TH Sarabun New" w:hAnsi="TH Sarabun New" w:cs="TH Sarabun New"/>
+          <w:sz w:val="32"/>
+          <w:szCs w:val="32"/>
+          <w:lang w:bidi="th-TH"/>
+        </w:rPr>
+        <w:t>ความผิดพลาดของการแสดงผลหน้าเว็บ</w:t>
+      </w:r>
+      <w:proofErr w:type="spellEnd"/>
+      <w:r>
+        <w:rPr>
+          <w:rFonts w:ascii="TH Sarabun New" w:hAnsi="TH Sarabun New" w:cs="TH Sarabun New"/>
+          <w:sz w:val="32"/>
+          <w:szCs w:val="32"/>
+        </w:rPr>
+        <w:t xml:space="preserve"> (UI Bug), </w:t>
+      </w:r>
+      <w:proofErr w:type="spellStart"/>
+      <w:r>
+        <w:rPr>
+          <w:rFonts w:ascii="TH Sarabun New" w:hAnsi="TH Sarabun New" w:cs="TH Sarabun New"/>
+          <w:sz w:val="32"/>
+          <w:szCs w:val="32"/>
+          <w:lang w:bidi="th-TH"/>
+        </w:rPr>
+        <w:t>ฟังก์ชันกดปุ่ม</w:t>
+      </w:r>
+      <w:proofErr w:type="spellEnd"/>
+      <w:r>
+        <w:rPr>
+          <w:rFonts w:ascii="TH Sarabun New" w:hAnsi="TH Sarabun New" w:cs="TH Sarabun New"/>
+          <w:sz w:val="32"/>
+          <w:szCs w:val="32"/>
+        </w:rPr>
+        <w:t>/</w:t>
+      </w:r>
+      <w:proofErr w:type="spellStart"/>
+      <w:r>
+        <w:rPr>
+          <w:rFonts w:ascii="TH Sarabun New" w:hAnsi="TH Sarabun New" w:cs="TH Sarabun New"/>
+          <w:sz w:val="32"/>
+          <w:szCs w:val="32"/>
+          <w:lang w:bidi="th-TH"/>
+        </w:rPr>
+        <w:t>คำนวณหน้าบ้านผิดพลาด</w:t>
+      </w:r>
+      <w:proofErr w:type="spellEnd"/>
+      <w:r>
+        <w:rPr>
+          <w:rFonts w:ascii="TH Sarabun New" w:hAnsi="TH Sarabun New" w:cs="TH Sarabun New"/>
+          <w:sz w:val="32"/>
+          <w:szCs w:val="32"/>
+        </w:rPr>
+        <w:t xml:space="preserve">, </w:t>
+      </w:r>
+      <w:proofErr w:type="spellStart"/>
+      <w:r>
+        <w:rPr>
+          <w:rFonts w:ascii="TH Sarabun New" w:hAnsi="TH Sarabun New" w:cs="TH Sarabun New"/>
+          <w:sz w:val="32"/>
+          <w:szCs w:val="32"/>
+          <w:lang w:bidi="th-TH"/>
+        </w:rPr>
+        <w:t>การ</w:t>
+      </w:r>
+      <w:proofErr w:type="spellEnd"/>
+      <w:r>
+        <w:rPr>
+          <w:rFonts w:ascii="TH Sarabun New" w:hAnsi="TH Sarabun New" w:cs="TH Sarabun New"/>
+          <w:sz w:val="32"/>
+          <w:szCs w:val="32"/>
+        </w:rPr>
+        <w:t xml:space="preserve"> Export PDF </w:t>
+      </w:r>
+      <w:proofErr w:type="spellStart"/>
+      <w:r>
+        <w:rPr>
+          <w:rFonts w:ascii="TH Sarabun New" w:hAnsi="TH Sarabun New" w:cs="TH Sarabun New"/>
+          <w:sz w:val="32"/>
+          <w:szCs w:val="32"/>
+          <w:lang w:bidi="th-TH"/>
+        </w:rPr>
+        <w:t>ไม่สมบูรณ์</w:t>
+      </w:r>
+      <w:proofErr w:type="spellEnd"/>
+      <w:r>
+        <w:rPr>
+          <w:rFonts w:ascii="TH Sarabun New" w:hAnsi="TH Sarabun New" w:cs="TH Sarabun New"/>
+          <w:sz w:val="32"/>
+          <w:szCs w:val="32"/>
+        </w:rPr>
+        <w:t xml:space="preserve">, </w:t>
+      </w:r>
+      <w:proofErr w:type="spellStart"/>
+      <w:r>
+        <w:rPr>
+          <w:rFonts w:ascii="TH Sarabun New" w:hAnsi="TH Sarabun New" w:cs="TH Sarabun New"/>
+          <w:sz w:val="32"/>
+          <w:szCs w:val="32"/>
+          <w:lang w:bidi="th-TH"/>
+        </w:rPr>
+        <w:t>การ</w:t>
+      </w:r>
+      <w:proofErr w:type="spellEnd"/>
+      <w:r>
+        <w:rPr>
+          <w:rFonts w:ascii="TH Sarabun New" w:hAnsi="TH Sarabun New" w:cs="TH Sarabun New"/>
+          <w:sz w:val="32"/>
+          <w:szCs w:val="32"/>
+        </w:rPr>
+        <w:t xml:space="preserve"> Build/Restart Docker Frontend</w:t>
+      </w:r>
+    </w:p>
+    <w:p>
+      <w:pPr>
+        <w:rPr>
+          <w:rFonts w:ascii="TH Sarabun New" w:hAnsi="TH Sarabun New" w:cs="TH Sarabun New"/>
+          <w:sz w:val="32"/>
+          <w:szCs w:val="32"/>
+        </w:rPr>
+      </w:pPr>
+      <w:proofErr w:type="spellStart"/>
+      <w:r>
+        <w:rPr>
+          <w:rFonts w:ascii="TH Sarabun New" w:hAnsi="TH Sarabun New" w:cs="TH Sarabun New"/>
+          <w:sz w:val="32"/>
+          <w:szCs w:val="32"/>
           <w:lang w:bidi="th-TH"/>
         </w:rPr>
         <w:t>ไม่ครอบคลุม</w:t>
       </w:r>
       <w:proofErr w:type="spellEnd"/>
       <w:r>
+        <w:rPr>
+          <w:rFonts w:ascii="TH Sarabun New" w:hAnsi="TH Sarabun New" w:cs="TH Sarabun New"/>
+          <w:sz w:val="32"/>
+          <w:szCs w:val="32"/>
+        </w:rPr>
         <w:t xml:space="preserve">: </w:t>
       </w:r>
       <w:proofErr w:type="spellStart"/>
       <w:r>
         <w:rPr>
-          <w:rFonts w:ascii="Browallia New" w:hAnsi="Browallia New" w:cs="Browallia New"/>
+          <w:rFonts w:ascii="TH Sarabun New" w:hAnsi="TH Sarabun New" w:cs="TH Sarabun New"/>
+          <w:sz w:val="32"/>
+          <w:szCs w:val="32"/>
           <w:lang w:bidi="th-TH"/>
         </w:rPr>
         <w:t>ปัญหา</w:t>
       </w:r>
       <w:proofErr w:type="spellEnd"/>
       <w:r>
+        <w:rPr>
+          <w:rFonts w:ascii="TH Sarabun New" w:hAnsi="TH Sarabun New" w:cs="TH Sarabun New"/>
+          <w:sz w:val="32"/>
+          <w:szCs w:val="32"/>
+        </w:rPr>
         <w:t xml:space="preserve"> Backend Database </w:t>
       </w:r>
       <w:proofErr w:type="spellStart"/>
       <w:r>
         <w:rPr>
-          <w:rFonts w:ascii="Browallia New" w:hAnsi="Browallia New" w:cs="Browallia New"/>
+          <w:rFonts w:ascii="TH Sarabun New" w:hAnsi="TH Sarabun New" w:cs="TH Sarabun New"/>
+          <w:sz w:val="32"/>
+          <w:szCs w:val="32"/>
           <w:lang w:bidi="th-TH"/>
         </w:rPr>
         <w:t>ล่ม</w:t>
       </w:r>
       <w:proofErr w:type="spellEnd"/>
       <w:r>
+        <w:rPr>
+          <w:rFonts w:ascii="TH Sarabun New" w:hAnsi="TH Sarabun New" w:cs="TH Sarabun New"/>
+          <w:sz w:val="32"/>
+          <w:szCs w:val="32"/>
+        </w:rPr>
         <w:t xml:space="preserve">, </w:t>
       </w:r>
       <w:proofErr w:type="spellStart"/>
       <w:r>
         <w:rPr>
-          <w:rFonts w:ascii="Browallia New" w:hAnsi="Browallia New" w:cs="Browallia New"/>
+          <w:rFonts w:ascii="TH Sarabun New" w:hAnsi="TH Sarabun New" w:cs="TH Sarabun New"/>
+          <w:sz w:val="32"/>
+          <w:szCs w:val="32"/>
           <w:lang w:bidi="th-TH"/>
         </w:rPr>
         <w:t>เซิร์ฟเวอร์</w:t>
       </w:r>
       <w:proofErr w:type="spellEnd"/>
       <w:r>
+        <w:rPr>
+          <w:rFonts w:ascii="TH Sarabun New" w:hAnsi="TH Sarabun New" w:cs="TH Sarabun New"/>
+          <w:sz w:val="32"/>
+          <w:szCs w:val="32"/>
+        </w:rPr>
         <w:t xml:space="preserve"> API </w:t>
       </w:r>
       <w:proofErr w:type="spellStart"/>
       <w:r>
         <w:rPr>
-          <w:rFonts w:ascii="Browallia New" w:hAnsi="Browallia New" w:cs="Browallia New"/>
+          <w:rFonts w:ascii="TH Sarabun New" w:hAnsi="TH Sarabun New" w:cs="TH Sarabun New"/>
+          <w:sz w:val="32"/>
+          <w:szCs w:val="32"/>
           <w:lang w:bidi="th-TH"/>
         </w:rPr>
         <w:t>ดับ</w:t>
       </w:r>
       <w:proofErr w:type="spellEnd"/>
       <w:r>
+        <w:rPr>
+          <w:rFonts w:ascii="TH Sarabun New" w:hAnsi="TH Sarabun New" w:cs="TH Sarabun New"/>
+          <w:sz w:val="32"/>
+          <w:szCs w:val="32"/>
+        </w:rPr>
         <w:t xml:space="preserve">, </w:t>
       </w:r>
       <w:proofErr w:type="spellStart"/>
       <w:r>
         <w:rPr>
-          <w:rFonts w:ascii="Browallia New" w:hAnsi="Browallia New" w:cs="Browallia New"/>
+          <w:rFonts w:ascii="TH Sarabun New" w:hAnsi="TH Sarabun New" w:cs="TH Sarabun New"/>
+          <w:sz w:val="32"/>
+          <w:szCs w:val="32"/>
           <w:lang w:bidi="th-TH"/>
         </w:rPr>
         <w:t>โมเดล</w:t>
       </w:r>
       <w:proofErr w:type="spellEnd"/>
       <w:r>
+        <w:rPr>
+          <w:rFonts w:ascii="TH Sarabun New" w:hAnsi="TH Sarabun New" w:cs="TH Sarabun New"/>
+          <w:sz w:val="32"/>
+          <w:szCs w:val="32"/>
+        </w:rPr>
         <w:t xml:space="preserve"> AI </w:t>
       </w:r>
       <w:proofErr w:type="spellStart"/>
       <w:r>
         <w:rPr>
-          <w:rFonts w:ascii="Browallia New" w:hAnsi="Browallia New" w:cs="Browallia New"/>
+          <w:rFonts w:ascii="TH Sarabun New" w:hAnsi="TH Sarabun New" w:cs="TH Sarabun New"/>
+          <w:sz w:val="32"/>
+          <w:szCs w:val="32"/>
           <w:lang w:bidi="th-TH"/>
         </w:rPr>
         <w:t>อ่านป้ายทะเบียนผิด</w:t>
       </w:r>
       <w:proofErr w:type="spellEnd"/>
       <w:r>
+        <w:rPr>
+          <w:rFonts w:ascii="TH Sarabun New" w:hAnsi="TH Sarabun New" w:cs="TH Sarabun New"/>
+          <w:sz w:val="32"/>
+          <w:szCs w:val="32"/>
+        </w:rPr>
         <w:t xml:space="preserve">, </w:t>
       </w:r>
       <w:proofErr w:type="spellStart"/>
       <w:r>
         <w:rPr>
-          <w:rFonts w:ascii="Browallia New" w:hAnsi="Browallia New" w:cs="Browallia New"/>
+          <w:rFonts w:ascii="TH Sarabun New" w:hAnsi="TH Sarabun New" w:cs="TH Sarabun New"/>
+          <w:sz w:val="32"/>
+          <w:szCs w:val="32"/>
           <w:lang w:bidi="th-TH"/>
         </w:rPr>
         <w:t>กล้อง</w:t>
       </w:r>
       <w:proofErr w:type="spellEnd"/>
       <w:r>
+        <w:rPr>
+          <w:rFonts w:ascii="TH Sarabun New" w:hAnsi="TH Sarabun New" w:cs="TH Sarabun New"/>
+          <w:sz w:val="32"/>
+          <w:szCs w:val="32"/>
+        </w:rPr>
         <w:t xml:space="preserve"> CCTV </w:t>
       </w:r>
       <w:proofErr w:type="spellStart"/>
       <w:r>
         <w:rPr>
-          <w:rFonts w:ascii="Browallia New" w:hAnsi="Browallia New" w:cs="Browallia New"/>
+          <w:rFonts w:ascii="TH Sarabun New" w:hAnsi="TH Sarabun New" w:cs="TH Sarabun New"/>
+          <w:sz w:val="32"/>
+          <w:szCs w:val="32"/>
           <w:lang w:bidi="th-TH"/>
         </w:rPr>
         <w:t>ไม่ปล่อยสัญญาณ</w:t>
       </w:r>
       <w:proofErr w:type="spellEnd"/>
       <w:r>
+        <w:rPr>
+          <w:rFonts w:ascii="TH Sarabun New" w:hAnsi="TH Sarabun New" w:cs="TH Sarabun New"/>
+          <w:sz w:val="32"/>
+          <w:szCs w:val="32"/>
+        </w:rPr>
         <w:t xml:space="preserve"> </w:t>
       </w:r>
       <w:proofErr w:type="spellStart"/>
       <w:r>
         <w:rPr>
-          <w:rFonts w:ascii="Browallia New" w:hAnsi="Browallia New" w:cs="Browallia New"/>
+          <w:rFonts w:ascii="TH Sarabun New" w:hAnsi="TH Sarabun New" w:cs="TH Sarabun New"/>
+          <w:sz w:val="32"/>
+          <w:szCs w:val="32"/>
           <w:lang w:bidi="th-TH"/>
         </w:rPr>
         <w:t>หรือระบบเครือข่ายของหน่วยงานขัดข้อง</w:t>
@@ -4332,448 +5760,814 @@
       <w:proofErr w:type="spellEnd"/>
     </w:p>
     <w:p>
-      <w:r>
+      <w:pPr>
+        <w:rPr>
+          <w:rFonts w:ascii="TH Sarabun New" w:hAnsi="TH Sarabun New" w:cs="TH Sarabun New"/>
+          <w:sz w:val="32"/>
+          <w:szCs w:val="32"/>
+        </w:rPr>
+      </w:pPr>
+      <w:r>
+        <w:rPr>
+          <w:rFonts w:ascii="TH Sarabun New" w:hAnsi="TH Sarabun New" w:cs="TH Sarabun New"/>
+          <w:sz w:val="32"/>
+          <w:szCs w:val="32"/>
+        </w:rPr>
+        <w:lastRenderedPageBreak/>
         <w:t xml:space="preserve">5. </w:t>
       </w:r>
       <w:proofErr w:type="spellStart"/>
       <w:r>
         <w:rPr>
-          <w:rFonts w:ascii="Browallia New" w:hAnsi="Browallia New" w:cs="Browallia New"/>
+          <w:rFonts w:ascii="TH Sarabun New" w:hAnsi="TH Sarabun New" w:cs="TH Sarabun New"/>
+          <w:sz w:val="32"/>
+          <w:szCs w:val="32"/>
           <w:lang w:bidi="th-TH"/>
         </w:rPr>
         <w:t>คู่มือการรับมือเมื่อระบบขัดข้องและการกู้คืนระบบ</w:t>
       </w:r>
       <w:proofErr w:type="spellEnd"/>
       <w:r>
+        <w:rPr>
+          <w:rFonts w:ascii="TH Sarabun New" w:hAnsi="TH Sarabun New" w:cs="TH Sarabun New"/>
+          <w:sz w:val="32"/>
+          <w:szCs w:val="32"/>
+        </w:rPr>
         <w:t xml:space="preserve"> (Troubleshooting &amp; Disaster Recovery)</w:t>
       </w:r>
     </w:p>
     <w:p>
+      <w:pPr>
+        <w:rPr>
+          <w:rFonts w:ascii="TH Sarabun New" w:hAnsi="TH Sarabun New" w:cs="TH Sarabun New"/>
+          <w:sz w:val="32"/>
+          <w:szCs w:val="32"/>
+        </w:rPr>
+      </w:pPr>
       <w:proofErr w:type="spellStart"/>
       <w:r>
         <w:rPr>
-          <w:rFonts w:ascii="Browallia New" w:hAnsi="Browallia New" w:cs="Browallia New"/>
+          <w:rFonts w:ascii="TH Sarabun New" w:hAnsi="TH Sarabun New" w:cs="TH Sarabun New"/>
+          <w:sz w:val="32"/>
+          <w:szCs w:val="32"/>
           <w:lang w:bidi="th-TH"/>
         </w:rPr>
         <w:t>ในกรณีที่เกิดปัญหาไม่สามารถใช้งานระบบได้</w:t>
       </w:r>
       <w:proofErr w:type="spellEnd"/>
       <w:r>
+        <w:rPr>
+          <w:rFonts w:ascii="TH Sarabun New" w:hAnsi="TH Sarabun New" w:cs="TH Sarabun New"/>
+          <w:sz w:val="32"/>
+          <w:szCs w:val="32"/>
+        </w:rPr>
         <w:t xml:space="preserve"> </w:t>
       </w:r>
       <w:proofErr w:type="spellStart"/>
       <w:r>
         <w:rPr>
-          <w:rFonts w:ascii="Browallia New" w:hAnsi="Browallia New" w:cs="Browallia New"/>
+          <w:rFonts w:ascii="TH Sarabun New" w:hAnsi="TH Sarabun New" w:cs="TH Sarabun New"/>
+          <w:sz w:val="32"/>
+          <w:szCs w:val="32"/>
           <w:lang w:bidi="th-TH"/>
         </w:rPr>
         <w:t>ให้ปฏิบัติตามขั้นตอนการตรวจสอบและแก้ไขตามลำดับอาการดังต่อไปนี้</w:t>
       </w:r>
       <w:proofErr w:type="spellEnd"/>
       <w:r>
+        <w:rPr>
+          <w:rFonts w:ascii="TH Sarabun New" w:hAnsi="TH Sarabun New" w:cs="TH Sarabun New"/>
+          <w:sz w:val="32"/>
+          <w:szCs w:val="32"/>
+        </w:rPr>
         <w:t>:</w:t>
       </w:r>
     </w:p>
     <w:p>
-      <w:r>
+      <w:pPr>
+        <w:rPr>
+          <w:rFonts w:ascii="TH Sarabun New" w:hAnsi="TH Sarabun New" w:cs="TH Sarabun New"/>
+          <w:sz w:val="32"/>
+          <w:szCs w:val="32"/>
+        </w:rPr>
+      </w:pPr>
+      <w:r>
+        <w:rPr>
+          <w:rFonts w:ascii="TH Sarabun New" w:hAnsi="TH Sarabun New" w:cs="TH Sarabun New"/>
+          <w:sz w:val="32"/>
+          <w:szCs w:val="32"/>
+        </w:rPr>
         <w:t xml:space="preserve">5.1 </w:t>
       </w:r>
       <w:proofErr w:type="spellStart"/>
       <w:r>
         <w:rPr>
-          <w:rFonts w:ascii="Browallia New" w:hAnsi="Browallia New" w:cs="Browallia New"/>
+          <w:rFonts w:ascii="TH Sarabun New" w:hAnsi="TH Sarabun New" w:cs="TH Sarabun New"/>
+          <w:sz w:val="32"/>
+          <w:szCs w:val="32"/>
           <w:lang w:bidi="th-TH"/>
         </w:rPr>
         <w:t>กรณีที่</w:t>
       </w:r>
       <w:proofErr w:type="spellEnd"/>
       <w:r>
+        <w:rPr>
+          <w:rFonts w:ascii="TH Sarabun New" w:hAnsi="TH Sarabun New" w:cs="TH Sarabun New"/>
+          <w:sz w:val="32"/>
+          <w:szCs w:val="32"/>
+        </w:rPr>
         <w:t xml:space="preserve"> 1: </w:t>
       </w:r>
       <w:proofErr w:type="spellStart"/>
       <w:r>
         <w:rPr>
-          <w:rFonts w:ascii="Browallia New" w:hAnsi="Browallia New" w:cs="Browallia New"/>
+          <w:rFonts w:ascii="TH Sarabun New" w:hAnsi="TH Sarabun New" w:cs="TH Sarabun New"/>
+          <w:sz w:val="32"/>
+          <w:szCs w:val="32"/>
           <w:lang w:bidi="th-TH"/>
         </w:rPr>
         <w:t>หน้าเว็บเปิดไม่ติดเลย</w:t>
       </w:r>
       <w:proofErr w:type="spellEnd"/>
       <w:r>
+        <w:rPr>
+          <w:rFonts w:ascii="TH Sarabun New" w:hAnsi="TH Sarabun New" w:cs="TH Sarabun New"/>
+          <w:sz w:val="32"/>
+          <w:szCs w:val="32"/>
+        </w:rPr>
         <w:t xml:space="preserve"> (Frontend Container Down)</w:t>
       </w:r>
     </w:p>
     <w:p>
+      <w:pPr>
+        <w:rPr>
+          <w:rFonts w:ascii="TH Sarabun New" w:hAnsi="TH Sarabun New" w:cs="TH Sarabun New"/>
+          <w:sz w:val="32"/>
+          <w:szCs w:val="32"/>
+        </w:rPr>
+      </w:pPr>
       <w:proofErr w:type="spellStart"/>
       <w:r>
         <w:rPr>
-          <w:rFonts w:ascii="Browallia New" w:hAnsi="Browallia New" w:cs="Browallia New"/>
+          <w:rFonts w:ascii="TH Sarabun New" w:hAnsi="TH Sarabun New" w:cs="TH Sarabun New"/>
+          <w:sz w:val="32"/>
+          <w:szCs w:val="32"/>
         </w:rPr>
         <w:t>อาการ</w:t>
       </w:r>
       <w:proofErr w:type="spellEnd"/>
       <w:r>
+        <w:rPr>
+          <w:rFonts w:ascii="TH Sarabun New" w:hAnsi="TH Sarabun New" w:cs="TH Sarabun New"/>
+          <w:sz w:val="32"/>
+          <w:szCs w:val="32"/>
+        </w:rPr>
         <w:t xml:space="preserve">: </w:t>
       </w:r>
       <w:proofErr w:type="spellStart"/>
       <w:r>
         <w:rPr>
-          <w:rFonts w:ascii="Browallia New" w:hAnsi="Browallia New" w:cs="Browallia New"/>
+          <w:rFonts w:ascii="TH Sarabun New" w:hAnsi="TH Sarabun New" w:cs="TH Sarabun New"/>
+          <w:sz w:val="32"/>
+          <w:szCs w:val="32"/>
         </w:rPr>
         <w:t>เข้าผ่านเบราว์เซอร์แล้วขึ้น</w:t>
       </w:r>
       <w:proofErr w:type="spellEnd"/>
       <w:r>
+        <w:rPr>
+          <w:rFonts w:ascii="TH Sarabun New" w:hAnsi="TH Sarabun New" w:cs="TH Sarabun New"/>
+          <w:sz w:val="32"/>
+          <w:szCs w:val="32"/>
+        </w:rPr>
         <w:t xml:space="preserve"> 'Connection Refused' </w:t>
       </w:r>
       <w:proofErr w:type="spellStart"/>
       <w:r>
         <w:rPr>
-          <w:rFonts w:ascii="Browallia New" w:hAnsi="Browallia New" w:cs="Browallia New"/>
+          <w:rFonts w:ascii="TH Sarabun New" w:hAnsi="TH Sarabun New" w:cs="TH Sarabun New"/>
+          <w:sz w:val="32"/>
+          <w:szCs w:val="32"/>
         </w:rPr>
         <w:t>หรือ</w:t>
       </w:r>
       <w:proofErr w:type="spellEnd"/>
       <w:r>
-        <w:t xml:space="preserve"> 'This site can</w:t>
-      </w:r>
-      <w:r>
-        <w:rPr>
-          <w:rFonts w:ascii="Cambria" w:hAnsi="Cambria" w:cs="Cambria"/>
-        </w:rPr>
-        <w:t>’</w:t>
-      </w:r>
-      <w:r>
-        <w:t>t be reached'</w:t>
+        <w:rPr>
+          <w:rFonts w:ascii="TH Sarabun New" w:hAnsi="TH Sarabun New" w:cs="TH Sarabun New"/>
+          <w:sz w:val="32"/>
+          <w:szCs w:val="32"/>
+        </w:rPr>
+        <w:t xml:space="preserve"> 'This site can’t be reached'</w:t>
       </w:r>
     </w:p>
     <w:p>
+      <w:pPr>
+        <w:rPr>
+          <w:rFonts w:ascii="TH Sarabun New" w:hAnsi="TH Sarabun New" w:cs="TH Sarabun New"/>
+          <w:sz w:val="32"/>
+          <w:szCs w:val="32"/>
+        </w:rPr>
+      </w:pPr>
       <w:proofErr w:type="spellStart"/>
       <w:r>
         <w:rPr>
-          <w:rFonts w:ascii="Browallia New" w:hAnsi="Browallia New" w:cs="Browallia New"/>
+          <w:rFonts w:ascii="TH Sarabun New" w:hAnsi="TH Sarabun New" w:cs="TH Sarabun New"/>
+          <w:sz w:val="32"/>
+          <w:szCs w:val="32"/>
           <w:lang w:bidi="th-TH"/>
         </w:rPr>
         <w:t>ขั้นตอนที่</w:t>
       </w:r>
       <w:proofErr w:type="spellEnd"/>
       <w:r>
+        <w:rPr>
+          <w:rFonts w:ascii="TH Sarabun New" w:hAnsi="TH Sarabun New" w:cs="TH Sarabun New"/>
+          <w:sz w:val="32"/>
+          <w:szCs w:val="32"/>
+        </w:rPr>
         <w:t xml:space="preserve"> 1: </w:t>
       </w:r>
       <w:proofErr w:type="spellStart"/>
       <w:r>
         <w:rPr>
-          <w:rFonts w:ascii="Browallia New" w:hAnsi="Browallia New" w:cs="Browallia New"/>
+          <w:rFonts w:ascii="TH Sarabun New" w:hAnsi="TH Sarabun New" w:cs="TH Sarabun New"/>
+          <w:sz w:val="32"/>
+          <w:szCs w:val="32"/>
           <w:lang w:bidi="th-TH"/>
         </w:rPr>
         <w:t>เข้า</w:t>
       </w:r>
       <w:proofErr w:type="spellEnd"/>
       <w:r>
+        <w:rPr>
+          <w:rFonts w:ascii="TH Sarabun New" w:hAnsi="TH Sarabun New" w:cs="TH Sarabun New"/>
+          <w:sz w:val="32"/>
+          <w:szCs w:val="32"/>
+        </w:rPr>
         <w:t xml:space="preserve"> Terminal </w:t>
       </w:r>
       <w:proofErr w:type="spellStart"/>
       <w:r>
         <w:rPr>
-          <w:rFonts w:ascii="Browallia New" w:hAnsi="Browallia New" w:cs="Browallia New"/>
+          <w:rFonts w:ascii="TH Sarabun New" w:hAnsi="TH Sarabun New" w:cs="TH Sarabun New"/>
+          <w:sz w:val="32"/>
+          <w:szCs w:val="32"/>
           <w:lang w:bidi="th-TH"/>
         </w:rPr>
         <w:t>ของเครื่องเซิร์ฟเวอร์</w:t>
       </w:r>
       <w:proofErr w:type="spellEnd"/>
       <w:r>
+        <w:rPr>
+          <w:rFonts w:ascii="TH Sarabun New" w:hAnsi="TH Sarabun New" w:cs="TH Sarabun New"/>
+          <w:sz w:val="32"/>
+          <w:szCs w:val="32"/>
+        </w:rPr>
         <w:t xml:space="preserve"> </w:t>
       </w:r>
       <w:proofErr w:type="spellStart"/>
       <w:r>
         <w:rPr>
-          <w:rFonts w:ascii="Browallia New" w:hAnsi="Browallia New" w:cs="Browallia New"/>
+          <w:rFonts w:ascii="TH Sarabun New" w:hAnsi="TH Sarabun New" w:cs="TH Sarabun New"/>
+          <w:sz w:val="32"/>
+          <w:szCs w:val="32"/>
           <w:lang w:bidi="th-TH"/>
         </w:rPr>
         <w:t>และตรวจสอบสถานะคอนเทนเนอร์ด้วยคำสั่ง</w:t>
       </w:r>
       <w:proofErr w:type="spellEnd"/>
       <w:r>
+        <w:rPr>
+          <w:rFonts w:ascii="TH Sarabun New" w:hAnsi="TH Sarabun New" w:cs="TH Sarabun New"/>
+          <w:sz w:val="32"/>
+          <w:szCs w:val="32"/>
+        </w:rPr>
         <w:t>:</w:t>
       </w:r>
     </w:p>
     <w:p>
-      <w:r>
+      <w:pPr>
+        <w:rPr>
+          <w:rFonts w:ascii="TH Sarabun New" w:hAnsi="TH Sarabun New" w:cs="TH Sarabun New"/>
+          <w:sz w:val="32"/>
+          <w:szCs w:val="32"/>
+        </w:rPr>
+      </w:pPr>
+      <w:r>
+        <w:rPr>
+          <w:rFonts w:ascii="TH Sarabun New" w:hAnsi="TH Sarabun New" w:cs="TH Sarabun New"/>
+          <w:sz w:val="32"/>
+          <w:szCs w:val="32"/>
+        </w:rPr>
         <w:t xml:space="preserve">   docker </w:t>
       </w:r>
       <w:proofErr w:type="spellStart"/>
       <w:r>
+        <w:rPr>
+          <w:rFonts w:ascii="TH Sarabun New" w:hAnsi="TH Sarabun New" w:cs="TH Sarabun New"/>
+          <w:sz w:val="32"/>
+          <w:szCs w:val="32"/>
+        </w:rPr>
         <w:t>ps</w:t>
       </w:r>
       <w:proofErr w:type="spellEnd"/>
       <w:r>
+        <w:rPr>
+          <w:rFonts w:ascii="TH Sarabun New" w:hAnsi="TH Sarabun New" w:cs="TH Sarabun New"/>
+          <w:sz w:val="32"/>
+          <w:szCs w:val="32"/>
+        </w:rPr>
         <w:t xml:space="preserve"> -a</w:t>
       </w:r>
     </w:p>
     <w:p>
+      <w:pPr>
+        <w:rPr>
+          <w:rFonts w:ascii="TH Sarabun New" w:hAnsi="TH Sarabun New" w:cs="TH Sarabun New"/>
+          <w:sz w:val="32"/>
+          <w:szCs w:val="32"/>
+        </w:rPr>
+      </w:pPr>
       <w:proofErr w:type="spellStart"/>
       <w:r>
         <w:rPr>
-          <w:rFonts w:ascii="Browallia New" w:hAnsi="Browallia New" w:cs="Browallia New"/>
-          <w:lang w:bidi="th-TH"/>
-        </w:rPr>
-        <w:lastRenderedPageBreak/>
+          <w:rFonts w:ascii="TH Sarabun New" w:hAnsi="TH Sarabun New" w:cs="TH Sarabun New"/>
+          <w:sz w:val="32"/>
+          <w:szCs w:val="32"/>
+          <w:lang w:bidi="th-TH"/>
+        </w:rPr>
         <w:t>ขั้นตอนที่</w:t>
       </w:r>
       <w:proofErr w:type="spellEnd"/>
       <w:r>
+        <w:rPr>
+          <w:rFonts w:ascii="TH Sarabun New" w:hAnsi="TH Sarabun New" w:cs="TH Sarabun New"/>
+          <w:sz w:val="32"/>
+          <w:szCs w:val="32"/>
+        </w:rPr>
         <w:t xml:space="preserve"> 2: </w:t>
       </w:r>
       <w:proofErr w:type="spellStart"/>
       <w:r>
         <w:rPr>
-          <w:rFonts w:ascii="Browallia New" w:hAnsi="Browallia New" w:cs="Browallia New"/>
+          <w:rFonts w:ascii="TH Sarabun New" w:hAnsi="TH Sarabun New" w:cs="TH Sarabun New"/>
+          <w:sz w:val="32"/>
+          <w:szCs w:val="32"/>
           <w:lang w:bidi="th-TH"/>
         </w:rPr>
         <w:t>หากสถานะของ</w:t>
       </w:r>
       <w:proofErr w:type="spellEnd"/>
       <w:r>
+        <w:rPr>
+          <w:rFonts w:ascii="TH Sarabun New" w:hAnsi="TH Sarabun New" w:cs="TH Sarabun New"/>
+          <w:sz w:val="32"/>
+          <w:szCs w:val="32"/>
+        </w:rPr>
         <w:t xml:space="preserve"> </w:t>
       </w:r>
       <w:proofErr w:type="spellStart"/>
       <w:r>
+        <w:rPr>
+          <w:rFonts w:ascii="TH Sarabun New" w:hAnsi="TH Sarabun New" w:cs="TH Sarabun New"/>
+          <w:sz w:val="32"/>
+          <w:szCs w:val="32"/>
+        </w:rPr>
         <w:t>lpr</w:t>
       </w:r>
       <w:proofErr w:type="spellEnd"/>
       <w:r>
+        <w:rPr>
+          <w:rFonts w:ascii="TH Sarabun New" w:hAnsi="TH Sarabun New" w:cs="TH Sarabun New"/>
+          <w:sz w:val="32"/>
+          <w:szCs w:val="32"/>
+        </w:rPr>
         <w:t xml:space="preserve">-frontend </w:t>
       </w:r>
       <w:proofErr w:type="spellStart"/>
       <w:r>
         <w:rPr>
-          <w:rFonts w:ascii="Browallia New" w:hAnsi="Browallia New" w:cs="Browallia New"/>
+          <w:rFonts w:ascii="TH Sarabun New" w:hAnsi="TH Sarabun New" w:cs="TH Sarabun New"/>
+          <w:sz w:val="32"/>
+          <w:szCs w:val="32"/>
           <w:lang w:bidi="th-TH"/>
         </w:rPr>
         <w:t>เป็น</w:t>
       </w:r>
       <w:proofErr w:type="spellEnd"/>
       <w:r>
+        <w:rPr>
+          <w:rFonts w:ascii="TH Sarabun New" w:hAnsi="TH Sarabun New" w:cs="TH Sarabun New"/>
+          <w:sz w:val="32"/>
+          <w:szCs w:val="32"/>
+        </w:rPr>
         <w:t xml:space="preserve"> Exited </w:t>
       </w:r>
       <w:proofErr w:type="spellStart"/>
       <w:r>
         <w:rPr>
-          <w:rFonts w:ascii="Browallia New" w:hAnsi="Browallia New" w:cs="Browallia New"/>
+          <w:rFonts w:ascii="TH Sarabun New" w:hAnsi="TH Sarabun New" w:cs="TH Sarabun New"/>
+          <w:sz w:val="32"/>
+          <w:szCs w:val="32"/>
           <w:lang w:bidi="th-TH"/>
         </w:rPr>
         <w:t>ให้ดูข้อความแจ้งเตือนความผิดพลาด</w:t>
       </w:r>
       <w:proofErr w:type="spellEnd"/>
       <w:r>
+        <w:rPr>
+          <w:rFonts w:ascii="TH Sarabun New" w:hAnsi="TH Sarabun New" w:cs="TH Sarabun New"/>
+          <w:sz w:val="32"/>
+          <w:szCs w:val="32"/>
+        </w:rPr>
         <w:t>:</w:t>
       </w:r>
     </w:p>
     <w:p>
-      <w:r>
+      <w:pPr>
+        <w:rPr>
+          <w:rFonts w:ascii="TH Sarabun New" w:hAnsi="TH Sarabun New" w:cs="TH Sarabun New"/>
+          <w:sz w:val="32"/>
+          <w:szCs w:val="32"/>
+        </w:rPr>
+      </w:pPr>
+      <w:r>
+        <w:rPr>
+          <w:rFonts w:ascii="TH Sarabun New" w:hAnsi="TH Sarabun New" w:cs="TH Sarabun New"/>
+          <w:sz w:val="32"/>
+          <w:szCs w:val="32"/>
+        </w:rPr>
         <w:t xml:space="preserve">   docker logs --tail 100 </w:t>
       </w:r>
       <w:proofErr w:type="spellStart"/>
       <w:r>
+        <w:rPr>
+          <w:rFonts w:ascii="TH Sarabun New" w:hAnsi="TH Sarabun New" w:cs="TH Sarabun New"/>
+          <w:sz w:val="32"/>
+          <w:szCs w:val="32"/>
+        </w:rPr>
         <w:t>lpr</w:t>
       </w:r>
       <w:proofErr w:type="spellEnd"/>
       <w:r>
+        <w:rPr>
+          <w:rFonts w:ascii="TH Sarabun New" w:hAnsi="TH Sarabun New" w:cs="TH Sarabun New"/>
+          <w:sz w:val="32"/>
+          <w:szCs w:val="32"/>
+        </w:rPr>
         <w:t>-frontend</w:t>
       </w:r>
     </w:p>
     <w:p>
+      <w:pPr>
+        <w:rPr>
+          <w:rFonts w:ascii="TH Sarabun New" w:hAnsi="TH Sarabun New" w:cs="TH Sarabun New"/>
+          <w:sz w:val="32"/>
+          <w:szCs w:val="32"/>
+        </w:rPr>
+      </w:pPr>
       <w:proofErr w:type="spellStart"/>
       <w:r>
         <w:rPr>
-          <w:rFonts w:ascii="Browallia New" w:hAnsi="Browallia New" w:cs="Browallia New"/>
+          <w:rFonts w:ascii="TH Sarabun New" w:hAnsi="TH Sarabun New" w:cs="TH Sarabun New"/>
+          <w:sz w:val="32"/>
+          <w:szCs w:val="32"/>
           <w:lang w:bidi="th-TH"/>
         </w:rPr>
         <w:t>ขั้นตอนที่</w:t>
       </w:r>
       <w:proofErr w:type="spellEnd"/>
       <w:r>
+        <w:rPr>
+          <w:rFonts w:ascii="TH Sarabun New" w:hAnsi="TH Sarabun New" w:cs="TH Sarabun New"/>
+          <w:sz w:val="32"/>
+          <w:szCs w:val="32"/>
+        </w:rPr>
         <w:t xml:space="preserve"> 3: </w:t>
       </w:r>
       <w:proofErr w:type="spellStart"/>
       <w:r>
         <w:rPr>
-          <w:rFonts w:ascii="Browallia New" w:hAnsi="Browallia New" w:cs="Browallia New"/>
+          <w:rFonts w:ascii="TH Sarabun New" w:hAnsi="TH Sarabun New" w:cs="TH Sarabun New"/>
+          <w:sz w:val="32"/>
+          <w:szCs w:val="32"/>
           <w:lang w:bidi="th-TH"/>
         </w:rPr>
         <w:t>สั่งเริ่มการทำงานใหม่</w:t>
       </w:r>
       <w:proofErr w:type="spellEnd"/>
       <w:r>
+        <w:rPr>
+          <w:rFonts w:ascii="TH Sarabun New" w:hAnsi="TH Sarabun New" w:cs="TH Sarabun New"/>
+          <w:sz w:val="32"/>
+          <w:szCs w:val="32"/>
+        </w:rPr>
         <w:t xml:space="preserve"> (Restart):</w:t>
       </w:r>
     </w:p>
     <w:p>
-      <w:r>
+      <w:pPr>
+        <w:rPr>
+          <w:rFonts w:ascii="TH Sarabun New" w:hAnsi="TH Sarabun New" w:cs="TH Sarabun New"/>
+          <w:sz w:val="32"/>
+          <w:szCs w:val="32"/>
+        </w:rPr>
+      </w:pPr>
+      <w:r>
+        <w:rPr>
+          <w:rFonts w:ascii="TH Sarabun New" w:hAnsi="TH Sarabun New" w:cs="TH Sarabun New"/>
+          <w:sz w:val="32"/>
+          <w:szCs w:val="32"/>
+        </w:rPr>
         <w:t xml:space="preserve">   docker compose restart frontend</w:t>
       </w:r>
     </w:p>
     <w:p>
+      <w:pPr>
+        <w:rPr>
+          <w:rFonts w:ascii="TH Sarabun New" w:hAnsi="TH Sarabun New" w:cs="TH Sarabun New"/>
+          <w:sz w:val="32"/>
+          <w:szCs w:val="32"/>
+        </w:rPr>
+      </w:pPr>
       <w:proofErr w:type="spellStart"/>
       <w:r>
         <w:rPr>
-          <w:rFonts w:ascii="Browallia New" w:hAnsi="Browallia New" w:cs="Browallia New"/>
+          <w:rFonts w:ascii="TH Sarabun New" w:hAnsi="TH Sarabun New" w:cs="TH Sarabun New"/>
+          <w:sz w:val="32"/>
+          <w:szCs w:val="32"/>
           <w:lang w:bidi="th-TH"/>
         </w:rPr>
         <w:t>ขั้นตอนที่</w:t>
       </w:r>
       <w:proofErr w:type="spellEnd"/>
       <w:r>
+        <w:rPr>
+          <w:rFonts w:ascii="TH Sarabun New" w:hAnsi="TH Sarabun New" w:cs="TH Sarabun New"/>
+          <w:sz w:val="32"/>
+          <w:szCs w:val="32"/>
+        </w:rPr>
         <w:t xml:space="preserve"> 4: </w:t>
       </w:r>
       <w:proofErr w:type="spellStart"/>
       <w:r>
         <w:rPr>
-          <w:rFonts w:ascii="Browallia New" w:hAnsi="Browallia New" w:cs="Browallia New"/>
+          <w:rFonts w:ascii="TH Sarabun New" w:hAnsi="TH Sarabun New" w:cs="TH Sarabun New"/>
+          <w:sz w:val="32"/>
+          <w:szCs w:val="32"/>
           <w:lang w:bidi="th-TH"/>
         </w:rPr>
         <w:t>หากยังไม่สามารถทำงานได้</w:t>
       </w:r>
       <w:proofErr w:type="spellEnd"/>
       <w:r>
+        <w:rPr>
+          <w:rFonts w:ascii="TH Sarabun New" w:hAnsi="TH Sarabun New" w:cs="TH Sarabun New"/>
+          <w:sz w:val="32"/>
+          <w:szCs w:val="32"/>
+        </w:rPr>
         <w:t xml:space="preserve"> </w:t>
       </w:r>
       <w:proofErr w:type="spellStart"/>
       <w:r>
         <w:rPr>
-          <w:rFonts w:ascii="Browallia New" w:hAnsi="Browallia New" w:cs="Browallia New"/>
+          <w:rFonts w:ascii="TH Sarabun New" w:hAnsi="TH Sarabun New" w:cs="TH Sarabun New"/>
+          <w:sz w:val="32"/>
+          <w:szCs w:val="32"/>
           <w:lang w:bidi="th-TH"/>
         </w:rPr>
         <w:t>ให้สั่ง</w:t>
       </w:r>
       <w:proofErr w:type="spellEnd"/>
       <w:r>
+        <w:rPr>
+          <w:rFonts w:ascii="TH Sarabun New" w:hAnsi="TH Sarabun New" w:cs="TH Sarabun New"/>
+          <w:sz w:val="32"/>
+          <w:szCs w:val="32"/>
+        </w:rPr>
         <w:t xml:space="preserve"> Rebuild </w:t>
       </w:r>
       <w:proofErr w:type="spellStart"/>
       <w:r>
         <w:rPr>
-          <w:rFonts w:ascii="Browallia New" w:hAnsi="Browallia New" w:cs="Browallia New"/>
+          <w:rFonts w:ascii="TH Sarabun New" w:hAnsi="TH Sarabun New" w:cs="TH Sarabun New"/>
+          <w:sz w:val="32"/>
+          <w:szCs w:val="32"/>
           <w:lang w:bidi="th-TH"/>
         </w:rPr>
         <w:t>ใหม่ทั้งหมด</w:t>
       </w:r>
       <w:proofErr w:type="spellEnd"/>
       <w:r>
+        <w:rPr>
+          <w:rFonts w:ascii="TH Sarabun New" w:hAnsi="TH Sarabun New" w:cs="TH Sarabun New"/>
+          <w:sz w:val="32"/>
+          <w:szCs w:val="32"/>
+        </w:rPr>
         <w:t>:</w:t>
       </w:r>
     </w:p>
     <w:p>
-      <w:r>
+      <w:pPr>
+        <w:rPr>
+          <w:rFonts w:ascii="TH Sarabun New" w:hAnsi="TH Sarabun New" w:cs="TH Sarabun New"/>
+          <w:sz w:val="32"/>
+          <w:szCs w:val="32"/>
+        </w:rPr>
+      </w:pPr>
+      <w:r>
+        <w:rPr>
+          <w:rFonts w:ascii="TH Sarabun New" w:hAnsi="TH Sarabun New" w:cs="TH Sarabun New"/>
+          <w:sz w:val="32"/>
+          <w:szCs w:val="32"/>
+        </w:rPr>
         <w:t xml:space="preserve">   docker compose down &amp;&amp; docker compose up -d --build</w:t>
       </w:r>
     </w:p>
     <w:p>
-      <w:r>
+      <w:pPr>
+        <w:rPr>
+          <w:rFonts w:ascii="TH Sarabun New" w:hAnsi="TH Sarabun New" w:cs="TH Sarabun New"/>
+          <w:sz w:val="32"/>
+          <w:szCs w:val="32"/>
+        </w:rPr>
+      </w:pPr>
+      <w:r>
+        <w:rPr>
+          <w:rFonts w:ascii="TH Sarabun New" w:hAnsi="TH Sarabun New" w:cs="TH Sarabun New"/>
+          <w:sz w:val="32"/>
+          <w:szCs w:val="32"/>
+        </w:rPr>
         <w:t xml:space="preserve">5.2 </w:t>
       </w:r>
       <w:proofErr w:type="spellStart"/>
       <w:r>
         <w:rPr>
-          <w:rFonts w:ascii="Browallia New" w:hAnsi="Browallia New" w:cs="Browallia New"/>
+          <w:rFonts w:ascii="TH Sarabun New" w:hAnsi="TH Sarabun New" w:cs="TH Sarabun New"/>
+          <w:sz w:val="32"/>
+          <w:szCs w:val="32"/>
           <w:lang w:bidi="th-TH"/>
         </w:rPr>
         <w:t>กรณีที่</w:t>
       </w:r>
       <w:proofErr w:type="spellEnd"/>
       <w:r>
+        <w:rPr>
+          <w:rFonts w:ascii="TH Sarabun New" w:hAnsi="TH Sarabun New" w:cs="TH Sarabun New"/>
+          <w:sz w:val="32"/>
+          <w:szCs w:val="32"/>
+        </w:rPr>
         <w:t xml:space="preserve"> 2: </w:t>
       </w:r>
       <w:proofErr w:type="spellStart"/>
       <w:r>
         <w:rPr>
-          <w:rFonts w:ascii="Browallia New" w:hAnsi="Browallia New" w:cs="Browallia New"/>
+          <w:rFonts w:ascii="TH Sarabun New" w:hAnsi="TH Sarabun New" w:cs="TH Sarabun New"/>
+          <w:sz w:val="32"/>
+          <w:szCs w:val="32"/>
           <w:lang w:bidi="th-TH"/>
         </w:rPr>
         <w:t>หน้าเว็บเปิดได้</w:t>
       </w:r>
       <w:proofErr w:type="spellEnd"/>
       <w:r>
+        <w:rPr>
+          <w:rFonts w:ascii="TH Sarabun New" w:hAnsi="TH Sarabun New" w:cs="TH Sarabun New"/>
+          <w:sz w:val="32"/>
+          <w:szCs w:val="32"/>
+        </w:rPr>
         <w:t xml:space="preserve"> </w:t>
       </w:r>
       <w:proofErr w:type="spellStart"/>
       <w:r>
         <w:rPr>
-          <w:rFonts w:ascii="Browallia New" w:hAnsi="Browallia New" w:cs="Browallia New"/>
+          <w:rFonts w:ascii="TH Sarabun New" w:hAnsi="TH Sarabun New" w:cs="TH Sarabun New"/>
+          <w:sz w:val="32"/>
+          <w:szCs w:val="32"/>
           <w:lang w:bidi="th-TH"/>
         </w:rPr>
         <w:t>แต่ไม่มีข้อมูลขึ้น</w:t>
       </w:r>
       <w:proofErr w:type="spellEnd"/>
       <w:r>
+        <w:rPr>
+          <w:rFonts w:ascii="TH Sarabun New" w:hAnsi="TH Sarabun New" w:cs="TH Sarabun New"/>
+          <w:sz w:val="32"/>
+          <w:szCs w:val="32"/>
+        </w:rPr>
         <w:t xml:space="preserve"> / </w:t>
       </w:r>
       <w:proofErr w:type="spellStart"/>
       <w:r>
         <w:rPr>
-          <w:rFonts w:ascii="Browallia New" w:hAnsi="Browallia New" w:cs="Browallia New"/>
+          <w:rFonts w:ascii="TH Sarabun New" w:hAnsi="TH Sarabun New" w:cs="TH Sarabun New"/>
+          <w:sz w:val="32"/>
+          <w:szCs w:val="32"/>
           <w:lang w:bidi="th-TH"/>
         </w:rPr>
         <w:t>หน้าขาว</w:t>
       </w:r>
       <w:proofErr w:type="spellEnd"/>
       <w:r>
+        <w:rPr>
+          <w:rFonts w:ascii="TH Sarabun New" w:hAnsi="TH Sarabun New" w:cs="TH Sarabun New"/>
+          <w:sz w:val="32"/>
+          <w:szCs w:val="32"/>
+        </w:rPr>
         <w:t xml:space="preserve"> / </w:t>
       </w:r>
       <w:proofErr w:type="spellStart"/>
       <w:r>
         <w:rPr>
-          <w:rFonts w:ascii="Browallia New" w:hAnsi="Browallia New" w:cs="Browallia New"/>
+          <w:rFonts w:ascii="TH Sarabun New" w:hAnsi="TH Sarabun New" w:cs="TH Sarabun New"/>
+          <w:sz w:val="32"/>
+          <w:szCs w:val="32"/>
           <w:lang w:bidi="th-TH"/>
         </w:rPr>
         <w:t>หมุนค้าง</w:t>
       </w:r>
       <w:proofErr w:type="spellEnd"/>
       <w:r>
+        <w:rPr>
+          <w:rFonts w:ascii="TH Sarabun New" w:hAnsi="TH Sarabun New" w:cs="TH Sarabun New"/>
+          <w:sz w:val="32"/>
+          <w:szCs w:val="32"/>
+        </w:rPr>
         <w:t xml:space="preserve"> (API / Network Error)</w:t>
       </w:r>
     </w:p>
     <w:p>
+      <w:pPr>
+        <w:rPr>
+          <w:rFonts w:ascii="TH Sarabun New" w:hAnsi="TH Sarabun New" w:cs="TH Sarabun New"/>
+          <w:sz w:val="32"/>
+          <w:szCs w:val="32"/>
+        </w:rPr>
+      </w:pPr>
       <w:proofErr w:type="spellStart"/>
       <w:r>
         <w:rPr>
-          <w:rFonts w:ascii="Browallia New" w:hAnsi="Browallia New" w:cs="Browallia New"/>
+          <w:rFonts w:ascii="TH Sarabun New" w:hAnsi="TH Sarabun New" w:cs="TH Sarabun New"/>
+          <w:sz w:val="32"/>
+          <w:szCs w:val="32"/>
           <w:lang w:bidi="th-TH"/>
         </w:rPr>
         <w:t>อาการ</w:t>
       </w:r>
       <w:proofErr w:type="spellEnd"/>
       <w:r>
+        <w:rPr>
+          <w:rFonts w:ascii="TH Sarabun New" w:hAnsi="TH Sarabun New" w:cs="TH Sarabun New"/>
+          <w:sz w:val="32"/>
+          <w:szCs w:val="32"/>
+        </w:rPr>
         <w:t xml:space="preserve">: </w:t>
       </w:r>
       <w:proofErr w:type="spellStart"/>
       <w:r>
         <w:rPr>
-          <w:rFonts w:ascii="Browallia New" w:hAnsi="Browallia New" w:cs="Browallia New"/>
+          <w:rFonts w:ascii="TH Sarabun New" w:hAnsi="TH Sarabun New" w:cs="TH Sarabun New"/>
+          <w:sz w:val="32"/>
+          <w:szCs w:val="32"/>
           <w:lang w:bidi="th-TH"/>
         </w:rPr>
         <w:t>โครงหน้าเว็บขึ้นปกติ</w:t>
       </w:r>
       <w:proofErr w:type="spellEnd"/>
       <w:r>
+        <w:rPr>
+          <w:rFonts w:ascii="TH Sarabun New" w:hAnsi="TH Sarabun New" w:cs="TH Sarabun New"/>
+          <w:sz w:val="32"/>
+          <w:szCs w:val="32"/>
+        </w:rPr>
         <w:t xml:space="preserve"> </w:t>
       </w:r>
       <w:proofErr w:type="spellStart"/>
       <w:r>
         <w:rPr>
-          <w:rFonts w:ascii="Browallia New" w:hAnsi="Browallia New" w:cs="Browallia New"/>
+          <w:rFonts w:ascii="TH Sarabun New" w:hAnsi="TH Sarabun New" w:cs="TH Sarabun New"/>
+          <w:sz w:val="32"/>
+          <w:szCs w:val="32"/>
           <w:lang w:bidi="th-TH"/>
         </w:rPr>
         <w:t>แต่ตารางว่างเปล่า</w:t>
       </w:r>
       <w:proofErr w:type="spellEnd"/>
       <w:r>
+        <w:rPr>
+          <w:rFonts w:ascii="TH Sarabun New" w:hAnsi="TH Sarabun New" w:cs="TH Sarabun New"/>
+          <w:sz w:val="32"/>
+          <w:szCs w:val="32"/>
+        </w:rPr>
         <w:t xml:space="preserve"> </w:t>
       </w:r>
       <w:proofErr w:type="spellStart"/>
       <w:r>
         <w:rPr>
-          <w:rFonts w:ascii="Browallia New" w:hAnsi="Browallia New" w:cs="Browallia New"/>
+          <w:rFonts w:ascii="TH Sarabun New" w:hAnsi="TH Sarabun New" w:cs="TH Sarabun New"/>
+          <w:sz w:val="32"/>
+          <w:szCs w:val="32"/>
           <w:lang w:bidi="th-TH"/>
         </w:rPr>
         <w:t>หรือมีข้อความแจ้งเตือนการเชื่อมต่อล้มเหลว</w:t>
@@ -4781,185 +6575,305 @@
       <w:proofErr w:type="spellEnd"/>
     </w:p>
     <w:p>
+      <w:pPr>
+        <w:rPr>
+          <w:rFonts w:ascii="TH Sarabun New" w:hAnsi="TH Sarabun New" w:cs="TH Sarabun New"/>
+          <w:sz w:val="32"/>
+          <w:szCs w:val="32"/>
+        </w:rPr>
+      </w:pPr>
       <w:proofErr w:type="spellStart"/>
       <w:r>
         <w:rPr>
-          <w:rFonts w:ascii="Browallia New" w:hAnsi="Browallia New" w:cs="Browallia New"/>
+          <w:rFonts w:ascii="TH Sarabun New" w:hAnsi="TH Sarabun New" w:cs="TH Sarabun New"/>
+          <w:sz w:val="32"/>
+          <w:szCs w:val="32"/>
           <w:lang w:bidi="th-TH"/>
         </w:rPr>
         <w:t>ขั้นตอนที่</w:t>
       </w:r>
       <w:proofErr w:type="spellEnd"/>
       <w:r>
+        <w:rPr>
+          <w:rFonts w:ascii="TH Sarabun New" w:hAnsi="TH Sarabun New" w:cs="TH Sarabun New"/>
+          <w:sz w:val="32"/>
+          <w:szCs w:val="32"/>
+        </w:rPr>
         <w:t xml:space="preserve"> 1: </w:t>
       </w:r>
       <w:proofErr w:type="spellStart"/>
       <w:r>
         <w:rPr>
-          <w:rFonts w:ascii="Browallia New" w:hAnsi="Browallia New" w:cs="Browallia New"/>
+          <w:rFonts w:ascii="TH Sarabun New" w:hAnsi="TH Sarabun New" w:cs="TH Sarabun New"/>
+          <w:sz w:val="32"/>
+          <w:szCs w:val="32"/>
           <w:lang w:bidi="th-TH"/>
         </w:rPr>
         <w:t>กดปุ่ม</w:t>
       </w:r>
       <w:proofErr w:type="spellEnd"/>
       <w:r>
+        <w:rPr>
+          <w:rFonts w:ascii="TH Sarabun New" w:hAnsi="TH Sarabun New" w:cs="TH Sarabun New"/>
+          <w:sz w:val="32"/>
+          <w:szCs w:val="32"/>
+        </w:rPr>
         <w:t xml:space="preserve"> F12 </w:t>
       </w:r>
       <w:proofErr w:type="spellStart"/>
       <w:r>
         <w:rPr>
-          <w:rFonts w:ascii="Browallia New" w:hAnsi="Browallia New" w:cs="Browallia New"/>
+          <w:rFonts w:ascii="TH Sarabun New" w:hAnsi="TH Sarabun New" w:cs="TH Sarabun New"/>
+          <w:sz w:val="32"/>
+          <w:szCs w:val="32"/>
           <w:lang w:bidi="th-TH"/>
         </w:rPr>
         <w:t>บนแป้นพิมพ์เพื่อเปิด</w:t>
       </w:r>
       <w:proofErr w:type="spellEnd"/>
       <w:r>
+        <w:rPr>
+          <w:rFonts w:ascii="TH Sarabun New" w:hAnsi="TH Sarabun New" w:cs="TH Sarabun New"/>
+          <w:sz w:val="32"/>
+          <w:szCs w:val="32"/>
+        </w:rPr>
         <w:t xml:space="preserve"> Developer Tools </w:t>
       </w:r>
       <w:proofErr w:type="spellStart"/>
       <w:r>
         <w:rPr>
-          <w:rFonts w:ascii="Browallia New" w:hAnsi="Browallia New" w:cs="Browallia New"/>
+          <w:rFonts w:ascii="TH Sarabun New" w:hAnsi="TH Sarabun New" w:cs="TH Sarabun New"/>
+          <w:sz w:val="32"/>
+          <w:szCs w:val="32"/>
           <w:lang w:bidi="th-TH"/>
         </w:rPr>
         <w:t>ของเบราว์เซอร์</w:t>
       </w:r>
       <w:proofErr w:type="spellEnd"/>
       <w:r>
+        <w:rPr>
+          <w:rFonts w:ascii="TH Sarabun New" w:hAnsi="TH Sarabun New" w:cs="TH Sarabun New"/>
+          <w:sz w:val="32"/>
+          <w:szCs w:val="32"/>
+        </w:rPr>
         <w:t xml:space="preserve"> </w:t>
       </w:r>
       <w:proofErr w:type="spellStart"/>
       <w:r>
         <w:rPr>
-          <w:rFonts w:ascii="Browallia New" w:hAnsi="Browallia New" w:cs="Browallia New"/>
+          <w:rFonts w:ascii="TH Sarabun New" w:hAnsi="TH Sarabun New" w:cs="TH Sarabun New"/>
+          <w:sz w:val="32"/>
+          <w:szCs w:val="32"/>
           <w:lang w:bidi="th-TH"/>
         </w:rPr>
         <w:t>แล้วดูแท็บ</w:t>
       </w:r>
       <w:proofErr w:type="spellEnd"/>
       <w:r>
+        <w:rPr>
+          <w:rFonts w:ascii="TH Sarabun New" w:hAnsi="TH Sarabun New" w:cs="TH Sarabun New"/>
+          <w:sz w:val="32"/>
+          <w:szCs w:val="32"/>
+        </w:rPr>
         <w:t xml:space="preserve"> 'Console' </w:t>
       </w:r>
       <w:proofErr w:type="spellStart"/>
       <w:r>
         <w:rPr>
-          <w:rFonts w:ascii="Browallia New" w:hAnsi="Browallia New" w:cs="Browallia New"/>
+          <w:rFonts w:ascii="TH Sarabun New" w:hAnsi="TH Sarabun New" w:cs="TH Sarabun New"/>
+          <w:sz w:val="32"/>
+          <w:szCs w:val="32"/>
           <w:lang w:bidi="th-TH"/>
         </w:rPr>
         <w:t>และ</w:t>
       </w:r>
       <w:proofErr w:type="spellEnd"/>
       <w:r>
+        <w:rPr>
+          <w:rFonts w:ascii="TH Sarabun New" w:hAnsi="TH Sarabun New" w:cs="TH Sarabun New"/>
+          <w:sz w:val="32"/>
+          <w:szCs w:val="32"/>
+        </w:rPr>
         <w:t xml:space="preserve"> 'Network'</w:t>
       </w:r>
     </w:p>
     <w:p>
+      <w:pPr>
+        <w:rPr>
+          <w:rFonts w:ascii="TH Sarabun New" w:hAnsi="TH Sarabun New" w:cs="TH Sarabun New"/>
+          <w:sz w:val="32"/>
+          <w:szCs w:val="32"/>
+        </w:rPr>
+      </w:pPr>
       <w:proofErr w:type="spellStart"/>
       <w:r>
         <w:rPr>
-          <w:rFonts w:ascii="Browallia New" w:hAnsi="Browallia New" w:cs="Browallia New"/>
-          <w:lang w:bidi="th-TH"/>
-        </w:rPr>
+          <w:rFonts w:ascii="TH Sarabun New" w:hAnsi="TH Sarabun New" w:cs="TH Sarabun New"/>
+          <w:sz w:val="32"/>
+          <w:szCs w:val="32"/>
+          <w:lang w:bidi="th-TH"/>
+        </w:rPr>
+        <w:lastRenderedPageBreak/>
         <w:t>ขั้นตอนที่</w:t>
       </w:r>
       <w:proofErr w:type="spellEnd"/>
       <w:r>
+        <w:rPr>
+          <w:rFonts w:ascii="TH Sarabun New" w:hAnsi="TH Sarabun New" w:cs="TH Sarabun New"/>
+          <w:sz w:val="32"/>
+          <w:szCs w:val="32"/>
+        </w:rPr>
         <w:t xml:space="preserve"> 2 (</w:t>
       </w:r>
       <w:proofErr w:type="spellStart"/>
       <w:r>
         <w:rPr>
-          <w:rFonts w:ascii="Browallia New" w:hAnsi="Browallia New" w:cs="Browallia New"/>
+          <w:rFonts w:ascii="TH Sarabun New" w:hAnsi="TH Sarabun New" w:cs="TH Sarabun New"/>
+          <w:sz w:val="32"/>
+          <w:szCs w:val="32"/>
           <w:lang w:bidi="th-TH"/>
         </w:rPr>
         <w:t>กรณีพบ</w:t>
       </w:r>
       <w:proofErr w:type="spellEnd"/>
       <w:r>
+        <w:rPr>
+          <w:rFonts w:ascii="TH Sarabun New" w:hAnsi="TH Sarabun New" w:cs="TH Sarabun New"/>
+          <w:sz w:val="32"/>
+          <w:szCs w:val="32"/>
+        </w:rPr>
         <w:t xml:space="preserve"> Error 500 </w:t>
       </w:r>
       <w:proofErr w:type="spellStart"/>
       <w:r>
         <w:rPr>
-          <w:rFonts w:ascii="Browallia New" w:hAnsi="Browallia New" w:cs="Browallia New"/>
+          <w:rFonts w:ascii="TH Sarabun New" w:hAnsi="TH Sarabun New" w:cs="TH Sarabun New"/>
+          <w:sz w:val="32"/>
+          <w:szCs w:val="32"/>
           <w:lang w:bidi="th-TH"/>
         </w:rPr>
         <w:t>หรือ</w:t>
       </w:r>
       <w:proofErr w:type="spellEnd"/>
       <w:r>
+        <w:rPr>
+          <w:rFonts w:ascii="TH Sarabun New" w:hAnsi="TH Sarabun New" w:cs="TH Sarabun New"/>
+          <w:sz w:val="32"/>
+          <w:szCs w:val="32"/>
+        </w:rPr>
         <w:t xml:space="preserve"> ERR_CONNECTION_REFUSED): </w:t>
       </w:r>
       <w:proofErr w:type="spellStart"/>
       <w:r>
         <w:rPr>
-          <w:rFonts w:ascii="Browallia New" w:hAnsi="Browallia New" w:cs="Browallia New"/>
+          <w:rFonts w:ascii="TH Sarabun New" w:hAnsi="TH Sarabun New" w:cs="TH Sarabun New"/>
+          <w:sz w:val="32"/>
+          <w:szCs w:val="32"/>
           <w:lang w:bidi="th-TH"/>
         </w:rPr>
         <w:t>เกิดจากเครื่องแม่ข่าย</w:t>
       </w:r>
       <w:proofErr w:type="spellEnd"/>
       <w:r>
+        <w:rPr>
+          <w:rFonts w:ascii="TH Sarabun New" w:hAnsi="TH Sarabun New" w:cs="TH Sarabun New"/>
+          <w:sz w:val="32"/>
+          <w:szCs w:val="32"/>
+        </w:rPr>
         <w:t xml:space="preserve"> Backend API </w:t>
       </w:r>
       <w:proofErr w:type="spellStart"/>
       <w:r>
         <w:rPr>
-          <w:rFonts w:ascii="Browallia New" w:hAnsi="Browallia New" w:cs="Browallia New"/>
+          <w:rFonts w:ascii="TH Sarabun New" w:hAnsi="TH Sarabun New" w:cs="TH Sarabun New"/>
+          <w:sz w:val="32"/>
+          <w:szCs w:val="32"/>
           <w:lang w:bidi="th-TH"/>
         </w:rPr>
         <w:t>ขัดข้องหรือปิดอยู่</w:t>
       </w:r>
       <w:proofErr w:type="spellEnd"/>
       <w:r>
+        <w:rPr>
+          <w:rFonts w:ascii="TH Sarabun New" w:hAnsi="TH Sarabun New" w:cs="TH Sarabun New"/>
+          <w:sz w:val="32"/>
+          <w:szCs w:val="32"/>
+        </w:rPr>
         <w:t xml:space="preserve"> </w:t>
       </w:r>
       <w:proofErr w:type="spellStart"/>
       <w:r>
         <w:rPr>
-          <w:rFonts w:ascii="Browallia New" w:hAnsi="Browallia New" w:cs="Browallia New"/>
+          <w:rFonts w:ascii="TH Sarabun New" w:hAnsi="TH Sarabun New" w:cs="TH Sarabun New"/>
+          <w:sz w:val="32"/>
+          <w:szCs w:val="32"/>
           <w:lang w:bidi="th-TH"/>
         </w:rPr>
         <w:t>ให้ตรวจสอบเซิร์ฟเวอร์</w:t>
       </w:r>
       <w:proofErr w:type="spellEnd"/>
       <w:r>
+        <w:rPr>
+          <w:rFonts w:ascii="TH Sarabun New" w:hAnsi="TH Sarabun New" w:cs="TH Sarabun New"/>
+          <w:sz w:val="32"/>
+          <w:szCs w:val="32"/>
+        </w:rPr>
         <w:t xml:space="preserve"> Backend </w:t>
       </w:r>
       <w:proofErr w:type="spellStart"/>
       <w:r>
         <w:rPr>
-          <w:rFonts w:ascii="Browallia New" w:hAnsi="Browallia New" w:cs="Browallia New"/>
+          <w:rFonts w:ascii="TH Sarabun New" w:hAnsi="TH Sarabun New" w:cs="TH Sarabun New"/>
+          <w:sz w:val="32"/>
+          <w:szCs w:val="32"/>
           <w:lang w:bidi="th-TH"/>
         </w:rPr>
         <w:t>และตรวจสอบว่า</w:t>
       </w:r>
       <w:proofErr w:type="spellEnd"/>
       <w:r>
+        <w:rPr>
+          <w:rFonts w:ascii="TH Sarabun New" w:hAnsi="TH Sarabun New" w:cs="TH Sarabun New"/>
+          <w:sz w:val="32"/>
+          <w:szCs w:val="32"/>
+        </w:rPr>
         <w:t xml:space="preserve"> IP </w:t>
       </w:r>
       <w:proofErr w:type="spellStart"/>
       <w:proofErr w:type="gramStart"/>
       <w:r>
         <w:rPr>
-          <w:rFonts w:ascii="Browallia New" w:hAnsi="Browallia New" w:cs="Browallia New"/>
+          <w:rFonts w:ascii="TH Sarabun New" w:hAnsi="TH Sarabun New" w:cs="TH Sarabun New"/>
+          <w:sz w:val="32"/>
+          <w:szCs w:val="32"/>
           <w:lang w:bidi="th-TH"/>
         </w:rPr>
         <w:t>ในไฟล์</w:t>
       </w:r>
       <w:proofErr w:type="spellEnd"/>
       <w:r>
+        <w:rPr>
+          <w:rFonts w:ascii="TH Sarabun New" w:hAnsi="TH Sarabun New" w:cs="TH Sarabun New"/>
+          <w:sz w:val="32"/>
+          <w:szCs w:val="32"/>
+        </w:rPr>
         <w:t xml:space="preserve"> .env</w:t>
       </w:r>
       <w:proofErr w:type="gramEnd"/>
       <w:r>
+        <w:rPr>
+          <w:rFonts w:ascii="TH Sarabun New" w:hAnsi="TH Sarabun New" w:cs="TH Sarabun New"/>
+          <w:sz w:val="32"/>
+          <w:szCs w:val="32"/>
+        </w:rPr>
         <w:t xml:space="preserve"> </w:t>
       </w:r>
       <w:proofErr w:type="spellStart"/>
       <w:r>
         <w:rPr>
-          <w:rFonts w:ascii="Browallia New" w:hAnsi="Browallia New" w:cs="Browallia New"/>
+          <w:rFonts w:ascii="TH Sarabun New" w:hAnsi="TH Sarabun New" w:cs="TH Sarabun New"/>
+          <w:sz w:val="32"/>
+          <w:szCs w:val="32"/>
           <w:lang w:bidi="th-TH"/>
         </w:rPr>
         <w:t>ถูกต้องหรือไม่</w:t>
@@ -4967,82 +6881,133 @@
       <w:proofErr w:type="spellEnd"/>
     </w:p>
     <w:p>
+      <w:pPr>
+        <w:rPr>
+          <w:rFonts w:ascii="TH Sarabun New" w:hAnsi="TH Sarabun New" w:cs="TH Sarabun New"/>
+          <w:sz w:val="32"/>
+          <w:szCs w:val="32"/>
+        </w:rPr>
+      </w:pPr>
       <w:proofErr w:type="spellStart"/>
       <w:r>
         <w:rPr>
-          <w:rFonts w:ascii="Browallia New" w:hAnsi="Browallia New" w:cs="Browallia New"/>
+          <w:rFonts w:ascii="TH Sarabun New" w:hAnsi="TH Sarabun New" w:cs="TH Sarabun New"/>
+          <w:sz w:val="32"/>
+          <w:szCs w:val="32"/>
           <w:lang w:bidi="th-TH"/>
         </w:rPr>
         <w:t>ขั้นตอนที่</w:t>
       </w:r>
       <w:proofErr w:type="spellEnd"/>
       <w:r>
+        <w:rPr>
+          <w:rFonts w:ascii="TH Sarabun New" w:hAnsi="TH Sarabun New" w:cs="TH Sarabun New"/>
+          <w:sz w:val="32"/>
+          <w:szCs w:val="32"/>
+        </w:rPr>
         <w:t xml:space="preserve"> 3 (</w:t>
       </w:r>
       <w:proofErr w:type="spellStart"/>
       <w:r>
         <w:rPr>
-          <w:rFonts w:ascii="Browallia New" w:hAnsi="Browallia New" w:cs="Browallia New"/>
+          <w:rFonts w:ascii="TH Sarabun New" w:hAnsi="TH Sarabun New" w:cs="TH Sarabun New"/>
+          <w:sz w:val="32"/>
+          <w:szCs w:val="32"/>
           <w:lang w:bidi="th-TH"/>
         </w:rPr>
         <w:t>กรณีพบ</w:t>
       </w:r>
       <w:proofErr w:type="spellEnd"/>
       <w:r>
+        <w:rPr>
+          <w:rFonts w:ascii="TH Sarabun New" w:hAnsi="TH Sarabun New" w:cs="TH Sarabun New"/>
+          <w:sz w:val="32"/>
+          <w:szCs w:val="32"/>
+        </w:rPr>
         <w:t xml:space="preserve"> Error 401 </w:t>
       </w:r>
       <w:proofErr w:type="spellStart"/>
       <w:r>
         <w:rPr>
-          <w:rFonts w:ascii="Browallia New" w:hAnsi="Browallia New" w:cs="Browallia New"/>
+          <w:rFonts w:ascii="TH Sarabun New" w:hAnsi="TH Sarabun New" w:cs="TH Sarabun New"/>
+          <w:sz w:val="32"/>
+          <w:szCs w:val="32"/>
           <w:lang w:bidi="th-TH"/>
         </w:rPr>
         <w:t>หรือ</w:t>
       </w:r>
       <w:proofErr w:type="spellEnd"/>
       <w:r>
+        <w:rPr>
+          <w:rFonts w:ascii="TH Sarabun New" w:hAnsi="TH Sarabun New" w:cs="TH Sarabun New"/>
+          <w:sz w:val="32"/>
+          <w:szCs w:val="32"/>
+        </w:rPr>
         <w:t xml:space="preserve"> 403): </w:t>
       </w:r>
       <w:proofErr w:type="spellStart"/>
       <w:r>
         <w:rPr>
-          <w:rFonts w:ascii="Browallia New" w:hAnsi="Browallia New" w:cs="Browallia New"/>
+          <w:rFonts w:ascii="TH Sarabun New" w:hAnsi="TH Sarabun New" w:cs="TH Sarabun New"/>
+          <w:sz w:val="32"/>
+          <w:szCs w:val="32"/>
           <w:lang w:bidi="th-TH"/>
         </w:rPr>
         <w:t>เกิดจากเซสชันการเข้าสู่ระบบหมดอายุ</w:t>
       </w:r>
       <w:proofErr w:type="spellEnd"/>
       <w:r>
+        <w:rPr>
+          <w:rFonts w:ascii="TH Sarabun New" w:hAnsi="TH Sarabun New" w:cs="TH Sarabun New"/>
+          <w:sz w:val="32"/>
+          <w:szCs w:val="32"/>
+        </w:rPr>
         <w:t xml:space="preserve"> </w:t>
       </w:r>
       <w:proofErr w:type="spellStart"/>
       <w:r>
         <w:rPr>
-          <w:rFonts w:ascii="Browallia New" w:hAnsi="Browallia New" w:cs="Browallia New"/>
+          <w:rFonts w:ascii="TH Sarabun New" w:hAnsi="TH Sarabun New" w:cs="TH Sarabun New"/>
+          <w:sz w:val="32"/>
+          <w:szCs w:val="32"/>
           <w:lang w:bidi="th-TH"/>
         </w:rPr>
         <w:t>ให้กด</w:t>
       </w:r>
       <w:proofErr w:type="spellEnd"/>
       <w:r>
+        <w:rPr>
+          <w:rFonts w:ascii="TH Sarabun New" w:hAnsi="TH Sarabun New" w:cs="TH Sarabun New"/>
+          <w:sz w:val="32"/>
+          <w:szCs w:val="32"/>
+        </w:rPr>
         <w:t xml:space="preserve"> '</w:t>
       </w:r>
       <w:proofErr w:type="spellStart"/>
       <w:r>
         <w:rPr>
-          <w:rFonts w:ascii="Browallia New" w:hAnsi="Browallia New" w:cs="Browallia New"/>
+          <w:rFonts w:ascii="TH Sarabun New" w:hAnsi="TH Sarabun New" w:cs="TH Sarabun New"/>
+          <w:sz w:val="32"/>
+          <w:szCs w:val="32"/>
           <w:lang w:bidi="th-TH"/>
         </w:rPr>
         <w:t>ออกจากระบบ</w:t>
       </w:r>
       <w:proofErr w:type="spellEnd"/>
       <w:r>
+        <w:rPr>
+          <w:rFonts w:ascii="TH Sarabun New" w:hAnsi="TH Sarabun New" w:cs="TH Sarabun New"/>
+          <w:sz w:val="32"/>
+          <w:szCs w:val="32"/>
+        </w:rPr>
         <w:t xml:space="preserve"> (Logout)' </w:t>
       </w:r>
       <w:proofErr w:type="spellStart"/>
       <w:r>
         <w:rPr>
-          <w:rFonts w:ascii="Browallia New" w:hAnsi="Browallia New" w:cs="Browallia New"/>
+          <w:rFonts w:ascii="TH Sarabun New" w:hAnsi="TH Sarabun New" w:cs="TH Sarabun New"/>
+          <w:sz w:val="32"/>
+          <w:szCs w:val="32"/>
           <w:lang w:bidi="th-TH"/>
         </w:rPr>
         <w:t>หรือล้างคุกกี้เบราว์เซอร์แล้วเข้าสู่ระบบใหม่อีกครั้ง</w:t>
@@ -5050,139 +7015,237 @@
       <w:proofErr w:type="spellEnd"/>
     </w:p>
     <w:p>
+      <w:pPr>
+        <w:rPr>
+          <w:rFonts w:ascii="TH Sarabun New" w:hAnsi="TH Sarabun New" w:cs="TH Sarabun New"/>
+          <w:sz w:val="32"/>
+          <w:szCs w:val="32"/>
+        </w:rPr>
+      </w:pPr>
       <w:proofErr w:type="spellStart"/>
       <w:r>
         <w:rPr>
-          <w:rFonts w:ascii="Browallia New" w:hAnsi="Browallia New" w:cs="Browallia New"/>
+          <w:rFonts w:ascii="TH Sarabun New" w:hAnsi="TH Sarabun New" w:cs="TH Sarabun New"/>
+          <w:sz w:val="32"/>
+          <w:szCs w:val="32"/>
           <w:lang w:bidi="th-TH"/>
         </w:rPr>
         <w:t>ขั้นตอนที่</w:t>
       </w:r>
       <w:proofErr w:type="spellEnd"/>
       <w:r>
+        <w:rPr>
+          <w:rFonts w:ascii="TH Sarabun New" w:hAnsi="TH Sarabun New" w:cs="TH Sarabun New"/>
+          <w:sz w:val="32"/>
+          <w:szCs w:val="32"/>
+        </w:rPr>
         <w:t xml:space="preserve"> 4 (</w:t>
       </w:r>
       <w:proofErr w:type="spellStart"/>
       <w:r>
         <w:rPr>
-          <w:rFonts w:ascii="Browallia New" w:hAnsi="Browallia New" w:cs="Browallia New"/>
+          <w:rFonts w:ascii="TH Sarabun New" w:hAnsi="TH Sarabun New" w:cs="TH Sarabun New"/>
+          <w:sz w:val="32"/>
+          <w:szCs w:val="32"/>
           <w:lang w:bidi="th-TH"/>
         </w:rPr>
         <w:t>กรณีแผนที่ไม่ขึ้น</w:t>
       </w:r>
       <w:proofErr w:type="spellEnd"/>
       <w:r>
+        <w:rPr>
+          <w:rFonts w:ascii="TH Sarabun New" w:hAnsi="TH Sarabun New" w:cs="TH Sarabun New"/>
+          <w:sz w:val="32"/>
+          <w:szCs w:val="32"/>
+        </w:rPr>
         <w:t xml:space="preserve">): </w:t>
       </w:r>
       <w:proofErr w:type="spellStart"/>
       <w:r>
         <w:rPr>
-          <w:rFonts w:ascii="Browallia New" w:hAnsi="Browallia New" w:cs="Browallia New"/>
+          <w:rFonts w:ascii="TH Sarabun New" w:hAnsi="TH Sarabun New" w:cs="TH Sarabun New"/>
+          <w:sz w:val="32"/>
+          <w:szCs w:val="32"/>
           <w:lang w:bidi="th-TH"/>
         </w:rPr>
         <w:t>ให้ตรวจสอบโควตาและคีย์</w:t>
       </w:r>
       <w:proofErr w:type="spellEnd"/>
       <w:r>
+        <w:rPr>
+          <w:rFonts w:ascii="TH Sarabun New" w:hAnsi="TH Sarabun New" w:cs="TH Sarabun New"/>
+          <w:sz w:val="32"/>
+          <w:szCs w:val="32"/>
+        </w:rPr>
         <w:t xml:space="preserve"> VITE_LONGDO_API_KEY </w:t>
       </w:r>
       <w:proofErr w:type="spellStart"/>
       <w:proofErr w:type="gramStart"/>
       <w:r>
         <w:rPr>
-          <w:rFonts w:ascii="Browallia New" w:hAnsi="Browallia New" w:cs="Browallia New"/>
+          <w:rFonts w:ascii="TH Sarabun New" w:hAnsi="TH Sarabun New" w:cs="TH Sarabun New"/>
+          <w:sz w:val="32"/>
+          <w:szCs w:val="32"/>
           <w:lang w:bidi="th-TH"/>
         </w:rPr>
         <w:t>ในไฟล์</w:t>
       </w:r>
       <w:proofErr w:type="spellEnd"/>
       <w:r>
+        <w:rPr>
+          <w:rFonts w:ascii="TH Sarabun New" w:hAnsi="TH Sarabun New" w:cs="TH Sarabun New"/>
+          <w:sz w:val="32"/>
+          <w:szCs w:val="32"/>
+        </w:rPr>
         <w:t xml:space="preserve"> .env</w:t>
       </w:r>
       <w:proofErr w:type="gramEnd"/>
     </w:p>
     <w:p>
-      <w:r>
+      <w:pPr>
+        <w:rPr>
+          <w:rFonts w:ascii="TH Sarabun New" w:hAnsi="TH Sarabun New" w:cs="TH Sarabun New"/>
+          <w:sz w:val="32"/>
+          <w:szCs w:val="32"/>
+        </w:rPr>
+      </w:pPr>
+      <w:r>
+        <w:rPr>
+          <w:rFonts w:ascii="TH Sarabun New" w:hAnsi="TH Sarabun New" w:cs="TH Sarabun New"/>
+          <w:sz w:val="32"/>
+          <w:szCs w:val="32"/>
+        </w:rPr>
         <w:t xml:space="preserve">5.3 </w:t>
       </w:r>
       <w:proofErr w:type="spellStart"/>
       <w:r>
         <w:rPr>
-          <w:rFonts w:ascii="Browallia New" w:hAnsi="Browallia New" w:cs="Browallia New"/>
+          <w:rFonts w:ascii="TH Sarabun New" w:hAnsi="TH Sarabun New" w:cs="TH Sarabun New"/>
+          <w:sz w:val="32"/>
+          <w:szCs w:val="32"/>
           <w:lang w:bidi="th-TH"/>
         </w:rPr>
         <w:t>กรณีที่</w:t>
       </w:r>
       <w:proofErr w:type="spellEnd"/>
       <w:r>
+        <w:rPr>
+          <w:rFonts w:ascii="TH Sarabun New" w:hAnsi="TH Sarabun New" w:cs="TH Sarabun New"/>
+          <w:sz w:val="32"/>
+          <w:szCs w:val="32"/>
+        </w:rPr>
         <w:t xml:space="preserve"> 3: </w:t>
       </w:r>
       <w:proofErr w:type="spellStart"/>
       <w:r>
         <w:rPr>
-          <w:rFonts w:ascii="Browallia New" w:hAnsi="Browallia New" w:cs="Browallia New"/>
+          <w:rFonts w:ascii="TH Sarabun New" w:hAnsi="TH Sarabun New" w:cs="TH Sarabun New"/>
+          <w:sz w:val="32"/>
+          <w:szCs w:val="32"/>
           <w:lang w:bidi="th-TH"/>
         </w:rPr>
         <w:t>สตรีมภาพสดของกล้องวงจรปิดไม่แสดงภาพ</w:t>
       </w:r>
       <w:proofErr w:type="spellEnd"/>
       <w:r>
+        <w:rPr>
+          <w:rFonts w:ascii="TH Sarabun New" w:hAnsi="TH Sarabun New" w:cs="TH Sarabun New"/>
+          <w:sz w:val="32"/>
+          <w:szCs w:val="32"/>
+        </w:rPr>
         <w:t xml:space="preserve"> (Live Stream Not Working)</w:t>
       </w:r>
     </w:p>
     <w:p>
+      <w:pPr>
+        <w:rPr>
+          <w:rFonts w:ascii="TH Sarabun New" w:hAnsi="TH Sarabun New" w:cs="TH Sarabun New"/>
+          <w:sz w:val="32"/>
+          <w:szCs w:val="32"/>
+        </w:rPr>
+      </w:pPr>
       <w:proofErr w:type="spellStart"/>
       <w:r>
         <w:rPr>
-          <w:rFonts w:ascii="Browallia New" w:hAnsi="Browallia New" w:cs="Browallia New"/>
+          <w:rFonts w:ascii="TH Sarabun New" w:hAnsi="TH Sarabun New" w:cs="TH Sarabun New"/>
+          <w:sz w:val="32"/>
+          <w:szCs w:val="32"/>
           <w:lang w:bidi="th-TH"/>
         </w:rPr>
         <w:t>อาการ</w:t>
       </w:r>
       <w:proofErr w:type="spellEnd"/>
       <w:r>
+        <w:rPr>
+          <w:rFonts w:ascii="TH Sarabun New" w:hAnsi="TH Sarabun New" w:cs="TH Sarabun New"/>
+          <w:sz w:val="32"/>
+          <w:szCs w:val="32"/>
+        </w:rPr>
         <w:t xml:space="preserve">: </w:t>
       </w:r>
       <w:proofErr w:type="spellStart"/>
       <w:r>
         <w:rPr>
-          <w:rFonts w:ascii="Browallia New" w:hAnsi="Browallia New" w:cs="Browallia New"/>
+          <w:rFonts w:ascii="TH Sarabun New" w:hAnsi="TH Sarabun New" w:cs="TH Sarabun New"/>
+          <w:sz w:val="32"/>
+          <w:szCs w:val="32"/>
           <w:lang w:bidi="th-TH"/>
         </w:rPr>
         <w:t>หน้า</w:t>
       </w:r>
       <w:proofErr w:type="spellEnd"/>
       <w:r>
+        <w:rPr>
+          <w:rFonts w:ascii="TH Sarabun New" w:hAnsi="TH Sarabun New" w:cs="TH Sarabun New"/>
+          <w:sz w:val="32"/>
+          <w:szCs w:val="32"/>
+        </w:rPr>
         <w:t xml:space="preserve"> Live Monitor </w:t>
       </w:r>
       <w:proofErr w:type="spellStart"/>
       <w:r>
         <w:rPr>
-          <w:rFonts w:ascii="Browallia New" w:hAnsi="Browallia New" w:cs="Browallia New"/>
+          <w:rFonts w:ascii="TH Sarabun New" w:hAnsi="TH Sarabun New" w:cs="TH Sarabun New"/>
+          <w:sz w:val="32"/>
+          <w:szCs w:val="32"/>
           <w:lang w:bidi="th-TH"/>
         </w:rPr>
         <w:t>แสดงจอดำ</w:t>
       </w:r>
       <w:proofErr w:type="spellEnd"/>
       <w:r>
+        <w:rPr>
+          <w:rFonts w:ascii="TH Sarabun New" w:hAnsi="TH Sarabun New" w:cs="TH Sarabun New"/>
+          <w:sz w:val="32"/>
+          <w:szCs w:val="32"/>
+        </w:rPr>
         <w:t xml:space="preserve"> </w:t>
       </w:r>
       <w:proofErr w:type="spellStart"/>
       <w:r>
         <w:rPr>
-          <w:rFonts w:ascii="Browallia New" w:hAnsi="Browallia New" w:cs="Browallia New"/>
+          <w:rFonts w:ascii="TH Sarabun New" w:hAnsi="TH Sarabun New" w:cs="TH Sarabun New"/>
+          <w:sz w:val="32"/>
+          <w:szCs w:val="32"/>
           <w:lang w:bidi="th-TH"/>
         </w:rPr>
         <w:t>หรือแจ้งเตือนว่าไม่สามารถโหลด</w:t>
       </w:r>
       <w:proofErr w:type="spellEnd"/>
       <w:r>
+        <w:rPr>
+          <w:rFonts w:ascii="TH Sarabun New" w:hAnsi="TH Sarabun New" w:cs="TH Sarabun New"/>
+          <w:sz w:val="32"/>
+          <w:szCs w:val="32"/>
+        </w:rPr>
         <w:t xml:space="preserve"> Stream </w:t>
       </w:r>
       <w:proofErr w:type="spellStart"/>
       <w:r>
         <w:rPr>
-          <w:rFonts w:ascii="Browallia New" w:hAnsi="Browallia New" w:cs="Browallia New"/>
+          <w:rFonts w:ascii="TH Sarabun New" w:hAnsi="TH Sarabun New" w:cs="TH Sarabun New"/>
+          <w:sz w:val="32"/>
+          <w:szCs w:val="32"/>
           <w:lang w:bidi="th-TH"/>
         </w:rPr>
         <w:t>ได้</w:t>
@@ -5190,70 +7253,114 @@
       <w:proofErr w:type="spellEnd"/>
     </w:p>
     <w:p>
+      <w:pPr>
+        <w:rPr>
+          <w:rFonts w:ascii="TH Sarabun New" w:hAnsi="TH Sarabun New" w:cs="TH Sarabun New"/>
+          <w:sz w:val="32"/>
+          <w:szCs w:val="32"/>
+        </w:rPr>
+      </w:pPr>
       <w:proofErr w:type="spellStart"/>
       <w:r>
         <w:rPr>
-          <w:rFonts w:ascii="Browallia New" w:hAnsi="Browallia New" w:cs="Browallia New"/>
+          <w:rFonts w:ascii="TH Sarabun New" w:hAnsi="TH Sarabun New" w:cs="TH Sarabun New"/>
+          <w:sz w:val="32"/>
+          <w:szCs w:val="32"/>
           <w:lang w:bidi="th-TH"/>
         </w:rPr>
         <w:t>ขั้นตอนที่</w:t>
       </w:r>
       <w:proofErr w:type="spellEnd"/>
       <w:r>
+        <w:rPr>
+          <w:rFonts w:ascii="TH Sarabun New" w:hAnsi="TH Sarabun New" w:cs="TH Sarabun New"/>
+          <w:sz w:val="32"/>
+          <w:szCs w:val="32"/>
+        </w:rPr>
         <w:t xml:space="preserve"> 1: </w:t>
       </w:r>
       <w:proofErr w:type="spellStart"/>
       <w:r>
         <w:rPr>
-          <w:rFonts w:ascii="Browallia New" w:hAnsi="Browallia New" w:cs="Browallia New"/>
+          <w:rFonts w:ascii="TH Sarabun New" w:hAnsi="TH Sarabun New" w:cs="TH Sarabun New"/>
+          <w:sz w:val="32"/>
+          <w:szCs w:val="32"/>
           <w:lang w:bidi="th-TH"/>
         </w:rPr>
         <w:t>ไปที่หน้า</w:t>
       </w:r>
       <w:proofErr w:type="spellEnd"/>
       <w:r>
+        <w:rPr>
+          <w:rFonts w:ascii="TH Sarabun New" w:hAnsi="TH Sarabun New" w:cs="TH Sarabun New"/>
+          <w:sz w:val="32"/>
+          <w:szCs w:val="32"/>
+        </w:rPr>
         <w:t xml:space="preserve"> '</w:t>
       </w:r>
       <w:proofErr w:type="spellStart"/>
       <w:r>
         <w:rPr>
-          <w:rFonts w:ascii="Browallia New" w:hAnsi="Browallia New" w:cs="Browallia New"/>
+          <w:rFonts w:ascii="TH Sarabun New" w:hAnsi="TH Sarabun New" w:cs="TH Sarabun New"/>
+          <w:sz w:val="32"/>
+          <w:szCs w:val="32"/>
           <w:lang w:bidi="th-TH"/>
         </w:rPr>
         <w:t>จัดการกล้อง</w:t>
       </w:r>
       <w:proofErr w:type="spellEnd"/>
       <w:r>
+        <w:rPr>
+          <w:rFonts w:ascii="TH Sarabun New" w:hAnsi="TH Sarabun New" w:cs="TH Sarabun New"/>
+          <w:sz w:val="32"/>
+          <w:szCs w:val="32"/>
+        </w:rPr>
         <w:t xml:space="preserve"> (Camera Management)' </w:t>
       </w:r>
       <w:proofErr w:type="spellStart"/>
       <w:r>
         <w:rPr>
-          <w:rFonts w:ascii="Browallia New" w:hAnsi="Browallia New" w:cs="Browallia New"/>
+          <w:rFonts w:ascii="TH Sarabun New" w:hAnsi="TH Sarabun New" w:cs="TH Sarabun New"/>
+          <w:sz w:val="32"/>
+          <w:szCs w:val="32"/>
           <w:lang w:bidi="th-TH"/>
         </w:rPr>
         <w:t>เพื่อตรวจสอบว่า</w:t>
       </w:r>
       <w:proofErr w:type="spellEnd"/>
       <w:r>
+        <w:rPr>
+          <w:rFonts w:ascii="TH Sarabun New" w:hAnsi="TH Sarabun New" w:cs="TH Sarabun New"/>
+          <w:sz w:val="32"/>
+          <w:szCs w:val="32"/>
+        </w:rPr>
         <w:t xml:space="preserve"> Stream URL </w:t>
       </w:r>
       <w:proofErr w:type="spellStart"/>
       <w:r>
         <w:rPr>
-          <w:rFonts w:ascii="Browallia New" w:hAnsi="Browallia New" w:cs="Browallia New"/>
+          <w:rFonts w:ascii="TH Sarabun New" w:hAnsi="TH Sarabun New" w:cs="TH Sarabun New"/>
+          <w:sz w:val="32"/>
+          <w:szCs w:val="32"/>
           <w:lang w:bidi="th-TH"/>
         </w:rPr>
         <w:t>ของกล้องตัวนั้นเป็นลิงก์</w:t>
       </w:r>
       <w:proofErr w:type="spellEnd"/>
       <w:r>
+        <w:rPr>
+          <w:rFonts w:ascii="TH Sarabun New" w:hAnsi="TH Sarabun New" w:cs="TH Sarabun New"/>
+          <w:sz w:val="32"/>
+          <w:szCs w:val="32"/>
+        </w:rPr>
         <w:t xml:space="preserve"> HLS (.m3u8) </w:t>
       </w:r>
       <w:proofErr w:type="spellStart"/>
       <w:r>
         <w:rPr>
-          <w:rFonts w:ascii="Browallia New" w:hAnsi="Browallia New" w:cs="Browallia New"/>
+          <w:rFonts w:ascii="TH Sarabun New" w:hAnsi="TH Sarabun New" w:cs="TH Sarabun New"/>
+          <w:sz w:val="32"/>
+          <w:szCs w:val="32"/>
           <w:lang w:bidi="th-TH"/>
         </w:rPr>
         <w:t>ที่ถูกต้องหรือไม่</w:t>
@@ -5261,34 +7368,57 @@
       <w:proofErr w:type="spellEnd"/>
     </w:p>
     <w:p>
+      <w:pPr>
+        <w:rPr>
+          <w:rFonts w:ascii="TH Sarabun New" w:hAnsi="TH Sarabun New" w:cs="TH Sarabun New"/>
+          <w:sz w:val="32"/>
+          <w:szCs w:val="32"/>
+        </w:rPr>
+      </w:pPr>
       <w:proofErr w:type="spellStart"/>
       <w:r>
         <w:rPr>
-          <w:rFonts w:ascii="Browallia New" w:hAnsi="Browallia New" w:cs="Browallia New"/>
+          <w:rFonts w:ascii="TH Sarabun New" w:hAnsi="TH Sarabun New" w:cs="TH Sarabun New"/>
+          <w:sz w:val="32"/>
+          <w:szCs w:val="32"/>
           <w:lang w:bidi="th-TH"/>
         </w:rPr>
         <w:t>ขั้นตอนที่</w:t>
       </w:r>
       <w:proofErr w:type="spellEnd"/>
       <w:r>
+        <w:rPr>
+          <w:rFonts w:ascii="TH Sarabun New" w:hAnsi="TH Sarabun New" w:cs="TH Sarabun New"/>
+          <w:sz w:val="32"/>
+          <w:szCs w:val="32"/>
+        </w:rPr>
         <w:t xml:space="preserve"> 2: </w:t>
       </w:r>
       <w:proofErr w:type="spellStart"/>
       <w:r>
         <w:rPr>
-          <w:rFonts w:ascii="Browallia New" w:hAnsi="Browallia New" w:cs="Browallia New"/>
+          <w:rFonts w:ascii="TH Sarabun New" w:hAnsi="TH Sarabun New" w:cs="TH Sarabun New"/>
+          <w:sz w:val="32"/>
+          <w:szCs w:val="32"/>
           <w:lang w:bidi="th-TH"/>
         </w:rPr>
         <w:t>ตรวจสอบเซิร์ฟเวอร์</w:t>
       </w:r>
       <w:proofErr w:type="spellEnd"/>
       <w:r>
+        <w:rPr>
+          <w:rFonts w:ascii="TH Sarabun New" w:hAnsi="TH Sarabun New" w:cs="TH Sarabun New"/>
+          <w:sz w:val="32"/>
+          <w:szCs w:val="32"/>
+        </w:rPr>
         <w:t xml:space="preserve"> Media Streaming (RTSP to HLS converter) </w:t>
       </w:r>
       <w:proofErr w:type="spellStart"/>
       <w:r>
         <w:rPr>
-          <w:rFonts w:ascii="Browallia New" w:hAnsi="Browallia New" w:cs="Browallia New"/>
+          <w:rFonts w:ascii="TH Sarabun New" w:hAnsi="TH Sarabun New" w:cs="TH Sarabun New"/>
+          <w:sz w:val="32"/>
+          <w:szCs w:val="32"/>
           <w:lang w:bidi="th-TH"/>
         </w:rPr>
         <w:t>ว่ายังเปิดทำงานและแปลงภาพจากกล้องอยู่หรือไม่</w:t>
@@ -5296,310 +7426,551 @@
       <w:proofErr w:type="spellEnd"/>
     </w:p>
     <w:p>
+      <w:pPr>
+        <w:rPr>
+          <w:rFonts w:ascii="TH Sarabun New" w:hAnsi="TH Sarabun New" w:cs="TH Sarabun New"/>
+          <w:sz w:val="32"/>
+          <w:szCs w:val="32"/>
+        </w:rPr>
+      </w:pPr>
       <w:proofErr w:type="spellStart"/>
       <w:r>
         <w:rPr>
-          <w:rFonts w:ascii="Browallia New" w:hAnsi="Browallia New" w:cs="Browallia New"/>
+          <w:rFonts w:ascii="TH Sarabun New" w:hAnsi="TH Sarabun New" w:cs="TH Sarabun New"/>
+          <w:sz w:val="32"/>
+          <w:szCs w:val="32"/>
           <w:lang w:bidi="th-TH"/>
         </w:rPr>
         <w:t>ขั้นตอนที่</w:t>
       </w:r>
       <w:proofErr w:type="spellEnd"/>
       <w:r>
+        <w:rPr>
+          <w:rFonts w:ascii="TH Sarabun New" w:hAnsi="TH Sarabun New" w:cs="TH Sarabun New"/>
+          <w:sz w:val="32"/>
+          <w:szCs w:val="32"/>
+        </w:rPr>
         <w:t xml:space="preserve"> 3: </w:t>
       </w:r>
       <w:r>
         <w:rPr>
-          <w:rFonts w:ascii="Browallia New" w:hAnsi="Browallia New" w:cs="Browallia New"/>
+          <w:rFonts w:ascii="TH Sarabun New" w:hAnsi="TH Sarabun New" w:cs="TH Sarabun New"/>
+          <w:sz w:val="32"/>
+          <w:szCs w:val="32"/>
           <w:lang w:bidi="th-TH"/>
         </w:rPr>
         <w:t>ตรวจสอบว่ากล้องวงจรปิดตัวจริงยังคงออนไลน์และจ่ายไฟ</w:t>
       </w:r>
       <w:r>
+        <w:rPr>
+          <w:rFonts w:ascii="TH Sarabun New" w:hAnsi="TH Sarabun New" w:cs="TH Sarabun New"/>
+          <w:sz w:val="32"/>
+          <w:szCs w:val="32"/>
+        </w:rPr>
         <w:t>/</w:t>
       </w:r>
       <w:r>
         <w:rPr>
-          <w:rFonts w:ascii="Browallia New" w:hAnsi="Browallia New" w:cs="Browallia New"/>
+          <w:rFonts w:ascii="TH Sarabun New" w:hAnsi="TH Sarabun New" w:cs="TH Sarabun New"/>
+          <w:sz w:val="32"/>
+          <w:szCs w:val="32"/>
           <w:lang w:bidi="th-TH"/>
         </w:rPr>
         <w:t>เครือข่ายเป็นปกติหรือไม่</w:t>
       </w:r>
     </w:p>
     <w:p>
-      <w:r>
+      <w:pPr>
+        <w:rPr>
+          <w:rFonts w:ascii="TH Sarabun New" w:hAnsi="TH Sarabun New" w:cs="TH Sarabun New"/>
+          <w:sz w:val="32"/>
+          <w:szCs w:val="32"/>
+        </w:rPr>
+      </w:pPr>
+      <w:r>
+        <w:rPr>
+          <w:rFonts w:ascii="TH Sarabun New" w:hAnsi="TH Sarabun New" w:cs="TH Sarabun New"/>
+          <w:sz w:val="32"/>
+          <w:szCs w:val="32"/>
+        </w:rPr>
         <w:t xml:space="preserve">5.4 </w:t>
       </w:r>
       <w:proofErr w:type="spellStart"/>
       <w:r>
         <w:rPr>
-          <w:rFonts w:ascii="Browallia New" w:hAnsi="Browallia New" w:cs="Browallia New"/>
+          <w:rFonts w:ascii="TH Sarabun New" w:hAnsi="TH Sarabun New" w:cs="TH Sarabun New"/>
+          <w:sz w:val="32"/>
+          <w:szCs w:val="32"/>
           <w:lang w:bidi="th-TH"/>
         </w:rPr>
         <w:t>กรณีที่</w:t>
       </w:r>
       <w:proofErr w:type="spellEnd"/>
       <w:r>
+        <w:rPr>
+          <w:rFonts w:ascii="TH Sarabun New" w:hAnsi="TH Sarabun New" w:cs="TH Sarabun New"/>
+          <w:sz w:val="32"/>
+          <w:szCs w:val="32"/>
+        </w:rPr>
         <w:t xml:space="preserve"> 4: </w:t>
       </w:r>
       <w:proofErr w:type="spellStart"/>
       <w:r>
         <w:rPr>
-          <w:rFonts w:ascii="Browallia New" w:hAnsi="Browallia New" w:cs="Browallia New"/>
+          <w:rFonts w:ascii="TH Sarabun New" w:hAnsi="TH Sarabun New" w:cs="TH Sarabun New"/>
+          <w:sz w:val="32"/>
+          <w:szCs w:val="32"/>
           <w:lang w:bidi="th-TH"/>
         </w:rPr>
         <w:t>การย้อนคืนระบบสู่เวอร์ชันเสถียร</w:t>
       </w:r>
       <w:proofErr w:type="spellEnd"/>
       <w:r>
+        <w:rPr>
+          <w:rFonts w:ascii="TH Sarabun New" w:hAnsi="TH Sarabun New" w:cs="TH Sarabun New"/>
+          <w:sz w:val="32"/>
+          <w:szCs w:val="32"/>
+        </w:rPr>
         <w:t xml:space="preserve"> (Rollback Procedure)</w:t>
       </w:r>
     </w:p>
     <w:p>
+      <w:pPr>
+        <w:rPr>
+          <w:rFonts w:ascii="TH Sarabun New" w:hAnsi="TH Sarabun New" w:cs="TH Sarabun New"/>
+          <w:sz w:val="32"/>
+          <w:szCs w:val="32"/>
+        </w:rPr>
+      </w:pPr>
       <w:proofErr w:type="spellStart"/>
       <w:r>
         <w:rPr>
-          <w:rFonts w:ascii="Browallia New" w:hAnsi="Browallia New" w:cs="Browallia New"/>
+          <w:rFonts w:ascii="TH Sarabun New" w:hAnsi="TH Sarabun New" w:cs="TH Sarabun New"/>
+          <w:sz w:val="32"/>
+          <w:szCs w:val="32"/>
           <w:lang w:bidi="th-TH"/>
         </w:rPr>
         <w:t>หากมีการปรับปรุงโค้ดใหม่แล้วพบข้อผิดพลาดรุนแรง</w:t>
       </w:r>
       <w:proofErr w:type="spellEnd"/>
       <w:r>
+        <w:rPr>
+          <w:rFonts w:ascii="TH Sarabun New" w:hAnsi="TH Sarabun New" w:cs="TH Sarabun New"/>
+          <w:sz w:val="32"/>
+          <w:szCs w:val="32"/>
+        </w:rPr>
         <w:t xml:space="preserve"> </w:t>
       </w:r>
       <w:proofErr w:type="spellStart"/>
       <w:r>
         <w:rPr>
-          <w:rFonts w:ascii="Browallia New" w:hAnsi="Browallia New" w:cs="Browallia New"/>
+          <w:rFonts w:ascii="TH Sarabun New" w:hAnsi="TH Sarabun New" w:cs="TH Sarabun New"/>
+          <w:sz w:val="32"/>
+          <w:szCs w:val="32"/>
           <w:lang w:bidi="th-TH"/>
         </w:rPr>
         <w:t>สามารถย้อนกลับไปยังเวอร์ชันก่อนหน้าได้ทันที</w:t>
       </w:r>
       <w:proofErr w:type="spellEnd"/>
       <w:r>
+        <w:rPr>
+          <w:rFonts w:ascii="TH Sarabun New" w:hAnsi="TH Sarabun New" w:cs="TH Sarabun New"/>
+          <w:sz w:val="32"/>
+          <w:szCs w:val="32"/>
+        </w:rPr>
         <w:t>:</w:t>
       </w:r>
     </w:p>
     <w:p>
+      <w:pPr>
+        <w:rPr>
+          <w:rFonts w:ascii="TH Sarabun New" w:hAnsi="TH Sarabun New" w:cs="TH Sarabun New"/>
+          <w:sz w:val="32"/>
+          <w:szCs w:val="32"/>
+        </w:rPr>
+      </w:pPr>
       <w:proofErr w:type="spellStart"/>
       <w:r>
         <w:rPr>
-          <w:rFonts w:ascii="Browallia New" w:hAnsi="Browallia New" w:cs="Browallia New"/>
+          <w:rFonts w:ascii="TH Sarabun New" w:hAnsi="TH Sarabun New" w:cs="TH Sarabun New"/>
+          <w:sz w:val="32"/>
+          <w:szCs w:val="32"/>
           <w:lang w:bidi="th-TH"/>
         </w:rPr>
         <w:t>ขั้นตอนที่</w:t>
       </w:r>
       <w:proofErr w:type="spellEnd"/>
       <w:r>
+        <w:rPr>
+          <w:rFonts w:ascii="TH Sarabun New" w:hAnsi="TH Sarabun New" w:cs="TH Sarabun New"/>
+          <w:sz w:val="32"/>
+          <w:szCs w:val="32"/>
+        </w:rPr>
         <w:t xml:space="preserve"> 1: </w:t>
       </w:r>
       <w:proofErr w:type="spellStart"/>
       <w:r>
         <w:rPr>
-          <w:rFonts w:ascii="Browallia New" w:hAnsi="Browallia New" w:cs="Browallia New"/>
+          <w:rFonts w:ascii="TH Sarabun New" w:hAnsi="TH Sarabun New" w:cs="TH Sarabun New"/>
+          <w:sz w:val="32"/>
+          <w:szCs w:val="32"/>
           <w:lang w:bidi="th-TH"/>
         </w:rPr>
         <w:t>ตรวจสอบรายการ</w:t>
       </w:r>
       <w:proofErr w:type="spellEnd"/>
       <w:r>
+        <w:rPr>
+          <w:rFonts w:ascii="TH Sarabun New" w:hAnsi="TH Sarabun New" w:cs="TH Sarabun New"/>
+          <w:sz w:val="32"/>
+          <w:szCs w:val="32"/>
+        </w:rPr>
         <w:t xml:space="preserve"> Commit </w:t>
       </w:r>
       <w:proofErr w:type="spellStart"/>
       <w:r>
         <w:rPr>
-          <w:rFonts w:ascii="Browallia New" w:hAnsi="Browallia New" w:cs="Browallia New"/>
+          <w:rFonts w:ascii="TH Sarabun New" w:hAnsi="TH Sarabun New" w:cs="TH Sarabun New"/>
+          <w:sz w:val="32"/>
+          <w:szCs w:val="32"/>
           <w:lang w:bidi="th-TH"/>
         </w:rPr>
         <w:t>ย้อนหลังด้วยคำสั่ง</w:t>
       </w:r>
       <w:proofErr w:type="spellEnd"/>
       <w:r>
+        <w:rPr>
+          <w:rFonts w:ascii="TH Sarabun New" w:hAnsi="TH Sarabun New" w:cs="TH Sarabun New"/>
+          <w:sz w:val="32"/>
+          <w:szCs w:val="32"/>
+        </w:rPr>
         <w:t>:  git log --</w:t>
       </w:r>
       <w:proofErr w:type="spellStart"/>
       <w:r>
+        <w:rPr>
+          <w:rFonts w:ascii="TH Sarabun New" w:hAnsi="TH Sarabun New" w:cs="TH Sarabun New"/>
+          <w:sz w:val="32"/>
+          <w:szCs w:val="32"/>
+        </w:rPr>
         <w:t>oneline</w:t>
       </w:r>
       <w:proofErr w:type="spellEnd"/>
       <w:r>
+        <w:rPr>
+          <w:rFonts w:ascii="TH Sarabun New" w:hAnsi="TH Sarabun New" w:cs="TH Sarabun New"/>
+          <w:sz w:val="32"/>
+          <w:szCs w:val="32"/>
+        </w:rPr>
         <w:t xml:space="preserve"> -n 5</w:t>
       </w:r>
     </w:p>
     <w:p>
+      <w:pPr>
+        <w:rPr>
+          <w:rFonts w:ascii="TH Sarabun New" w:hAnsi="TH Sarabun New" w:cs="TH Sarabun New"/>
+          <w:sz w:val="32"/>
+          <w:szCs w:val="32"/>
+        </w:rPr>
+      </w:pPr>
       <w:proofErr w:type="spellStart"/>
       <w:r>
         <w:rPr>
-          <w:rFonts w:ascii="Browallia New" w:hAnsi="Browallia New" w:cs="Browallia New"/>
+          <w:rFonts w:ascii="TH Sarabun New" w:hAnsi="TH Sarabun New" w:cs="TH Sarabun New"/>
+          <w:sz w:val="32"/>
+          <w:szCs w:val="32"/>
           <w:lang w:bidi="th-TH"/>
         </w:rPr>
         <w:t>ขั้นตอนที่</w:t>
       </w:r>
       <w:proofErr w:type="spellEnd"/>
       <w:r>
+        <w:rPr>
+          <w:rFonts w:ascii="TH Sarabun New" w:hAnsi="TH Sarabun New" w:cs="TH Sarabun New"/>
+          <w:sz w:val="32"/>
+          <w:szCs w:val="32"/>
+        </w:rPr>
         <w:t xml:space="preserve"> 2: </w:t>
       </w:r>
       <w:proofErr w:type="spellStart"/>
       <w:r>
         <w:rPr>
-          <w:rFonts w:ascii="Browallia New" w:hAnsi="Browallia New" w:cs="Browallia New"/>
+          <w:rFonts w:ascii="TH Sarabun New" w:hAnsi="TH Sarabun New" w:cs="TH Sarabun New"/>
+          <w:sz w:val="32"/>
+          <w:szCs w:val="32"/>
           <w:lang w:bidi="th-TH"/>
         </w:rPr>
         <w:t>สลับกลับไปใช้เวอร์ชันที่ต้องการด้วยคำสั่ง</w:t>
       </w:r>
       <w:proofErr w:type="spellEnd"/>
       <w:r>
+        <w:rPr>
+          <w:rFonts w:ascii="TH Sarabun New" w:hAnsi="TH Sarabun New" w:cs="TH Sarabun New"/>
+          <w:sz w:val="32"/>
+          <w:szCs w:val="32"/>
+        </w:rPr>
         <w:t>:  git checkout &lt;COMMIT_HASH&gt;</w:t>
       </w:r>
     </w:p>
     <w:p>
+      <w:pPr>
+        <w:rPr>
+          <w:rFonts w:ascii="TH Sarabun New" w:hAnsi="TH Sarabun New" w:cs="TH Sarabun New"/>
+          <w:sz w:val="32"/>
+          <w:szCs w:val="32"/>
+        </w:rPr>
+      </w:pPr>
       <w:proofErr w:type="spellStart"/>
       <w:r>
         <w:rPr>
-          <w:rFonts w:ascii="Browallia New" w:hAnsi="Browallia New" w:cs="Browallia New"/>
-          <w:lang w:bidi="th-TH"/>
-        </w:rPr>
-        <w:lastRenderedPageBreak/>
+          <w:rFonts w:ascii="TH Sarabun New" w:hAnsi="TH Sarabun New" w:cs="TH Sarabun New"/>
+          <w:sz w:val="32"/>
+          <w:szCs w:val="32"/>
+          <w:lang w:bidi="th-TH"/>
+        </w:rPr>
         <w:t>ขั้นตอนที่</w:t>
       </w:r>
       <w:proofErr w:type="spellEnd"/>
       <w:r>
+        <w:rPr>
+          <w:rFonts w:ascii="TH Sarabun New" w:hAnsi="TH Sarabun New" w:cs="TH Sarabun New"/>
+          <w:sz w:val="32"/>
+          <w:szCs w:val="32"/>
+        </w:rPr>
         <w:t xml:space="preserve"> 3: </w:t>
       </w:r>
       <w:proofErr w:type="spellStart"/>
       <w:r>
         <w:rPr>
-          <w:rFonts w:ascii="Browallia New" w:hAnsi="Browallia New" w:cs="Browallia New"/>
+          <w:rFonts w:ascii="TH Sarabun New" w:hAnsi="TH Sarabun New" w:cs="TH Sarabun New"/>
+          <w:sz w:val="32"/>
+          <w:szCs w:val="32"/>
           <w:lang w:bidi="th-TH"/>
         </w:rPr>
         <w:t>สร้างและรันคอนเทนเนอร์ใหม่</w:t>
       </w:r>
       <w:proofErr w:type="spellEnd"/>
       <w:r>
+        <w:rPr>
+          <w:rFonts w:ascii="TH Sarabun New" w:hAnsi="TH Sarabun New" w:cs="TH Sarabun New"/>
+          <w:sz w:val="32"/>
+          <w:szCs w:val="32"/>
+        </w:rPr>
         <w:t>:  docker compose up -d --build</w:t>
       </w:r>
     </w:p>
     <w:p>
-      <w:r>
+      <w:pPr>
+        <w:rPr>
+          <w:rFonts w:ascii="TH Sarabun New" w:hAnsi="TH Sarabun New" w:cs="TH Sarabun New"/>
+          <w:sz w:val="32"/>
+          <w:szCs w:val="32"/>
+        </w:rPr>
+      </w:pPr>
+      <w:r>
+        <w:rPr>
+          <w:rFonts w:ascii="TH Sarabun New" w:hAnsi="TH Sarabun New" w:cs="TH Sarabun New"/>
+          <w:sz w:val="32"/>
+          <w:szCs w:val="32"/>
+        </w:rPr>
         <w:t xml:space="preserve">5.5 </w:t>
       </w:r>
       <w:proofErr w:type="spellStart"/>
       <w:r>
         <w:rPr>
-          <w:rFonts w:ascii="Browallia New" w:hAnsi="Browallia New" w:cs="Browallia New"/>
+          <w:rFonts w:ascii="TH Sarabun New" w:hAnsi="TH Sarabun New" w:cs="TH Sarabun New"/>
+          <w:sz w:val="32"/>
+          <w:szCs w:val="32"/>
           <w:lang w:bidi="th-TH"/>
         </w:rPr>
         <w:t>กรณีที่</w:t>
       </w:r>
       <w:proofErr w:type="spellEnd"/>
       <w:r>
+        <w:rPr>
+          <w:rFonts w:ascii="TH Sarabun New" w:hAnsi="TH Sarabun New" w:cs="TH Sarabun New"/>
+          <w:sz w:val="32"/>
+          <w:szCs w:val="32"/>
+        </w:rPr>
         <w:t xml:space="preserve"> 5: </w:t>
       </w:r>
       <w:proofErr w:type="spellStart"/>
       <w:r>
         <w:rPr>
-          <w:rFonts w:ascii="Browallia New" w:hAnsi="Browallia New" w:cs="Browallia New"/>
+          <w:rFonts w:ascii="TH Sarabun New" w:hAnsi="TH Sarabun New" w:cs="TH Sarabun New"/>
+          <w:sz w:val="32"/>
+          <w:szCs w:val="32"/>
           <w:lang w:bidi="th-TH"/>
         </w:rPr>
         <w:t>การติดตั้งระบบใหม่บนเครื่องสำรอง</w:t>
       </w:r>
       <w:proofErr w:type="spellEnd"/>
       <w:r>
+        <w:rPr>
+          <w:rFonts w:ascii="TH Sarabun New" w:hAnsi="TH Sarabun New" w:cs="TH Sarabun New"/>
+          <w:sz w:val="32"/>
+          <w:szCs w:val="32"/>
+        </w:rPr>
         <w:t xml:space="preserve"> (Disaster Recovery - Fresh Setup)</w:t>
       </w:r>
     </w:p>
     <w:p>
+      <w:pPr>
+        <w:rPr>
+          <w:rFonts w:ascii="TH Sarabun New" w:hAnsi="TH Sarabun New" w:cs="TH Sarabun New"/>
+          <w:sz w:val="32"/>
+          <w:szCs w:val="32"/>
+        </w:rPr>
+      </w:pPr>
       <w:proofErr w:type="spellStart"/>
       <w:r>
         <w:rPr>
-          <w:rFonts w:ascii="Browallia New" w:hAnsi="Browallia New" w:cs="Browallia New"/>
-          <w:lang w:bidi="th-TH"/>
-        </w:rPr>
+          <w:rFonts w:ascii="TH Sarabun New" w:hAnsi="TH Sarabun New" w:cs="TH Sarabun New"/>
+          <w:sz w:val="32"/>
+          <w:szCs w:val="32"/>
+          <w:lang w:bidi="th-TH"/>
+        </w:rPr>
+        <w:lastRenderedPageBreak/>
         <w:t>กรณีที่เครื่องเซิร์ฟเวอร์หลักชำรุดเสียหาย</w:t>
       </w:r>
       <w:proofErr w:type="spellEnd"/>
       <w:r>
+        <w:rPr>
+          <w:rFonts w:ascii="TH Sarabun New" w:hAnsi="TH Sarabun New" w:cs="TH Sarabun New"/>
+          <w:sz w:val="32"/>
+          <w:szCs w:val="32"/>
+        </w:rPr>
         <w:t xml:space="preserve"> </w:t>
       </w:r>
       <w:proofErr w:type="spellStart"/>
       <w:r>
         <w:rPr>
-          <w:rFonts w:ascii="Browallia New" w:hAnsi="Browallia New" w:cs="Browallia New"/>
+          <w:rFonts w:ascii="TH Sarabun New" w:hAnsi="TH Sarabun New" w:cs="TH Sarabun New"/>
+          <w:sz w:val="32"/>
+          <w:szCs w:val="32"/>
           <w:lang w:bidi="th-TH"/>
         </w:rPr>
         <w:t>และจำเป็นต้องย้ายระบบ</w:t>
       </w:r>
       <w:proofErr w:type="spellEnd"/>
       <w:r>
+        <w:rPr>
+          <w:rFonts w:ascii="TH Sarabun New" w:hAnsi="TH Sarabun New" w:cs="TH Sarabun New"/>
+          <w:sz w:val="32"/>
+          <w:szCs w:val="32"/>
+        </w:rPr>
         <w:t xml:space="preserve"> Frontend </w:t>
       </w:r>
       <w:proofErr w:type="spellStart"/>
       <w:r>
         <w:rPr>
-          <w:rFonts w:ascii="Browallia New" w:hAnsi="Browallia New" w:cs="Browallia New"/>
+          <w:rFonts w:ascii="TH Sarabun New" w:hAnsi="TH Sarabun New" w:cs="TH Sarabun New"/>
+          <w:sz w:val="32"/>
+          <w:szCs w:val="32"/>
           <w:lang w:bidi="th-TH"/>
         </w:rPr>
         <w:t>ไปยังเครื่องใหม่ทันที</w:t>
       </w:r>
       <w:proofErr w:type="spellEnd"/>
       <w:r>
+        <w:rPr>
+          <w:rFonts w:ascii="TH Sarabun New" w:hAnsi="TH Sarabun New" w:cs="TH Sarabun New"/>
+          <w:sz w:val="32"/>
+          <w:szCs w:val="32"/>
+        </w:rPr>
         <w:t>:</w:t>
       </w:r>
     </w:p>
     <w:p>
+      <w:pPr>
+        <w:rPr>
+          <w:rFonts w:ascii="TH Sarabun New" w:hAnsi="TH Sarabun New" w:cs="TH Sarabun New"/>
+          <w:sz w:val="32"/>
+          <w:szCs w:val="32"/>
+        </w:rPr>
+      </w:pPr>
       <w:proofErr w:type="spellStart"/>
       <w:r>
         <w:rPr>
-          <w:rFonts w:ascii="Browallia New" w:hAnsi="Browallia New" w:cs="Browallia New"/>
+          <w:rFonts w:ascii="TH Sarabun New" w:hAnsi="TH Sarabun New" w:cs="TH Sarabun New"/>
+          <w:sz w:val="32"/>
+          <w:szCs w:val="32"/>
           <w:lang w:bidi="th-TH"/>
         </w:rPr>
         <w:t>ขั้นตอนที่</w:t>
       </w:r>
       <w:proofErr w:type="spellEnd"/>
       <w:r>
+        <w:rPr>
+          <w:rFonts w:ascii="TH Sarabun New" w:hAnsi="TH Sarabun New" w:cs="TH Sarabun New"/>
+          <w:sz w:val="32"/>
+          <w:szCs w:val="32"/>
+        </w:rPr>
         <w:t xml:space="preserve"> 1: </w:t>
       </w:r>
       <w:proofErr w:type="spellStart"/>
       <w:r>
         <w:rPr>
-          <w:rFonts w:ascii="Browallia New" w:hAnsi="Browallia New" w:cs="Browallia New"/>
+          <w:rFonts w:ascii="TH Sarabun New" w:hAnsi="TH Sarabun New" w:cs="TH Sarabun New"/>
+          <w:sz w:val="32"/>
+          <w:szCs w:val="32"/>
           <w:lang w:bidi="th-TH"/>
         </w:rPr>
         <w:t>ติดตั้ง</w:t>
       </w:r>
       <w:proofErr w:type="spellEnd"/>
       <w:r>
+        <w:rPr>
+          <w:rFonts w:ascii="TH Sarabun New" w:hAnsi="TH Sarabun New" w:cs="TH Sarabun New"/>
+          <w:sz w:val="32"/>
+          <w:szCs w:val="32"/>
+        </w:rPr>
         <w:t xml:space="preserve"> Git </w:t>
       </w:r>
       <w:proofErr w:type="spellStart"/>
       <w:r>
         <w:rPr>
-          <w:rFonts w:ascii="Browallia New" w:hAnsi="Browallia New" w:cs="Browallia New"/>
+          <w:rFonts w:ascii="TH Sarabun New" w:hAnsi="TH Sarabun New" w:cs="TH Sarabun New"/>
+          <w:sz w:val="32"/>
+          <w:szCs w:val="32"/>
           <w:lang w:bidi="th-TH"/>
         </w:rPr>
         <w:t>และ</w:t>
       </w:r>
       <w:proofErr w:type="spellEnd"/>
       <w:r>
+        <w:rPr>
+          <w:rFonts w:ascii="TH Sarabun New" w:hAnsi="TH Sarabun New" w:cs="TH Sarabun New"/>
+          <w:sz w:val="32"/>
+          <w:szCs w:val="32"/>
+        </w:rPr>
         <w:t xml:space="preserve"> Docker Desktop (</w:t>
       </w:r>
       <w:proofErr w:type="spellStart"/>
       <w:r>
         <w:rPr>
-          <w:rFonts w:ascii="Browallia New" w:hAnsi="Browallia New" w:cs="Browallia New"/>
+          <w:rFonts w:ascii="TH Sarabun New" w:hAnsi="TH Sarabun New" w:cs="TH Sarabun New"/>
+          <w:sz w:val="32"/>
+          <w:szCs w:val="32"/>
           <w:lang w:bidi="th-TH"/>
         </w:rPr>
         <w:t>หรือ</w:t>
       </w:r>
       <w:proofErr w:type="spellEnd"/>
       <w:r>
+        <w:rPr>
+          <w:rFonts w:ascii="TH Sarabun New" w:hAnsi="TH Sarabun New" w:cs="TH Sarabun New"/>
+          <w:sz w:val="32"/>
+          <w:szCs w:val="32"/>
+        </w:rPr>
         <w:t xml:space="preserve"> Docker Engine) </w:t>
       </w:r>
       <w:proofErr w:type="spellStart"/>
       <w:r>
         <w:rPr>
-          <w:rFonts w:ascii="Browallia New" w:hAnsi="Browallia New" w:cs="Browallia New"/>
+          <w:rFonts w:ascii="TH Sarabun New" w:hAnsi="TH Sarabun New" w:cs="TH Sarabun New"/>
+          <w:sz w:val="32"/>
+          <w:szCs w:val="32"/>
           <w:lang w:bidi="th-TH"/>
         </w:rPr>
         <w:t>บนเครื่องเซิร์ฟเวอร์ใหม่</w:t>
@@ -5607,245 +7978,463 @@
       <w:proofErr w:type="spellEnd"/>
     </w:p>
     <w:p>
+      <w:pPr>
+        <w:rPr>
+          <w:rFonts w:ascii="TH Sarabun New" w:hAnsi="TH Sarabun New" w:cs="TH Sarabun New"/>
+          <w:sz w:val="32"/>
+          <w:szCs w:val="32"/>
+        </w:rPr>
+      </w:pPr>
       <w:proofErr w:type="spellStart"/>
       <w:r>
         <w:rPr>
-          <w:rFonts w:ascii="Browallia New" w:hAnsi="Browallia New" w:cs="Browallia New"/>
+          <w:rFonts w:ascii="TH Sarabun New" w:hAnsi="TH Sarabun New" w:cs="TH Sarabun New"/>
+          <w:sz w:val="32"/>
+          <w:szCs w:val="32"/>
           <w:lang w:bidi="th-TH"/>
         </w:rPr>
         <w:t>ขั้นตอนที่</w:t>
       </w:r>
       <w:proofErr w:type="spellEnd"/>
       <w:r>
+        <w:rPr>
+          <w:rFonts w:ascii="TH Sarabun New" w:hAnsi="TH Sarabun New" w:cs="TH Sarabun New"/>
+          <w:sz w:val="32"/>
+          <w:szCs w:val="32"/>
+        </w:rPr>
         <w:t xml:space="preserve"> 2: </w:t>
       </w:r>
       <w:proofErr w:type="spellStart"/>
       <w:r>
         <w:rPr>
-          <w:rFonts w:ascii="Browallia New" w:hAnsi="Browallia New" w:cs="Browallia New"/>
+          <w:rFonts w:ascii="TH Sarabun New" w:hAnsi="TH Sarabun New" w:cs="TH Sarabun New"/>
+          <w:sz w:val="32"/>
+          <w:szCs w:val="32"/>
           <w:lang w:bidi="th-TH"/>
         </w:rPr>
         <w:t>โคลนโครงการมาจาก</w:t>
       </w:r>
       <w:proofErr w:type="spellEnd"/>
       <w:r>
+        <w:rPr>
+          <w:rFonts w:ascii="TH Sarabun New" w:hAnsi="TH Sarabun New" w:cs="TH Sarabun New"/>
+          <w:sz w:val="32"/>
+          <w:szCs w:val="32"/>
+        </w:rPr>
         <w:t xml:space="preserve"> GitHub:</w:t>
       </w:r>
     </w:p>
     <w:p>
-      <w:r>
+      <w:pPr>
+        <w:rPr>
+          <w:rFonts w:ascii="TH Sarabun New" w:hAnsi="TH Sarabun New" w:cs="TH Sarabun New"/>
+          <w:sz w:val="32"/>
+          <w:szCs w:val="32"/>
+        </w:rPr>
+      </w:pPr>
+      <w:r>
+        <w:rPr>
+          <w:rFonts w:ascii="TH Sarabun New" w:hAnsi="TH Sarabun New" w:cs="TH Sarabun New"/>
+          <w:sz w:val="32"/>
+          <w:szCs w:val="32"/>
+        </w:rPr>
         <w:t xml:space="preserve">   git clone https://github.com/chanachoopol/lpr-system.git</w:t>
       </w:r>
     </w:p>
     <w:p>
-      <w:r>
+      <w:pPr>
+        <w:rPr>
+          <w:rFonts w:ascii="TH Sarabun New" w:hAnsi="TH Sarabun New" w:cs="TH Sarabun New"/>
+          <w:sz w:val="32"/>
+          <w:szCs w:val="32"/>
+        </w:rPr>
+      </w:pPr>
+      <w:r>
+        <w:rPr>
+          <w:rFonts w:ascii="TH Sarabun New" w:hAnsi="TH Sarabun New" w:cs="TH Sarabun New"/>
+          <w:sz w:val="32"/>
+          <w:szCs w:val="32"/>
+        </w:rPr>
         <w:t xml:space="preserve">   cd </w:t>
       </w:r>
       <w:proofErr w:type="spellStart"/>
       <w:r>
+        <w:rPr>
+          <w:rFonts w:ascii="TH Sarabun New" w:hAnsi="TH Sarabun New" w:cs="TH Sarabun New"/>
+          <w:sz w:val="32"/>
+          <w:szCs w:val="32"/>
+        </w:rPr>
         <w:t>lpr</w:t>
       </w:r>
       <w:proofErr w:type="spellEnd"/>
       <w:r>
+        <w:rPr>
+          <w:rFonts w:ascii="TH Sarabun New" w:hAnsi="TH Sarabun New" w:cs="TH Sarabun New"/>
+          <w:sz w:val="32"/>
+          <w:szCs w:val="32"/>
+        </w:rPr>
         <w:t>-system</w:t>
       </w:r>
     </w:p>
     <w:p>
+      <w:pPr>
+        <w:rPr>
+          <w:rFonts w:ascii="TH Sarabun New" w:hAnsi="TH Sarabun New" w:cs="TH Sarabun New"/>
+          <w:sz w:val="32"/>
+          <w:szCs w:val="32"/>
+        </w:rPr>
+      </w:pPr>
       <w:proofErr w:type="spellStart"/>
       <w:r>
         <w:rPr>
-          <w:rFonts w:ascii="Browallia New" w:hAnsi="Browallia New" w:cs="Browallia New"/>
+          <w:rFonts w:ascii="TH Sarabun New" w:hAnsi="TH Sarabun New" w:cs="TH Sarabun New"/>
+          <w:sz w:val="32"/>
+          <w:szCs w:val="32"/>
           <w:lang w:bidi="th-TH"/>
         </w:rPr>
         <w:t>ขั้นตอนที่</w:t>
       </w:r>
       <w:proofErr w:type="spellEnd"/>
       <w:r>
+        <w:rPr>
+          <w:rFonts w:ascii="TH Sarabun New" w:hAnsi="TH Sarabun New" w:cs="TH Sarabun New"/>
+          <w:sz w:val="32"/>
+          <w:szCs w:val="32"/>
+        </w:rPr>
         <w:t xml:space="preserve"> 3: </w:t>
       </w:r>
       <w:proofErr w:type="spellStart"/>
       <w:r>
         <w:rPr>
-          <w:rFonts w:ascii="Browallia New" w:hAnsi="Browallia New" w:cs="Browallia New"/>
+          <w:rFonts w:ascii="TH Sarabun New" w:hAnsi="TH Sarabun New" w:cs="TH Sarabun New"/>
+          <w:sz w:val="32"/>
+          <w:szCs w:val="32"/>
           <w:lang w:bidi="th-TH"/>
         </w:rPr>
         <w:t>คัดลอกและสร้างไฟล์คอนฟิกูเรชัน</w:t>
       </w:r>
       <w:proofErr w:type="spellEnd"/>
       <w:r>
+        <w:rPr>
+          <w:rFonts w:ascii="TH Sarabun New" w:hAnsi="TH Sarabun New" w:cs="TH Sarabun New"/>
+          <w:sz w:val="32"/>
+          <w:szCs w:val="32"/>
+        </w:rPr>
         <w:t xml:space="preserve">:  </w:t>
       </w:r>
       <w:proofErr w:type="gramStart"/>
       <w:r>
+        <w:rPr>
+          <w:rFonts w:ascii="TH Sarabun New" w:hAnsi="TH Sarabun New" w:cs="TH Sarabun New"/>
+          <w:sz w:val="32"/>
+          <w:szCs w:val="32"/>
+        </w:rPr>
         <w:t>cp .</w:t>
       </w:r>
       <w:proofErr w:type="spellStart"/>
       <w:r>
+        <w:rPr>
+          <w:rFonts w:ascii="TH Sarabun New" w:hAnsi="TH Sarabun New" w:cs="TH Sarabun New"/>
+          <w:sz w:val="32"/>
+          <w:szCs w:val="32"/>
+        </w:rPr>
         <w:t>env</w:t>
       </w:r>
       <w:proofErr w:type="gramEnd"/>
       <w:r>
+        <w:rPr>
+          <w:rFonts w:ascii="TH Sarabun New" w:hAnsi="TH Sarabun New" w:cs="TH Sarabun New"/>
+          <w:sz w:val="32"/>
+          <w:szCs w:val="32"/>
+        </w:rPr>
         <w:t>.</w:t>
       </w:r>
       <w:proofErr w:type="gramStart"/>
       <w:r>
+        <w:rPr>
+          <w:rFonts w:ascii="TH Sarabun New" w:hAnsi="TH Sarabun New" w:cs="TH Sarabun New"/>
+          <w:sz w:val="32"/>
+          <w:szCs w:val="32"/>
+        </w:rPr>
         <w:t>example</w:t>
       </w:r>
       <w:proofErr w:type="spellEnd"/>
       <w:r>
+        <w:rPr>
+          <w:rFonts w:ascii="TH Sarabun New" w:hAnsi="TH Sarabun New" w:cs="TH Sarabun New"/>
+          <w:sz w:val="32"/>
+          <w:szCs w:val="32"/>
+        </w:rPr>
         <w:t xml:space="preserve"> .env</w:t>
       </w:r>
       <w:proofErr w:type="gramEnd"/>
     </w:p>
     <w:p>
-      <w:r>
+      <w:pPr>
+        <w:rPr>
+          <w:rFonts w:ascii="TH Sarabun New" w:hAnsi="TH Sarabun New" w:cs="TH Sarabun New"/>
+          <w:sz w:val="32"/>
+          <w:szCs w:val="32"/>
+        </w:rPr>
+      </w:pPr>
+      <w:r>
+        <w:rPr>
+          <w:rFonts w:ascii="TH Sarabun New" w:hAnsi="TH Sarabun New" w:cs="TH Sarabun New"/>
+          <w:sz w:val="32"/>
+          <w:szCs w:val="32"/>
+        </w:rPr>
         <w:t xml:space="preserve">   (</w:t>
       </w:r>
       <w:proofErr w:type="spellStart"/>
       <w:r>
         <w:rPr>
-          <w:rFonts w:ascii="Browallia New" w:hAnsi="Browallia New" w:cs="Browallia New"/>
+          <w:rFonts w:ascii="TH Sarabun New" w:hAnsi="TH Sarabun New" w:cs="TH Sarabun New"/>
+          <w:sz w:val="32"/>
+          <w:szCs w:val="32"/>
           <w:lang w:bidi="th-TH"/>
         </w:rPr>
         <w:t>แก้ไขค่า</w:t>
       </w:r>
       <w:proofErr w:type="spellEnd"/>
       <w:r>
+        <w:rPr>
+          <w:rFonts w:ascii="TH Sarabun New" w:hAnsi="TH Sarabun New" w:cs="TH Sarabun New"/>
+          <w:sz w:val="32"/>
+          <w:szCs w:val="32"/>
+        </w:rPr>
         <w:t xml:space="preserve"> VITE_TARGET_HOST </w:t>
       </w:r>
       <w:proofErr w:type="spellStart"/>
       <w:r>
         <w:rPr>
-          <w:rFonts w:ascii="Browallia New" w:hAnsi="Browallia New" w:cs="Browallia New"/>
+          <w:rFonts w:ascii="TH Sarabun New" w:hAnsi="TH Sarabun New" w:cs="TH Sarabun New"/>
+          <w:sz w:val="32"/>
+          <w:szCs w:val="32"/>
           <w:lang w:bidi="th-TH"/>
         </w:rPr>
         <w:t>และ</w:t>
       </w:r>
       <w:proofErr w:type="spellEnd"/>
       <w:r>
+        <w:rPr>
+          <w:rFonts w:ascii="TH Sarabun New" w:hAnsi="TH Sarabun New" w:cs="TH Sarabun New"/>
+          <w:sz w:val="32"/>
+          <w:szCs w:val="32"/>
+        </w:rPr>
         <w:t xml:space="preserve"> VITE_API_URL </w:t>
       </w:r>
       <w:proofErr w:type="spellStart"/>
       <w:r>
         <w:rPr>
-          <w:rFonts w:ascii="Browallia New" w:hAnsi="Browallia New" w:cs="Browallia New"/>
+          <w:rFonts w:ascii="TH Sarabun New" w:hAnsi="TH Sarabun New" w:cs="TH Sarabun New"/>
+          <w:sz w:val="32"/>
+          <w:szCs w:val="32"/>
           <w:lang w:bidi="th-TH"/>
         </w:rPr>
         <w:t>ให้ตรงกับเครื่อง</w:t>
       </w:r>
       <w:proofErr w:type="spellEnd"/>
       <w:r>
+        <w:rPr>
+          <w:rFonts w:ascii="TH Sarabun New" w:hAnsi="TH Sarabun New" w:cs="TH Sarabun New"/>
+          <w:sz w:val="32"/>
+          <w:szCs w:val="32"/>
+        </w:rPr>
         <w:t xml:space="preserve"> Backend </w:t>
       </w:r>
       <w:proofErr w:type="spellStart"/>
       <w:r>
         <w:rPr>
-          <w:rFonts w:ascii="Browallia New" w:hAnsi="Browallia New" w:cs="Browallia New"/>
+          <w:rFonts w:ascii="TH Sarabun New" w:hAnsi="TH Sarabun New" w:cs="TH Sarabun New"/>
+          <w:sz w:val="32"/>
+          <w:szCs w:val="32"/>
           <w:lang w:bidi="th-TH"/>
         </w:rPr>
         <w:t>ปัจจุบัน</w:t>
       </w:r>
       <w:proofErr w:type="spellEnd"/>
       <w:r>
+        <w:rPr>
+          <w:rFonts w:ascii="TH Sarabun New" w:hAnsi="TH Sarabun New" w:cs="TH Sarabun New"/>
+          <w:sz w:val="32"/>
+          <w:szCs w:val="32"/>
+        </w:rPr>
         <w:t>)</w:t>
       </w:r>
     </w:p>
     <w:p>
+      <w:pPr>
+        <w:rPr>
+          <w:rFonts w:ascii="TH Sarabun New" w:hAnsi="TH Sarabun New" w:cs="TH Sarabun New"/>
+          <w:sz w:val="32"/>
+          <w:szCs w:val="32"/>
+        </w:rPr>
+      </w:pPr>
       <w:proofErr w:type="spellStart"/>
       <w:r>
         <w:rPr>
-          <w:rFonts w:ascii="Browallia New" w:hAnsi="Browallia New" w:cs="Browallia New"/>
+          <w:rFonts w:ascii="TH Sarabun New" w:hAnsi="TH Sarabun New" w:cs="TH Sarabun New"/>
+          <w:sz w:val="32"/>
+          <w:szCs w:val="32"/>
           <w:lang w:bidi="th-TH"/>
         </w:rPr>
         <w:t>ขั้นตอนที่</w:t>
       </w:r>
       <w:proofErr w:type="spellEnd"/>
       <w:r>
+        <w:rPr>
+          <w:rFonts w:ascii="TH Sarabun New" w:hAnsi="TH Sarabun New" w:cs="TH Sarabun New"/>
+          <w:sz w:val="32"/>
+          <w:szCs w:val="32"/>
+        </w:rPr>
         <w:t xml:space="preserve"> 4: </w:t>
       </w:r>
       <w:proofErr w:type="spellStart"/>
       <w:r>
         <w:rPr>
-          <w:rFonts w:ascii="Browallia New" w:hAnsi="Browallia New" w:cs="Browallia New"/>
+          <w:rFonts w:ascii="TH Sarabun New" w:hAnsi="TH Sarabun New" w:cs="TH Sarabun New"/>
+          <w:sz w:val="32"/>
+          <w:szCs w:val="32"/>
           <w:lang w:bidi="th-TH"/>
         </w:rPr>
         <w:t>สั่ง</w:t>
       </w:r>
       <w:proofErr w:type="spellEnd"/>
       <w:r>
+        <w:rPr>
+          <w:rFonts w:ascii="TH Sarabun New" w:hAnsi="TH Sarabun New" w:cs="TH Sarabun New"/>
+          <w:sz w:val="32"/>
+          <w:szCs w:val="32"/>
+        </w:rPr>
         <w:t xml:space="preserve"> Build </w:t>
       </w:r>
       <w:proofErr w:type="spellStart"/>
       <w:r>
         <w:rPr>
-          <w:rFonts w:ascii="Browallia New" w:hAnsi="Browallia New" w:cs="Browallia New"/>
+          <w:rFonts w:ascii="TH Sarabun New" w:hAnsi="TH Sarabun New" w:cs="TH Sarabun New"/>
+          <w:sz w:val="32"/>
+          <w:szCs w:val="32"/>
           <w:lang w:bidi="th-TH"/>
         </w:rPr>
         <w:t>และรันระบบผ่าน</w:t>
       </w:r>
       <w:proofErr w:type="spellEnd"/>
       <w:r>
+        <w:rPr>
+          <w:rFonts w:ascii="TH Sarabun New" w:hAnsi="TH Sarabun New" w:cs="TH Sarabun New"/>
+          <w:sz w:val="32"/>
+          <w:szCs w:val="32"/>
+        </w:rPr>
         <w:t xml:space="preserve"> Docker Compose:</w:t>
       </w:r>
     </w:p>
     <w:p>
-      <w:r>
+      <w:pPr>
+        <w:rPr>
+          <w:rFonts w:ascii="TH Sarabun New" w:hAnsi="TH Sarabun New" w:cs="TH Sarabun New"/>
+          <w:sz w:val="32"/>
+          <w:szCs w:val="32"/>
+        </w:rPr>
+      </w:pPr>
+      <w:r>
+        <w:rPr>
+          <w:rFonts w:ascii="TH Sarabun New" w:hAnsi="TH Sarabun New" w:cs="TH Sarabun New"/>
+          <w:sz w:val="32"/>
+          <w:szCs w:val="32"/>
+        </w:rPr>
         <w:t xml:space="preserve">   docker compose up -d --build</w:t>
       </w:r>
     </w:p>
     <w:p>
+      <w:pPr>
+        <w:rPr>
+          <w:rFonts w:ascii="TH Sarabun New" w:hAnsi="TH Sarabun New" w:cs="TH Sarabun New"/>
+          <w:sz w:val="32"/>
+          <w:szCs w:val="32"/>
+        </w:rPr>
+      </w:pPr>
       <w:proofErr w:type="spellStart"/>
       <w:r>
         <w:rPr>
-          <w:rFonts w:ascii="Browallia New" w:hAnsi="Browallia New" w:cs="Browallia New"/>
+          <w:rFonts w:ascii="TH Sarabun New" w:hAnsi="TH Sarabun New" w:cs="TH Sarabun New"/>
+          <w:sz w:val="32"/>
+          <w:szCs w:val="32"/>
           <w:lang w:bidi="th-TH"/>
         </w:rPr>
         <w:t>ผลลัพธ์</w:t>
       </w:r>
       <w:proofErr w:type="spellEnd"/>
       <w:r>
+        <w:rPr>
+          <w:rFonts w:ascii="TH Sarabun New" w:hAnsi="TH Sarabun New" w:cs="TH Sarabun New"/>
+          <w:sz w:val="32"/>
+          <w:szCs w:val="32"/>
+        </w:rPr>
         <w:t xml:space="preserve">: </w:t>
       </w:r>
       <w:proofErr w:type="spellStart"/>
       <w:r>
         <w:rPr>
-          <w:rFonts w:ascii="Browallia New" w:hAnsi="Browallia New" w:cs="Browallia New"/>
+          <w:rFonts w:ascii="TH Sarabun New" w:hAnsi="TH Sarabun New" w:cs="TH Sarabun New"/>
+          <w:sz w:val="32"/>
+          <w:szCs w:val="32"/>
           <w:lang w:bidi="th-TH"/>
         </w:rPr>
         <w:t>ระบบ</w:t>
       </w:r>
       <w:proofErr w:type="spellEnd"/>
       <w:r>
+        <w:rPr>
+          <w:rFonts w:ascii="TH Sarabun New" w:hAnsi="TH Sarabun New" w:cs="TH Sarabun New"/>
+          <w:sz w:val="32"/>
+          <w:szCs w:val="32"/>
+        </w:rPr>
         <w:t xml:space="preserve"> Frontend </w:t>
       </w:r>
       <w:proofErr w:type="spellStart"/>
       <w:r>
         <w:rPr>
-          <w:rFonts w:ascii="Browallia New" w:hAnsi="Browallia New" w:cs="Browallia New"/>
+          <w:rFonts w:ascii="TH Sarabun New" w:hAnsi="TH Sarabun New" w:cs="TH Sarabun New"/>
+          <w:sz w:val="32"/>
+          <w:szCs w:val="32"/>
           <w:lang w:bidi="th-TH"/>
         </w:rPr>
         <w:t>จะพร้อมให้บริการบนพอร์ต</w:t>
       </w:r>
       <w:proofErr w:type="spellEnd"/>
       <w:r>
+        <w:rPr>
+          <w:rFonts w:ascii="TH Sarabun New" w:hAnsi="TH Sarabun New" w:cs="TH Sarabun New"/>
+          <w:sz w:val="32"/>
+          <w:szCs w:val="32"/>
+        </w:rPr>
         <w:t xml:space="preserve"> 3000 </w:t>
       </w:r>
       <w:proofErr w:type="spellStart"/>
       <w:r>
         <w:rPr>
-          <w:rFonts w:ascii="Browallia New" w:hAnsi="Browallia New" w:cs="Browallia New"/>
+          <w:rFonts w:ascii="TH Sarabun New" w:hAnsi="TH Sarabun New" w:cs="TH Sarabun New"/>
+          <w:sz w:val="32"/>
+          <w:szCs w:val="32"/>
           <w:lang w:bidi="th-TH"/>
         </w:rPr>
         <w:t>ของเครื่องใหม่ทันทีภายใน</w:t>
       </w:r>
       <w:proofErr w:type="spellEnd"/>
       <w:r>
+        <w:rPr>
+          <w:rFonts w:ascii="TH Sarabun New" w:hAnsi="TH Sarabun New" w:cs="TH Sarabun New"/>
+          <w:sz w:val="32"/>
+          <w:szCs w:val="32"/>
+        </w:rPr>
         <w:t xml:space="preserve"> 5 </w:t>
       </w:r>
       <w:proofErr w:type="spellStart"/>
       <w:r>
         <w:rPr>
-          <w:rFonts w:ascii="Browallia New" w:hAnsi="Browallia New" w:cs="Browallia New"/>
+          <w:rFonts w:ascii="TH Sarabun New" w:hAnsi="TH Sarabun New" w:cs="TH Sarabun New"/>
+          <w:sz w:val="32"/>
+          <w:szCs w:val="32"/>
           <w:lang w:bidi="th-TH"/>
         </w:rPr>
         <w:t>นาที</w:t>
@@ -5853,51 +8442,93 @@
       <w:proofErr w:type="spellEnd"/>
     </w:p>
     <w:p>
-      <w:r>
+      <w:pPr>
+        <w:rPr>
+          <w:rFonts w:ascii="TH Sarabun New" w:hAnsi="TH Sarabun New" w:cs="TH Sarabun New"/>
+          <w:sz w:val="32"/>
+          <w:szCs w:val="32"/>
+        </w:rPr>
+      </w:pPr>
+      <w:r>
+        <w:rPr>
+          <w:rFonts w:ascii="TH Sarabun New" w:hAnsi="TH Sarabun New" w:cs="TH Sarabun New"/>
+          <w:sz w:val="32"/>
+          <w:szCs w:val="32"/>
+        </w:rPr>
         <w:t xml:space="preserve">6. </w:t>
       </w:r>
       <w:proofErr w:type="spellStart"/>
       <w:r>
         <w:rPr>
-          <w:rFonts w:ascii="Browallia New" w:hAnsi="Browallia New" w:cs="Browallia New"/>
+          <w:rFonts w:ascii="TH Sarabun New" w:hAnsi="TH Sarabun New" w:cs="TH Sarabun New"/>
+          <w:sz w:val="32"/>
+          <w:szCs w:val="32"/>
           <w:lang w:bidi="th-TH"/>
         </w:rPr>
         <w:t>การรับรองและการลงนามส่งมอบงาน</w:t>
       </w:r>
       <w:proofErr w:type="spellEnd"/>
       <w:r>
+        <w:rPr>
+          <w:rFonts w:ascii="TH Sarabun New" w:hAnsi="TH Sarabun New" w:cs="TH Sarabun New"/>
+          <w:sz w:val="32"/>
+          <w:szCs w:val="32"/>
+        </w:rPr>
         <w:t xml:space="preserve"> (Sign-off &amp; Acceptance)</w:t>
       </w:r>
     </w:p>
     <w:p>
+      <w:pPr>
+        <w:rPr>
+          <w:rFonts w:ascii="TH Sarabun New" w:hAnsi="TH Sarabun New" w:cs="TH Sarabun New"/>
+          <w:sz w:val="32"/>
+          <w:szCs w:val="32"/>
+        </w:rPr>
+      </w:pPr>
       <w:proofErr w:type="spellStart"/>
       <w:r>
         <w:rPr>
-          <w:rFonts w:ascii="Browallia New" w:hAnsi="Browallia New" w:cs="Browallia New"/>
+          <w:rFonts w:ascii="TH Sarabun New" w:hAnsi="TH Sarabun New" w:cs="TH Sarabun New"/>
+          <w:sz w:val="32"/>
+          <w:szCs w:val="32"/>
           <w:lang w:bidi="th-TH"/>
         </w:rPr>
         <w:t>เอกสารฉบับนี้จัดทำขึ้นเพื่อยืนยันการส่งมอบระบบ</w:t>
       </w:r>
       <w:proofErr w:type="spellEnd"/>
       <w:r>
+        <w:rPr>
+          <w:rFonts w:ascii="TH Sarabun New" w:hAnsi="TH Sarabun New" w:cs="TH Sarabun New"/>
+          <w:sz w:val="32"/>
+          <w:szCs w:val="32"/>
+        </w:rPr>
         <w:t xml:space="preserve"> Frontend Web Application </w:t>
       </w:r>
       <w:proofErr w:type="spellStart"/>
       <w:r>
         <w:rPr>
-          <w:rFonts w:ascii="Browallia New" w:hAnsi="Browallia New" w:cs="Browallia New"/>
+          <w:rFonts w:ascii="TH Sarabun New" w:hAnsi="TH Sarabun New" w:cs="TH Sarabun New"/>
+          <w:sz w:val="32"/>
+          <w:szCs w:val="32"/>
           <w:lang w:bidi="th-TH"/>
         </w:rPr>
         <w:t>โครงการระบบตรวจจับและรู้จำป้ายทะเบียนยานพาหนะ</w:t>
       </w:r>
       <w:proofErr w:type="spellEnd"/>
       <w:r>
+        <w:rPr>
+          <w:rFonts w:ascii="TH Sarabun New" w:hAnsi="TH Sarabun New" w:cs="TH Sarabun New"/>
+          <w:sz w:val="32"/>
+          <w:szCs w:val="32"/>
+        </w:rPr>
         <w:t xml:space="preserve"> (LPR System) </w:t>
       </w:r>
       <w:proofErr w:type="spellStart"/>
       <w:r>
         <w:rPr>
-          <w:rFonts w:ascii="Browallia New" w:hAnsi="Browallia New" w:cs="Browallia New"/>
+          <w:rFonts w:ascii="TH Sarabun New" w:hAnsi="TH Sarabun New" w:cs="TH Sarabun New"/>
+          <w:sz w:val="32"/>
+          <w:szCs w:val="32"/>
           <w:lang w:bidi="th-TH"/>
         </w:rPr>
         <w:t>ครบถ้วนตามขอบเขตงานที่ตกลงไว้ทุกประการ</w:t>
@@ -6099,6 +8730,56 @@
     </w:sectPr>
   </w:body>
 </w:document>
+</file>
+
+<file path=word/endnotes.xml><?xml version="1.0" encoding="utf-8"?>
+<w:endnotes xmlns:wpc="http://schemas.microsoft.com/office/word/2010/wordprocessingCanvas" xmlns:cx="http://schemas.microsoft.com/office/drawing/2014/chartex" xmlns:cx1="http://schemas.microsoft.com/office/drawing/2015/9/8/chartex" xmlns:cx2="http://schemas.microsoft.com/office/drawing/2015/10/21/chartex" xmlns:cx3="http://schemas.microsoft.com/office/drawing/2016/5/9/chartex" xmlns:cx4="http://schemas.microsoft.com/office/drawing/2016/5/10/chartex" xmlns:cx5="http://schemas.microsoft.com/office/drawing/2016/5/11/chartex" xmlns:cx6="http://schemas.microsoft.com/office/drawing/2016/5/12/chartex" xmlns:cx7="http://schemas.microsoft.com/office/drawing/2016/5/13/chartex" xmlns:cx8="http://schemas.microsoft.com/office/drawing/2016/5/14/chartex" xmlns:mc="http://schemas.openxmlformats.org/markup-compatibility/2006" xmlns:aink="http://schemas.microsoft.com/office/drawing/2016/ink" xmlns:am3d="http://schemas.microsoft.com/office/drawing/2017/model3d" xmlns:o="urn:schemas-microsoft-com:office:office" xmlns:oel="http://schemas.microsoft.com/office/2019/extlst" xmlns:r="http://schemas.openxmlformats.org/officeDocument/2006/relationships" xmlns:m="http://schemas.openxmlformats.org/officeDocument/2006/math" xmlns:v="urn:schemas-microsoft-com:vml" xmlns:wp14="http://schemas.microsoft.com/office/word/2010/wordprocessingDrawing" xmlns:wp="http://schemas.openxmlformats.org/drawingml/2006/wordprocessingDrawing" xmlns:w10="urn:schemas-microsoft-com:office:word" xmlns:w="http://schemas.openxmlformats.org/wordprocessingml/2006/main" xmlns:w14="http://schemas.microsoft.com/office/word/2010/wordml" xmlns:w15="http://schemas.microsoft.com/office/word/2012/wordml" xmlns:w16cex="http://schemas.microsoft.com/office/word/2018/wordml/cex" xmlns:w16cid="http://schemas.microsoft.com/office/word/2016/wordml/cid" xmlns:w16="http://schemas.microsoft.com/office/word/2018/wordml" xmlns:w16du="http://schemas.microsoft.com/office/word/2023/wordml/word16du" xmlns:w16sdtdh="http://schemas.microsoft.com/office/word/2020/wordml/sdtdatahash" xmlns:w16sdtfl="http://schemas.microsoft.com/office/word/2024/wordml/sdtformatlock" xmlns:w16se="http://schemas.microsoft.com/office/word/2015/wordml/symex" xmlns:wpg="http://schemas.microsoft.com/office/word/2010/wordprocessingGroup" xmlns:wpi="http://schemas.microsoft.com/office/word/2010/wordprocessingInk" xmlns:wne="http://schemas.microsoft.com/office/word/2006/wordml" xmlns:wps="http://schemas.microsoft.com/office/word/2010/wordprocessingShape" mc:Ignorable="w14 w15 w16se w16cid w16 w16cex w16sdtdh w16sdtfl w16du wp14">
+  <w:endnote w:type="separator" w:id="-1">
+    <w:p>
+      <w:pPr>
+        <w:spacing w:after="0" w:line="240" w:lineRule="auto"/>
+      </w:pPr>
+      <w:r>
+        <w:separator/>
+      </w:r>
+    </w:p>
+  </w:endnote>
+  <w:endnote w:type="continuationSeparator" w:id="0">
+    <w:p>
+      <w:pPr>
+        <w:spacing w:after="0" w:line="240" w:lineRule="auto"/>
+      </w:pPr>
+      <w:r>
+        <w:continuationSeparator/>
+      </w:r>
+    </w:p>
+  </w:endnote>
+</w:endnotes>
+</file>
+
+<file path=word/footnotes.xml><?xml version="1.0" encoding="utf-8"?>
+<w:footnotes xmlns:wpc="http://schemas.microsoft.com/office/word/2010/wordprocessingCanvas" xmlns:cx="http://schemas.microsoft.com/office/drawing/2014/chartex" xmlns:cx1="http://schemas.microsoft.com/office/drawing/2015/9/8/chartex" xmlns:cx2="http://schemas.microsoft.com/office/drawing/2015/10/21/chartex" xmlns:cx3="http://schemas.microsoft.com/office/drawing/2016/5/9/chartex" xmlns:cx4="http://schemas.microsoft.com/office/drawing/2016/5/10/chartex" xmlns:cx5="http://schemas.microsoft.com/office/drawing/2016/5/11/chartex" xmlns:cx6="http://schemas.microsoft.com/office/drawing/2016/5/12/chartex" xmlns:cx7="http://schemas.microsoft.com/office/drawing/2016/5/13/chartex" xmlns:cx8="http://schemas.microsoft.com/office/drawing/2016/5/14/chartex" xmlns:mc="http://schemas.openxmlformats.org/markup-compatibility/2006" xmlns:aink="http://schemas.microsoft.com/office/drawing/2016/ink" xmlns:am3d="http://schemas.microsoft.com/office/drawing/2017/model3d" xmlns:o="urn:schemas-microsoft-com:office:office" xmlns:oel="http://schemas.microsoft.com/office/2019/extlst" xmlns:r="http://schemas.openxmlformats.org/officeDocument/2006/relationships" xmlns:m="http://schemas.openxmlformats.org/officeDocument/2006/math" xmlns:v="urn:schemas-microsoft-com:vml" xmlns:wp14="http://schemas.microsoft.com/office/word/2010/wordprocessingDrawing" xmlns:wp="http://schemas.openxmlformats.org/drawingml/2006/wordprocessingDrawing" xmlns:w10="urn:schemas-microsoft-com:office:word" xmlns:w="http://schemas.openxmlformats.org/wordprocessingml/2006/main" xmlns:w14="http://schemas.microsoft.com/office/word/2010/wordml" xmlns:w15="http://schemas.microsoft.com/office/word/2012/wordml" xmlns:w16cex="http://schemas.microsoft.com/office/word/2018/wordml/cex" xmlns:w16cid="http://schemas.microsoft.com/office/word/2016/wordml/cid" xmlns:w16="http://schemas.microsoft.com/office/word/2018/wordml" xmlns:w16du="http://schemas.microsoft.com/office/word/2023/wordml/word16du" xmlns:w16sdtdh="http://schemas.microsoft.com/office/word/2020/wordml/sdtdatahash" xmlns:w16sdtfl="http://schemas.microsoft.com/office/word/2024/wordml/sdtformatlock" xmlns:w16se="http://schemas.microsoft.com/office/word/2015/wordml/symex" xmlns:wpg="http://schemas.microsoft.com/office/word/2010/wordprocessingGroup" xmlns:wpi="http://schemas.microsoft.com/office/word/2010/wordprocessingInk" xmlns:wne="http://schemas.microsoft.com/office/word/2006/wordml" xmlns:wps="http://schemas.microsoft.com/office/word/2010/wordprocessingShape" mc:Ignorable="w14 w15 w16se w16cid w16 w16cex w16sdtdh w16sdtfl w16du wp14">
+  <w:footnote w:type="separator" w:id="-1">
+    <w:p>
+      <w:pPr>
+        <w:spacing w:after="0" w:line="240" w:lineRule="auto"/>
+      </w:pPr>
+      <w:r>
+        <w:separator/>
+      </w:r>
+    </w:p>
+  </w:footnote>
+  <w:footnote w:type="continuationSeparator" w:id="0">
+    <w:p>
+      <w:pPr>
+        <w:spacing w:after="0" w:line="240" w:lineRule="auto"/>
+      </w:pPr>
+      <w:r>
+        <w:continuationSeparator/>
+      </w:r>
+    </w:p>
+  </w:footnote>
+</w:footnotes>
 </file>
 
 <file path=word/numbering.xml><?xml version="1.0" encoding="utf-8"?>
@@ -6390,6 +9071,121 @@
     </w:lvl>
   </w:abstractNum>
   <w:abstractNum w:abstractNumId="10" w15:restartNumberingAfterBreak="0">
+    <w:nsid w:val="69B05BE7"/>
+    <w:multiLevelType w:val="hybridMultilevel"/>
+    <w:tmpl w:val="74101A30"/>
+    <w:lvl w:ilvl="0" w:tplc="A7F846BE">
+      <w:start w:val="1"/>
+      <w:numFmt w:val="bullet"/>
+      <w:lvlText w:val=""/>
+      <w:lvlJc w:val="left"/>
+      <w:pPr>
+        <w:ind w:left="1440" w:hanging="360"/>
+      </w:pPr>
+      <w:rPr>
+        <w:rFonts w:ascii="Symbol" w:hAnsi="Symbol" w:hint="default"/>
+        <w:sz w:val="28"/>
+        <w:szCs w:val="28"/>
+      </w:rPr>
+    </w:lvl>
+    <w:lvl w:ilvl="1" w:tplc="04090003" w:tentative="1">
+      <w:start w:val="1"/>
+      <w:numFmt w:val="bullet"/>
+      <w:lvlText w:val="o"/>
+      <w:lvlJc w:val="left"/>
+      <w:pPr>
+        <w:ind w:left="2160" w:hanging="360"/>
+      </w:pPr>
+      <w:rPr>
+        <w:rFonts w:ascii="Courier New" w:hAnsi="Courier New" w:cs="Courier New" w:hint="default"/>
+      </w:rPr>
+    </w:lvl>
+    <w:lvl w:ilvl="2" w:tplc="04090005" w:tentative="1">
+      <w:start w:val="1"/>
+      <w:numFmt w:val="bullet"/>
+      <w:lvlText w:val=""/>
+      <w:lvlJc w:val="left"/>
+      <w:pPr>
+        <w:ind w:left="2880" w:hanging="360"/>
+      </w:pPr>
+      <w:rPr>
+        <w:rFonts w:ascii="Wingdings" w:hAnsi="Wingdings" w:hint="default"/>
+      </w:rPr>
+    </w:lvl>
+    <w:lvl w:ilvl="3" w:tplc="04090001" w:tentative="1">
+      <w:start w:val="1"/>
+      <w:numFmt w:val="bullet"/>
+      <w:lvlText w:val=""/>
+      <w:lvlJc w:val="left"/>
+      <w:pPr>
+        <w:ind w:left="3600" w:hanging="360"/>
+      </w:pPr>
+      <w:rPr>
+        <w:rFonts w:ascii="Symbol" w:hAnsi="Symbol" w:hint="default"/>
+      </w:rPr>
+    </w:lvl>
+    <w:lvl w:ilvl="4" w:tplc="04090003" w:tentative="1">
+      <w:start w:val="1"/>
+      <w:numFmt w:val="bullet"/>
+      <w:lvlText w:val="o"/>
+      <w:lvlJc w:val="left"/>
+      <w:pPr>
+        <w:ind w:left="4320" w:hanging="360"/>
+      </w:pPr>
+      <w:rPr>
+        <w:rFonts w:ascii="Courier New" w:hAnsi="Courier New" w:cs="Courier New" w:hint="default"/>
+      </w:rPr>
+    </w:lvl>
+    <w:lvl w:ilvl="5" w:tplc="04090005" w:tentative="1">
+      <w:start w:val="1"/>
+      <w:numFmt w:val="bullet"/>
+      <w:lvlText w:val=""/>
+      <w:lvlJc w:val="left"/>
+      <w:pPr>
+        <w:ind w:left="5040" w:hanging="360"/>
+      </w:pPr>
+      <w:rPr>
+        <w:rFonts w:ascii="Wingdings" w:hAnsi="Wingdings" w:hint="default"/>
+      </w:rPr>
+    </w:lvl>
+    <w:lvl w:ilvl="6" w:tplc="04090001" w:tentative="1">
+      <w:start w:val="1"/>
+      <w:numFmt w:val="bullet"/>
+      <w:lvlText w:val=""/>
+      <w:lvlJc w:val="left"/>
+      <w:pPr>
+        <w:ind w:left="5760" w:hanging="360"/>
+      </w:pPr>
+      <w:rPr>
+        <w:rFonts w:ascii="Symbol" w:hAnsi="Symbol" w:hint="default"/>
+      </w:rPr>
+    </w:lvl>
+    <w:lvl w:ilvl="7" w:tplc="04090003" w:tentative="1">
+      <w:start w:val="1"/>
+      <w:numFmt w:val="bullet"/>
+      <w:lvlText w:val="o"/>
+      <w:lvlJc w:val="left"/>
+      <w:pPr>
+        <w:ind w:left="6480" w:hanging="360"/>
+      </w:pPr>
+      <w:rPr>
+        <w:rFonts w:ascii="Courier New" w:hAnsi="Courier New" w:cs="Courier New" w:hint="default"/>
+      </w:rPr>
+    </w:lvl>
+    <w:lvl w:ilvl="8" w:tplc="04090005" w:tentative="1">
+      <w:start w:val="1"/>
+      <w:numFmt w:val="bullet"/>
+      <w:lvlText w:val=""/>
+      <w:lvlJc w:val="left"/>
+      <w:pPr>
+        <w:ind w:left="7200" w:hanging="360"/>
+      </w:pPr>
+      <w:rPr>
+        <w:rFonts w:ascii="Wingdings" w:hAnsi="Wingdings" w:hint="default"/>
+      </w:rPr>
+    </w:lvl>
+  </w:abstractNum>
+  <w:abstractNum w:abstractNumId="11" w15:restartNumberingAfterBreak="0">
     <w:nsid w:val="72986F3D"/>
     <w:multiLevelType w:val="hybridMultilevel"/>
     <w:tmpl w:val="9DDEE540"/>
@@ -6504,7 +9300,7 @@
       </w:rPr>
     </w:lvl>
   </w:abstractNum>
-  <w:abstractNum w:abstractNumId="11" w15:restartNumberingAfterBreak="0">
+  <w:abstractNum w:abstractNumId="12" w15:restartNumberingAfterBreak="0">
     <w:nsid w:val="74FC3C76"/>
     <w:multiLevelType w:val="hybridMultilevel"/>
     <w:tmpl w:val="DEFC0BE4"/>
@@ -6647,12 +9443,15 @@
     <w:abstractNumId w:val="0"/>
   </w:num>
   <w:num w:numId="10" w16cid:durableId="1488011761">
-    <w:abstractNumId w:val="11"/>
+    <w:abstractNumId w:val="12"/>
   </w:num>
   <w:num w:numId="11" w16cid:durableId="2024164845">
     <w:abstractNumId w:val="9"/>
   </w:num>
   <w:num w:numId="12" w16cid:durableId="186407491">
+    <w:abstractNumId w:val="11"/>
+  </w:num>
+  <w:num w:numId="13" w16cid:durableId="2039044494">
     <w:abstractNumId w:val="10"/>
   </w:num>
 </w:numbering>
@@ -18038,6 +20837,175 @@
       </w:tcPr>
     </w:tblStylePr>
   </w:style>
+  <w:style w:type="table" w:styleId="PlainTable4">
+    <w:name w:val="Plain Table 4"/>
+    <w:basedOn w:val="TableNormal"/>
+    <w:uiPriority w:val="99"/>
+    <w:rsid w:val="00DA76AB"/>
+    <w:pPr>
+      <w:spacing w:after="0" w:line="240" w:lineRule="auto"/>
+    </w:pPr>
+    <w:tblPr>
+      <w:tblStyleRowBandSize w:val="1"/>
+      <w:tblStyleColBandSize w:val="1"/>
+    </w:tblPr>
+    <w:tblStylePr w:type="firstRow">
+      <w:rPr>
+        <w:b/>
+        <w:bCs/>
+      </w:rPr>
+    </w:tblStylePr>
+    <w:tblStylePr w:type="lastRow">
+      <w:rPr>
+        <w:b/>
+        <w:bCs/>
+      </w:rPr>
+    </w:tblStylePr>
+    <w:tblStylePr w:type="firstCol">
+      <w:rPr>
+        <w:b/>
+        <w:bCs/>
+      </w:rPr>
+    </w:tblStylePr>
+    <w:tblStylePr w:type="lastCol">
+      <w:rPr>
+        <w:b/>
+        <w:bCs/>
+      </w:rPr>
+    </w:tblStylePr>
+    <w:tblStylePr w:type="band1Vert">
+      <w:tblPr/>
+      <w:tcPr>
+        <w:shd w:val="clear" w:color="auto" w:fill="F2F2F2" w:themeFill="background1" w:themeFillShade="F2"/>
+      </w:tcPr>
+    </w:tblStylePr>
+    <w:tblStylePr w:type="band1Horz">
+      <w:tblPr/>
+      <w:tcPr>
+        <w:shd w:val="clear" w:color="auto" w:fill="F2F2F2" w:themeFill="background1" w:themeFillShade="F2"/>
+      </w:tcPr>
+    </w:tblStylePr>
+  </w:style>
+  <w:style w:type="table" w:styleId="PlainTable5">
+    <w:name w:val="Plain Table 5"/>
+    <w:basedOn w:val="TableNormal"/>
+    <w:uiPriority w:val="99"/>
+    <w:rsid w:val="00DA76AB"/>
+    <w:pPr>
+      <w:spacing w:after="0" w:line="240" w:lineRule="auto"/>
+    </w:pPr>
+    <w:tblPr>
+      <w:tblStyleRowBandSize w:val="1"/>
+      <w:tblStyleColBandSize w:val="1"/>
+    </w:tblPr>
+    <w:tblStylePr w:type="firstRow">
+      <w:rPr>
+        <w:rFonts w:asciiTheme="majorHAnsi" w:eastAsiaTheme="majorEastAsia" w:hAnsiTheme="majorHAnsi" w:cstheme="majorBidi"/>
+        <w:i/>
+        <w:iCs/>
+        <w:sz w:val="26"/>
+      </w:rPr>
+      <w:tblPr/>
+      <w:tcPr>
+        <w:tcBorders>
+          <w:bottom w:val="single" w:sz="4" w:space="0" w:color="7F7F7F" w:themeColor="text1" w:themeTint="80"/>
+        </w:tcBorders>
+        <w:shd w:val="clear" w:color="auto" w:fill="FFFFFF" w:themeFill="background1"/>
+      </w:tcPr>
+    </w:tblStylePr>
+    <w:tblStylePr w:type="lastRow">
+      <w:rPr>
+        <w:rFonts w:asciiTheme="majorHAnsi" w:eastAsiaTheme="majorEastAsia" w:hAnsiTheme="majorHAnsi" w:cstheme="majorBidi"/>
+        <w:i/>
+        <w:iCs/>
+        <w:sz w:val="26"/>
+      </w:rPr>
+      <w:tblPr/>
+      <w:tcPr>
+        <w:tcBorders>
+          <w:top w:val="single" w:sz="4" w:space="0" w:color="7F7F7F" w:themeColor="text1" w:themeTint="80"/>
+        </w:tcBorders>
+        <w:shd w:val="clear" w:color="auto" w:fill="FFFFFF" w:themeFill="background1"/>
+      </w:tcPr>
+    </w:tblStylePr>
+    <w:tblStylePr w:type="firstCol">
+      <w:pPr>
+        <w:jc w:val="right"/>
+      </w:pPr>
+      <w:rPr>
+        <w:rFonts w:asciiTheme="majorHAnsi" w:eastAsiaTheme="majorEastAsia" w:hAnsiTheme="majorHAnsi" w:cstheme="majorBidi"/>
+        <w:i/>
+        <w:iCs/>
+        <w:sz w:val="26"/>
+      </w:rPr>
+      <w:tblPr/>
+      <w:tcPr>
+        <w:tcBorders>
+          <w:right w:val="single" w:sz="4" w:space="0" w:color="7F7F7F" w:themeColor="text1" w:themeTint="80"/>
+        </w:tcBorders>
+        <w:shd w:val="clear" w:color="auto" w:fill="FFFFFF" w:themeFill="background1"/>
+      </w:tcPr>
+    </w:tblStylePr>
+    <w:tblStylePr w:type="lastCol">
+      <w:rPr>
+        <w:rFonts w:asciiTheme="majorHAnsi" w:eastAsiaTheme="majorEastAsia" w:hAnsiTheme="majorHAnsi" w:cstheme="majorBidi"/>
+        <w:i/>
+        <w:iCs/>
+        <w:sz w:val="26"/>
+      </w:rPr>
+      <w:tblPr/>
+      <w:tcPr>
+        <w:tcBorders>
+          <w:left w:val="single" w:sz="4" w:space="0" w:color="7F7F7F" w:themeColor="text1" w:themeTint="80"/>
+        </w:tcBorders>
+        <w:shd w:val="clear" w:color="auto" w:fill="FFFFFF" w:themeFill="background1"/>
+      </w:tcPr>
+    </w:tblStylePr>
+    <w:tblStylePr w:type="band1Vert">
+      <w:tblPr/>
+      <w:tcPr>
+        <w:shd w:val="clear" w:color="auto" w:fill="F2F2F2" w:themeFill="background1" w:themeFillShade="F2"/>
+      </w:tcPr>
+    </w:tblStylePr>
+    <w:tblStylePr w:type="band1Horz">
+      <w:tblPr/>
+      <w:tcPr>
+        <w:shd w:val="clear" w:color="auto" w:fill="F2F2F2" w:themeFill="background1" w:themeFillShade="F2"/>
+      </w:tcPr>
+    </w:tblStylePr>
+    <w:tblStylePr w:type="neCell">
+      <w:tblPr/>
+      <w:tcPr>
+        <w:tcBorders>
+          <w:left w:val="nil"/>
+        </w:tcBorders>
+      </w:tcPr>
+    </w:tblStylePr>
+    <w:tblStylePr w:type="nwCell">
+      <w:tblPr/>
+      <w:tcPr>
+        <w:tcBorders>
+          <w:right w:val="nil"/>
+        </w:tcBorders>
+      </w:tcPr>
+    </w:tblStylePr>
+    <w:tblStylePr w:type="seCell">
+      <w:tblPr/>
+      <w:tcPr>
+        <w:tcBorders>
+          <w:left w:val="nil"/>
+        </w:tcBorders>
+      </w:tcPr>
+    </w:tblStylePr>
+    <w:tblStylePr w:type="swCell">
+      <w:tblPr/>
+      <w:tcPr>
+        <w:tcBorders>
+          <w:right w:val="nil"/>
+        </w:tcBorders>
+      </w:tcPr>
+    </w:tblStylePr>
+  </w:style>
 </w:styles>
 </file>
 
